--- a/plantillas_maestras/17_seguro_no_especificado/materia_general_asegurativa/2_o_mas_ddos_varios/mujer/TPL_2061_2026_SEGURO_NO_ESPECIFICADO_MATERIA_GENERAL_ASEGURATIVA_ASEGURADORA_MUJER_R2.DOCX
+++ b/plantillas_maestras/17_seguro_no_especificado/materia_general_asegurativa/2_o_mas_ddos_varios/mujer/TPL_2061_2026_SEGURO_NO_ESPECIFICADO_MATERIA_GENERAL_ASEGURATIVA_ASEGURADORA_MUJER_R2.DOCX
@@ -321,7 +321,7 @@
           <w14:ligatures w14:val="none"/>
         </w:rPr>
         <w:tab/>
-        <w:t xml:space="preserve">:       </w:t>
+        <w:t xml:space="preserve">: </w:t>
       </w:r>
       <w:r>
         <w:rPr>
@@ -1413,7 +1413,7 @@
           <w:lang w:eastAsia="es-ES"/>
           <w14:ligatures w14:val="none"/>
         </w:rPr>
-        <w:t xml:space="preserve">El 12 de febrero de 2026, presentó la Queja/Reclamo N° 000/0893/2026 ante Pacífico, cuestionando la suspensión del trámite de activación de la cobertura del </w:t>
+        <w:t xml:space="preserve">El 12 de febrero de 2026, presentó la Queja/Reclamo 000/0893/2026 ante Pacífico, cuestionando la suspensión del trámite de activación de la cobertura del </w:t>
       </w:r>
       <w:r>
         <w:rPr>
@@ -1490,7 +1490,7 @@
           <w:lang w:eastAsia="es-ES"/>
           <w14:ligatures w14:val="none"/>
         </w:rPr>
-        <w:t>Reclamo N° 000/0893/2026 y se ratificó en lo comunicado mediante la Carta GSIN-1292995/2026, reiterando que era necesario que se sometiera a la prueba de polígrafo para continuar con la atención del siniestro.</w:t>
+        <w:t>Reclamo 000/0893/2026 y se ratificó en lo comunicado mediante la Carta GSIN-1292995/2026, reiterando que era necesario que se sometiera a la prueba de polígrafo para continuar con la atención del siniestro.</w:t>
       </w:r>
     </w:p>
     <w:p>
@@ -2146,7 +2146,7 @@
           <w:lang w:eastAsia="es-PE"/>
           <w14:ligatures w14:val="none"/>
         </w:rPr>
-        <w:t xml:space="preserve">.  </w:t>
+        <w:t xml:space="preserve">. </w:t>
       </w:r>
       <w:bookmarkStart w:id="12" w:name="_Hlk212534267"/>
       <w:bookmarkEnd w:id="1"/>
@@ -2631,7 +2631,7 @@
           <w:lang w:eastAsia="es-PE"/>
           <w14:ligatures w14:val="none"/>
         </w:rPr>
-        <w:t xml:space="preserve">RESOLUCIÓN DE LA SECRETARÍA TÉCNICA  </w:t>
+        <w:t xml:space="preserve">RESOLUCIÓN DE LA SECRETARÍA TÉCNICA </w:t>
       </w:r>
     </w:p>
     <w:p>
@@ -4165,7 +4165,7 @@
           <w:kern w:val="0"/>
           <w14:ligatures w14:val="none"/>
         </w:rPr>
-        <w:t>Legislativo  807</w:t>
+        <w:t>Legislativo 807</w:t>
       </w:r>
       <w:proofErr w:type="gramEnd"/>
       <w:r>
@@ -4402,7 +4402,7 @@
           <w:rFonts w:ascii="Arial Narrow" w:hAnsi="Arial Narrow"/>
           <w:color w:val="000000"/>
         </w:rPr>
-        <w:t>mediante Decreto Supremo  006-2026-JUS, bajo apercibimiento de rehacer el acto de notificación y notificarle conforme al numeral 1 del artículo 20 del citado cuerpo normativo</w:t>
+        <w:t>mediante Decreto Supremo 006-2026-JUS, bajo apercibimiento de rehacer el acto de notificación y notificarle conforme al numeral 1 del artículo 20 del citado cuerpo normativo</w:t>
       </w:r>
       <w:r>
         <w:rPr>
@@ -4841,7 +4841,7 @@
           <w:sz w:val="16"/>
           <w:szCs w:val="16"/>
         </w:rPr>
-        <w:t>Denuncia remitida a esta Comisión mediante DOCUMENTO DE TRASLADO N° 018-2026-CPC-SMA/INDECOPI de fecha 2 de junio de 2026, recepcionada el 5 de junio de 2026.</w:t>
+        <w:t>Denuncia remitida a esta Comisión mediante DOCUMENTO DE TRASLADO 018-2026-CPC-SMA/INDECOPI de fecha 2 de junio de 2026, recepcionada el 5 de junio de 2026.</w:t>
       </w:r>
     </w:p>
     <w:p>
@@ -4958,7 +4958,7 @@
           <w:sz w:val="16"/>
           <w:szCs w:val="16"/>
         </w:rPr>
-        <w:t xml:space="preserve">  </w:t>
+        <w:t xml:space="preserve"> </w:t>
       </w:r>
       <w:r>
         <w:rPr>
@@ -5229,7 +5229,7 @@
           <w:sz w:val="16"/>
           <w:szCs w:val="16"/>
         </w:rPr>
-        <w:t xml:space="preserve">           </w:t>
+        <w:t xml:space="preserve"> </w:t>
       </w:r>
       <w:r>
         <w:rPr>
@@ -5247,7 +5247,7 @@
           <w:sz w:val="16"/>
           <w:szCs w:val="16"/>
         </w:rPr>
-        <w:t xml:space="preserve">LEY 29571, CÓDIGO DE PROTECCIÓN Y DEFENSA DEL CONSUMIDOR, publicado el 2 de setiembre de 2010 y modificado por Decreto Legislativo N 1308   </w:t>
+        <w:t xml:space="preserve">LEY 29571, CÓDIGO DE PROTECCIÓN Y DEFENSA DEL CONSUMIDOR, publicado el 2 de setiembre de 2010 y modificado por Decreto Legislativo N 1308 </w:t>
       </w:r>
     </w:p>
     <w:p>
@@ -5271,7 +5271,7 @@
           <w:sz w:val="16"/>
           <w:szCs w:val="16"/>
         </w:rPr>
-        <w:t xml:space="preserve">Artículo 18.- Idoneidad   </w:t>
+        <w:t xml:space="preserve">Artículo 18.- Idoneidad </w:t>
       </w:r>
     </w:p>
     <w:p>
@@ -5291,7 +5291,7 @@
           <w:sz w:val="16"/>
           <w:szCs w:val="16"/>
         </w:rPr>
-        <w:t xml:space="preserve">Se entiende por idoneidad la correspondencia entre lo que un consumidor espera y lo que efectivamente recibe, en función a lo que se le hubiera ofrecido, la publicidad e información transmitida, las condiciones y circunstancias de la transacción, las características y naturaleza del producto o servicio, el precio, entre otros factores, atendiendo a las circunstancias del caso.    </w:t>
+        <w:t xml:space="preserve">Se entiende por idoneidad la correspondencia entre lo que un consumidor espera y lo que efectivamente recibe, en función a lo que se le hubiera ofrecido, la publicidad e información transmitida, las condiciones y circunstancias de la transacción, las características y naturaleza del producto o servicio, el precio, entre otros factores, atendiendo a las circunstancias del caso. </w:t>
       </w:r>
     </w:p>
     <w:p>
@@ -5430,7 +5430,7 @@
           <w:sz w:val="16"/>
           <w:szCs w:val="16"/>
         </w:rPr>
-        <w:t xml:space="preserve">LEY 29571, CÓDIGO DE PROTECCIÓN Y DEFENSA DEL CONSUMIDOR, publicado el 2 de setiembre de 2010 y modificado por Decreto Legislativo N 1308   </w:t>
+        <w:t xml:space="preserve">LEY 29571, CÓDIGO DE PROTECCIÓN Y DEFENSA DEL CONSUMIDOR, publicado el 2 de setiembre de 2010 y modificado por Decreto Legislativo N 1308 </w:t>
       </w:r>
     </w:p>
     <w:p>
@@ -5679,7 +5679,7 @@
           <w:sz w:val="16"/>
           <w:szCs w:val="16"/>
         </w:rPr>
-        <w:t xml:space="preserve">  </w:t>
+        <w:t xml:space="preserve"> </w:t>
       </w:r>
       <w:r>
         <w:rPr>
@@ -5873,7 +5873,7 @@
           <w:szCs w:val="16"/>
         </w:rPr>
         <w:tab/>
-        <w:t xml:space="preserve">El número de trabajadores se atenderá siempre que la empresa haya sido constituida antes de la vigencia de la Ley Nº 30056, publicada el 2 de julio de 2013, que modificó el artículo 5 del Texto Único Ordenado de la Ley de Promoción de la Competitividad, Formalización y Desarrollo de la Micro y Pequeña Empresa y de Acceso al Empleo Decente (LEY MYPE). Ello, en la medida que la Tercera Disposición Complementaria Transitoria de la norma modificatoria precisa que las empresas constituidas antes de la </w:t>
+        <w:t xml:space="preserve">El número de trabajadores se atenderá siempre que la empresa haya sido constituida antes de la vigencia de la Ley 30056, publicada el 2 de julio de 2013, que modificó el artículo 5 del Texto Único Ordenado de la Ley de Promoción de la Competitividad, Formalización y Desarrollo de la Micro y Pequeña Empresa y de Acceso al Empleo Decente (LEY MYPE). Ello, en la medida que la Tercera Disposición Complementaria Transitoria de la norma modificatoria precisa que las empresas constituidas antes de la </w:t>
       </w:r>
       <w:proofErr w:type="gramStart"/>
       <w:r>
@@ -6145,15 +6145,15 @@
           <w:szCs w:val="16"/>
           <w:vertAlign w:val="superscript"/>
         </w:rPr>
-        <w:t xml:space="preserve">  </w:t>
-      </w:r>
-      <w:r>
-        <w:rPr>
-          <w:rFonts w:ascii="Arial Narrow" w:hAnsi="Arial Narrow" w:cs="Arial"/>
-          <w:sz w:val="16"/>
-          <w:szCs w:val="16"/>
-        </w:rPr>
-        <w:t xml:space="preserve">     </w:t>
+        <w:t xml:space="preserve"> </w:t>
+      </w:r>
+      <w:r>
+        <w:rPr>
+          <w:rFonts w:ascii="Arial Narrow" w:hAnsi="Arial Narrow" w:cs="Arial"/>
+          <w:sz w:val="16"/>
+          <w:szCs w:val="16"/>
+        </w:rPr>
+        <w:t xml:space="preserve"> </w:t>
       </w:r>
       <w:r>
         <w:rPr>
@@ -6250,7 +6250,7 @@
           <w:sz w:val="16"/>
           <w:szCs w:val="16"/>
         </w:rPr>
-        <w:t>El órgano resolutivo puede sancionar las infracciones administrativas a que se refiere el artículo 108º con amonestación y multas de hasta cuatrocientos cincuenta (450) Unidades Impositivas Tributarias (UIT), las cuales son calificadas de la siguiente manera:</w:t>
+        <w:t>El órgano resolutivo puede sancionar las infracciones administrativas a que se refiere el artículo 108 con amonestación y multas de hasta cuatrocientos cincuenta (450) Unidades Impositivas Tributarias (UIT), las cuales son calificadas de la siguiente manera:</w:t>
       </w:r>
     </w:p>
     <w:p>
@@ -6374,7 +6374,7 @@
           <w:sz w:val="16"/>
           <w:szCs w:val="16"/>
         </w:rPr>
-        <w:t xml:space="preserve">        </w:t>
+        <w:t xml:space="preserve"> </w:t>
       </w:r>
       <w:r>
         <w:rPr>
@@ -7231,7 +7231,7 @@
           <w:sz w:val="16"/>
           <w:szCs w:val="16"/>
         </w:rPr>
-        <w:t xml:space="preserve">         </w:t>
+        <w:t xml:space="preserve"> </w:t>
       </w:r>
       <w:r>
         <w:rPr>
@@ -7482,7 +7482,7 @@
           <w:szCs w:val="16"/>
         </w:rPr>
         <w:tab/>
-        <w:t>DECRETO LEGISLATIVO Nº 807, LEY SOBRE FACULTADES, NORMAS Y ORGANIZACIÓN DEL INDECOPI FACULTADES DE LAS COMISIONES Y OFICINAS DEL INDECOPI</w:t>
+        <w:t>DECRETO LEGISLATIVO 807, LEY SOBRE FACULTADES, NORMAS Y ORGANIZACIÓN DEL INDECOPI FACULTADES DE LAS COMISIONES Y OFICINAS DEL INDECOPI</w:t>
       </w:r>
     </w:p>
     <w:p>
@@ -7967,7 +7967,7 @@
               <w:sz w:val="16"/>
               <w:szCs w:val="16"/>
             </w:rPr>
-            <w:t xml:space="preserve">CNICA DE LA    </w:t>
+            <w:t xml:space="preserve">CNICA DE LA </w:t>
           </w:r>
         </w:p>
         <w:p>

--- a/plantillas_maestras/17_seguro_no_especificado/materia_general_asegurativa/2_o_mas_ddos_varios/mujer/TPL_2061_2026_SEGURO_NO_ESPECIFICADO_MATERIA_GENERAL_ASEGURATIVA_ASEGURADORA_MUJER_R2.DOCX
+++ b/plantillas_maestras/17_seguro_no_especificado/materia_general_asegurativa/2_o_mas_ddos_varios/mujer/TPL_2061_2026_SEGURO_NO_ESPECIFICADO_MATERIA_GENERAL_ASEGURATIVA_ASEGURADORA_MUJER_R2.DOCX
@@ -93,7 +93,7 @@
           <w:lang w:eastAsia="es-PE"/>
           <w14:ligatures w14:val="none"/>
         </w:rPr>
-        <w:t>DENUNCIANTE</w:t>
+        <w:t xml:space="preserve">DENUNCIANTE:[DENUNCIANTE] (SEÑORA [APELLIDO])</w:t>
       </w:r>
       <w:r>
         <w:rPr>
@@ -105,7 +105,7 @@
           <w14:ligatures w14:val="none"/>
         </w:rPr>
         <w:tab/>
-        <w:t>:</w:t>
+        <w:t/>
       </w:r>
       <w:r>
         <w:rPr>
@@ -127,51 +127,51 @@
           <w:lang w:eastAsia="es-PE"/>
           <w14:ligatures w14:val="none"/>
         </w:rPr>
-        <w:t>NILDA MARITA MEDINA HUAYAMA</w:t>
-      </w:r>
-      <w:r>
-        <w:rPr>
-          <w:rFonts w:ascii="Arial Narrow" w:eastAsia="Arial Narrow" w:hAnsi="Arial Narrow" w:cs="Arial Narrow"/>
-          <w:b/>
-          <w:color w:val="000000"/>
-          <w:kern w:val="0"/>
-          <w:lang w:eastAsia="es-PE"/>
-          <w14:ligatures w14:val="none"/>
-        </w:rPr>
-        <w:t xml:space="preserve"> </w:t>
-      </w:r>
-      <w:r>
-        <w:rPr>
-          <w:rFonts w:ascii="Arial Narrow" w:eastAsia="Arial Narrow" w:hAnsi="Arial Narrow" w:cs="Arial Narrow"/>
-          <w:b/>
-          <w:color w:val="000000"/>
-          <w:kern w:val="0"/>
-          <w:lang w:eastAsia="es-PE"/>
-          <w14:ligatures w14:val="none"/>
-        </w:rPr>
-        <w:t xml:space="preserve">(SEÑORA </w:t>
-      </w:r>
-      <w:r>
-        <w:rPr>
-          <w:rFonts w:ascii="Arial Narrow" w:eastAsia="Arial Narrow" w:hAnsi="Arial Narrow" w:cs="Arial Narrow"/>
-          <w:b/>
-          <w:color w:val="000000"/>
-          <w:kern w:val="0"/>
-          <w:lang w:eastAsia="es-PE"/>
-          <w14:ligatures w14:val="none"/>
-        </w:rPr>
-        <w:t>MEDINA</w:t>
-      </w:r>
-      <w:r>
-        <w:rPr>
-          <w:rFonts w:ascii="Arial Narrow" w:eastAsia="Arial Narrow" w:hAnsi="Arial Narrow" w:cs="Arial Narrow"/>
-          <w:b/>
-          <w:color w:val="000000"/>
-          <w:kern w:val="0"/>
-          <w:lang w:eastAsia="es-PE"/>
-          <w14:ligatures w14:val="none"/>
-        </w:rPr>
-        <w:t>)</w:t>
+        <w:t/>
+      </w:r>
+      <w:r>
+        <w:rPr>
+          <w:rFonts w:ascii="Arial Narrow" w:eastAsia="Arial Narrow" w:hAnsi="Arial Narrow" w:cs="Arial Narrow"/>
+          <w:b/>
+          <w:color w:val="000000"/>
+          <w:kern w:val="0"/>
+          <w:lang w:eastAsia="es-PE"/>
+          <w14:ligatures w14:val="none"/>
+        </w:rPr>
+        <w:t xml:space="preserve"/>
+      </w:r>
+      <w:r>
+        <w:rPr>
+          <w:rFonts w:ascii="Arial Narrow" w:eastAsia="Arial Narrow" w:hAnsi="Arial Narrow" w:cs="Arial Narrow"/>
+          <w:b/>
+          <w:color w:val="000000"/>
+          <w:kern w:val="0"/>
+          <w:lang w:eastAsia="es-PE"/>
+          <w14:ligatures w14:val="none"/>
+        </w:rPr>
+        <w:t xml:space="preserve"/>
+      </w:r>
+      <w:r>
+        <w:rPr>
+          <w:rFonts w:ascii="Arial Narrow" w:eastAsia="Arial Narrow" w:hAnsi="Arial Narrow" w:cs="Arial Narrow"/>
+          <w:b/>
+          <w:color w:val="000000"/>
+          <w:kern w:val="0"/>
+          <w:lang w:eastAsia="es-PE"/>
+          <w14:ligatures w14:val="none"/>
+        </w:rPr>
+        <w:t/>
+      </w:r>
+      <w:r>
+        <w:rPr>
+          <w:rFonts w:ascii="Arial Narrow" w:eastAsia="Arial Narrow" w:hAnsi="Arial Narrow" w:cs="Arial Narrow"/>
+          <w:b/>
+          <w:color w:val="000000"/>
+          <w:kern w:val="0"/>
+          <w:lang w:eastAsia="es-PE"/>
+          <w14:ligatures w14:val="none"/>
+        </w:rPr>
+        <w:t/>
       </w:r>
     </w:p>
     <w:p>
@@ -602,7 +602,7 @@
           <w:lang w:val="es-ES" w:eastAsia="es-ES"/>
           <w14:ligatures w14:val="none"/>
         </w:rPr>
-        <w:t xml:space="preserve">Mediante el escrito del </w:t>
+        <w:t xml:space="preserve">Mediante el escrito del 26 de febrero de 2026, subsanado mediante escrito del 19 de junio de 2026, la señora [APELLIDO] denunció a Pacífico por presuntas infracciones a la Ley 29571, Código de Protección y Defensa del Consumidor (en adelante, Código), señalando lo siguiente:</w:t>
       </w:r>
       <w:r>
         <w:rPr>
@@ -612,7 +612,7 @@
           <w:lang w:val="es-ES" w:eastAsia="es-ES"/>
           <w14:ligatures w14:val="none"/>
         </w:rPr>
-        <w:t>26 de febrero de 2026, subsanado mediante escrito del 19 de junio de 2026</w:t>
+        <w:t/>
       </w:r>
       <w:r>
         <w:rPr>
@@ -631,7 +631,7 @@
           <w:kern w:val="0"/>
           <w14:ligatures w14:val="none"/>
         </w:rPr>
-        <w:t>,</w:t>
+        <w:t/>
       </w:r>
       <w:r>
         <w:rPr>
@@ -639,7 +639,7 @@
           <w:kern w:val="0"/>
           <w14:ligatures w14:val="none"/>
         </w:rPr>
-        <w:t xml:space="preserve"> la señora</w:t>
+        <w:t xml:space="preserve"/>
       </w:r>
       <w:r>
         <w:rPr>
@@ -647,7 +647,7 @@
           <w:kern w:val="0"/>
           <w14:ligatures w14:val="none"/>
         </w:rPr>
-        <w:t xml:space="preserve"> Medina d</w:t>
+        <w:t xml:space="preserve"/>
       </w:r>
       <w:r>
         <w:rPr>
@@ -657,7 +657,7 @@
           <w:lang w:val="es-ES" w:eastAsia="es-ES"/>
           <w14:ligatures w14:val="none"/>
         </w:rPr>
-        <w:t xml:space="preserve">enunció a </w:t>
+        <w:t xml:space="preserve"/>
       </w:r>
       <w:r>
         <w:rPr>
@@ -667,7 +667,7 @@
           <w:lang w:val="es-ES" w:eastAsia="es-ES"/>
           <w14:ligatures w14:val="none"/>
         </w:rPr>
-        <w:t xml:space="preserve">Pacífico </w:t>
+        <w:t xml:space="preserve"/>
       </w:r>
       <w:r>
         <w:rPr>
@@ -677,7 +677,7 @@
           <w:lang w:val="es-ES" w:eastAsia="es-ES"/>
           <w14:ligatures w14:val="none"/>
         </w:rPr>
-        <w:t xml:space="preserve">por presuntas infracciones a la </w:t>
+        <w:t xml:space="preserve"/>
       </w:r>
       <w:r>
         <w:rPr>
@@ -687,7 +687,7 @@
           <w:lang w:val="es-ES" w:eastAsia="es-ES"/>
           <w14:ligatures w14:val="none"/>
         </w:rPr>
-        <w:t xml:space="preserve">Ley </w:t>
+        <w:t xml:space="preserve"/>
       </w:r>
       <w:r>
         <w:rPr>
@@ -697,7 +697,7 @@
           <w:lang w:eastAsia="es-PE"/>
           <w14:ligatures w14:val="none"/>
         </w:rPr>
-        <w:t>29571</w:t>
+        <w:t/>
       </w:r>
       <w:r>
         <w:rPr>
@@ -707,7 +707,7 @@
           <w:lang w:val="es-ES" w:eastAsia="es-ES"/>
           <w14:ligatures w14:val="none"/>
         </w:rPr>
-        <w:t>, Código de Protección y Defensa del Consumidor (en adelante, Código)</w:t>
+        <w:t/>
       </w:r>
       <w:r>
         <w:rPr>
@@ -728,7 +728,7 @@
           <w:lang w:val="es-ES" w:eastAsia="es-ES"/>
           <w14:ligatures w14:val="none"/>
         </w:rPr>
-        <w:t xml:space="preserve">, señalando </w:t>
+        <w:t xml:space="preserve"/>
       </w:r>
       <w:r>
         <w:rPr>
@@ -739,7 +739,7 @@
           <w:lang w:val="es-ES" w:eastAsia="es-ES"/>
           <w14:ligatures w14:val="none"/>
         </w:rPr>
-        <w:t>lo siguiente:</w:t>
+        <w:t/>
       </w:r>
     </w:p>
     <w:p>
@@ -1646,7 +1646,7 @@
           <w:lang w:val="es-ES" w:eastAsia="es-ES"/>
           <w14:ligatures w14:val="none"/>
         </w:rPr>
-        <w:t>La señora Medina solicitó, en calidad</w:t>
+        <w:t xml:space="preserve">La señora [APELLIDO] solicitó, en calidad de medida correctiva, que Pacífico cumpla con otorgar la cobertura de la Póliza 1000001429 del Seguro de Protección de Tarjetas por el siniestro del 10 de enero de 2026, ascendente a S/ 14 978,50 y US$ 800,00. Asimismo, requirió el reembolso de costos y costas del presente procedimiento.</w:t>
       </w:r>
       <w:r>
         <w:rPr>
@@ -1656,7 +1656,7 @@
           <w:lang w:val="es-ES" w:eastAsia="es-ES"/>
           <w14:ligatures w14:val="none"/>
         </w:rPr>
-        <w:t xml:space="preserve"> de medida correctiva, que </w:t>
+        <w:t xml:space="preserve"/>
       </w:r>
       <w:r>
         <w:rPr>
@@ -1666,7 +1666,7 @@
           <w:lang w:val="es-ES" w:eastAsia="es-ES"/>
           <w14:ligatures w14:val="none"/>
         </w:rPr>
-        <w:t xml:space="preserve">Pacífico </w:t>
+        <w:t xml:space="preserve"/>
       </w:r>
       <w:r>
         <w:rPr>
@@ -1676,7 +1676,7 @@
           <w:lang w:val="es-ES" w:eastAsia="es-ES"/>
           <w14:ligatures w14:val="none"/>
         </w:rPr>
-        <w:t xml:space="preserve">cumpla con otorgar la cobertura </w:t>
+        <w:t xml:space="preserve"/>
       </w:r>
       <w:r>
         <w:rPr>
@@ -1686,7 +1686,7 @@
           <w:lang w:val="es-ES" w:eastAsia="es-ES"/>
           <w14:ligatures w14:val="none"/>
         </w:rPr>
-        <w:t xml:space="preserve">de la </w:t>
+        <w:t xml:space="preserve"/>
       </w:r>
       <w:r>
         <w:rPr>
@@ -1696,7 +1696,7 @@
           <w:lang w:val="es-ES" w:eastAsia="es-ES"/>
           <w14:ligatures w14:val="none"/>
         </w:rPr>
-        <w:t>Póliza 1000001429 del Seguro de Protección de Tarjetas</w:t>
+        <w:t/>
       </w:r>
       <w:r>
         <w:rPr>
@@ -1706,7 +1706,7 @@
           <w:lang w:val="es-ES" w:eastAsia="es-ES"/>
           <w14:ligatures w14:val="none"/>
         </w:rPr>
-        <w:t xml:space="preserve"> </w:t>
+        <w:t xml:space="preserve"/>
       </w:r>
       <w:r>
         <w:rPr>
@@ -1716,7 +1716,7 @@
           <w:lang w:val="es-ES" w:eastAsia="es-ES"/>
           <w14:ligatures w14:val="none"/>
         </w:rPr>
-        <w:t xml:space="preserve">por el </w:t>
+        <w:t xml:space="preserve"/>
       </w:r>
       <w:r>
         <w:rPr>
@@ -1726,7 +1726,7 @@
           <w:lang w:val="es-ES" w:eastAsia="es-ES"/>
           <w14:ligatures w14:val="none"/>
         </w:rPr>
-        <w:t>siniestro del 10 de enero de 2026</w:t>
+        <w:t/>
       </w:r>
       <w:r>
         <w:rPr>
@@ -1736,7 +1736,7 @@
           <w:lang w:val="es-ES" w:eastAsia="es-ES"/>
           <w14:ligatures w14:val="none"/>
         </w:rPr>
-        <w:t xml:space="preserve">, ascendente a S/ </w:t>
+        <w:t xml:space="preserve"/>
       </w:r>
       <w:r>
         <w:rPr>
@@ -1746,7 +1746,7 @@
           <w:lang w:val="es-ES" w:eastAsia="es-ES"/>
           <w14:ligatures w14:val="none"/>
         </w:rPr>
-        <w:t>14 978,50</w:t>
+        <w:t/>
       </w:r>
       <w:r>
         <w:rPr>
@@ -1756,7 +1756,7 @@
           <w:lang w:val="es-ES" w:eastAsia="es-ES"/>
           <w14:ligatures w14:val="none"/>
         </w:rPr>
-        <w:t xml:space="preserve"> </w:t>
+        <w:t xml:space="preserve"/>
       </w:r>
       <w:r>
         <w:rPr>
@@ -1766,7 +1766,7 @@
           <w:lang w:val="es-ES" w:eastAsia="es-ES"/>
           <w14:ligatures w14:val="none"/>
         </w:rPr>
-        <w:t>y US$</w:t>
+        <w:t/>
       </w:r>
       <w:r>
         <w:rPr>
@@ -1776,7 +1776,7 @@
           <w:lang w:val="es-ES" w:eastAsia="es-ES"/>
           <w14:ligatures w14:val="none"/>
         </w:rPr>
-        <w:t xml:space="preserve"> 800</w:t>
+        <w:t xml:space="preserve"/>
       </w:r>
       <w:r>
         <w:rPr>
@@ -1786,7 +1786,7 @@
           <w:lang w:val="es-ES" w:eastAsia="es-ES"/>
           <w14:ligatures w14:val="none"/>
         </w:rPr>
-        <w:t>,00</w:t>
+        <w:t/>
       </w:r>
       <w:r>
         <w:rPr>
@@ -1796,7 +1796,7 @@
           <w:lang w:val="es-ES" w:eastAsia="es-ES"/>
           <w14:ligatures w14:val="none"/>
         </w:rPr>
-        <w:t>. Asimismo, requirió el reembolso de costos y costas del presente procedimiento.</w:t>
+        <w:t/>
       </w:r>
     </w:p>
     <w:p>
@@ -2669,7 +2669,7 @@
           <w:lang w:eastAsia="es-PE"/>
           <w14:ligatures w14:val="none"/>
         </w:rPr>
-        <w:t xml:space="preserve">PRIMERO: </w:t>
+        <w:t xml:space="preserve">PRIMERO: admitir a trámite la denuncia del 26 de febrero de 2026, subsanado mediante escrito del 19 de junio de 2026, interpuesta por la señora [DENUNCIANTE] contra Pacífico Compañía de Seguros y Reaseguros S.A., por lo siguiente:</w:t>
       </w:r>
       <w:r>
         <w:rPr>
@@ -2680,7 +2680,7 @@
           <w:lang w:eastAsia="es-PE"/>
           <w14:ligatures w14:val="none"/>
         </w:rPr>
-        <w:t xml:space="preserve">admitir a trámite la denuncia del </w:t>
+        <w:t xml:space="preserve"/>
       </w:r>
       <w:r>
         <w:rPr>
@@ -2691,7 +2691,7 @@
           <w:lang w:eastAsia="es-PE"/>
           <w14:ligatures w14:val="none"/>
         </w:rPr>
-        <w:t>26 de febrero de 2026, subsanado mediante escrito del 19 de junio de 2026</w:t>
+        <w:t/>
       </w:r>
       <w:r>
         <w:rPr>
@@ -2702,7 +2702,7 @@
           <w:lang w:eastAsia="es-PE"/>
           <w14:ligatures w14:val="none"/>
         </w:rPr>
-        <w:t xml:space="preserve">, </w:t>
+        <w:t xml:space="preserve"/>
       </w:r>
       <w:r>
         <w:rPr>
@@ -2713,7 +2713,7 @@
           <w:lang w:eastAsia="es-PE"/>
           <w14:ligatures w14:val="none"/>
         </w:rPr>
-        <w:t xml:space="preserve">interpuesta por </w:t>
+        <w:t xml:space="preserve"/>
       </w:r>
       <w:r>
         <w:rPr>
@@ -2724,7 +2724,7 @@
           <w:lang w:eastAsia="es-PE"/>
           <w14:ligatures w14:val="none"/>
         </w:rPr>
-        <w:t>la</w:t>
+        <w:t/>
       </w:r>
       <w:r>
         <w:rPr>
@@ -2735,7 +2735,7 @@
           <w:lang w:eastAsia="es-PE"/>
           <w14:ligatures w14:val="none"/>
         </w:rPr>
-        <w:t xml:space="preserve"> </w:t>
+        <w:t xml:space="preserve"/>
       </w:r>
       <w:r>
         <w:rPr>
@@ -2746,7 +2746,7 @@
           <w:lang w:eastAsia="es-PE"/>
           <w14:ligatures w14:val="none"/>
         </w:rPr>
-        <w:t xml:space="preserve">señora </w:t>
+        <w:t xml:space="preserve"/>
       </w:r>
       <w:r>
         <w:rPr>
@@ -2757,7 +2757,7 @@
           <w:lang w:eastAsia="es-PE"/>
           <w14:ligatures w14:val="none"/>
         </w:rPr>
-        <w:t xml:space="preserve">Nilda Marita Medina </w:t>
+        <w:t xml:space="preserve"/>
       </w:r>
       <w:proofErr w:type="spellStart"/>
       <w:r>
@@ -2769,7 +2769,7 @@
           <w:lang w:eastAsia="es-PE"/>
           <w14:ligatures w14:val="none"/>
         </w:rPr>
-        <w:t>Huayama</w:t>
+        <w:t/>
       </w:r>
       <w:proofErr w:type="spellEnd"/>
       <w:r>
@@ -2781,7 +2781,7 @@
           <w:lang w:eastAsia="es-PE"/>
           <w14:ligatures w14:val="none"/>
         </w:rPr>
-        <w:t xml:space="preserve"> </w:t>
+        <w:t xml:space="preserve"/>
       </w:r>
       <w:r>
         <w:rPr>
@@ -2792,7 +2792,7 @@
           <w:lang w:eastAsia="es-PE"/>
           <w14:ligatures w14:val="none"/>
         </w:rPr>
-        <w:t xml:space="preserve">contra </w:t>
+        <w:t xml:space="preserve"/>
       </w:r>
       <w:r>
         <w:rPr>
@@ -2803,7 +2803,7 @@
           <w:lang w:eastAsia="es-PE"/>
           <w14:ligatures w14:val="none"/>
         </w:rPr>
-        <w:t>Pacífico Compañía de Seguros y Reaseguros S.A.</w:t>
+        <w:t/>
       </w:r>
       <w:r>
         <w:rPr>
@@ -2814,7 +2814,7 @@
           <w:lang w:eastAsia="es-PE"/>
           <w14:ligatures w14:val="none"/>
         </w:rPr>
-        <w:t xml:space="preserve">, </w:t>
+        <w:t xml:space="preserve"/>
       </w:r>
       <w:bookmarkStart w:id="18" w:name="_Hlk215062067"/>
       <w:r>
@@ -2826,7 +2826,7 @@
           <w:lang w:eastAsia="es-PE"/>
           <w14:ligatures w14:val="none"/>
         </w:rPr>
-        <w:t>por lo siguiente:</w:t>
+        <w:t/>
       </w:r>
     </w:p>
     <w:p>
@@ -4302,7 +4302,7 @@
           <w:b/>
           <w:bCs/>
         </w:rPr>
-        <w:t>DÉCIMO</w:t>
+        <w:t xml:space="preserve">DÉCIMO: requerir a la señora [DENUNCIANTE] para que, dentro del plazo de dos (2) días hábiles siguientes a la fecha en que reciba la notificación en su bandeja de correo electrónico, efectúe la confirmación de recepción de la notificación remitida por este despacho a su correo electrónico, de conformidad con el segundo párrafo del numeral 4 del artículo 20 del Texto Único Ordenado de la Ley del Procedimiento Administrativo General, aprobado mediante Decreto Supremo 006-2026-JUS, bajo apercibimiento de rehacer el acto de notificación y notificarle conforme al numeral 1 del artículo 20 del citado cuerpo normativo.</w:t>
       </w:r>
       <w:r>
         <w:rPr>
@@ -4312,7 +4312,7 @@
           <w:kern w:val="0"/>
           <w14:ligatures w14:val="none"/>
         </w:rPr>
-        <w:t>:</w:t>
+        <w:t/>
       </w:r>
       <w:r>
         <w:rPr>
@@ -4322,7 +4322,7 @@
           <w:kern w:val="0"/>
           <w14:ligatures w14:val="none"/>
         </w:rPr>
-        <w:t xml:space="preserve"> </w:t>
+        <w:t xml:space="preserve"/>
       </w:r>
       <w:r>
         <w:rPr>
@@ -4332,7 +4332,7 @@
           <w:kern w:val="0"/>
           <w14:ligatures w14:val="none"/>
         </w:rPr>
-        <w:t xml:space="preserve">requerir a la señora </w:t>
+        <w:t xml:space="preserve"/>
       </w:r>
       <w:r>
         <w:rPr>
@@ -4343,7 +4343,7 @@
           <w:lang w:eastAsia="es-PE"/>
           <w14:ligatures w14:val="none"/>
         </w:rPr>
-        <w:t xml:space="preserve">Nilda Marita Medina </w:t>
+        <w:t xml:space="preserve"/>
       </w:r>
       <w:proofErr w:type="spellStart"/>
       <w:r>
@@ -4355,7 +4355,7 @@
           <w:lang w:eastAsia="es-PE"/>
           <w14:ligatures w14:val="none"/>
         </w:rPr>
-        <w:t>Huayama</w:t>
+        <w:t/>
       </w:r>
       <w:proofErr w:type="spellEnd"/>
       <w:r>
@@ -4367,42 +4367,42 @@
           <w:lang w:eastAsia="es-PE"/>
           <w14:ligatures w14:val="none"/>
         </w:rPr>
-        <w:t xml:space="preserve"> </w:t>
+        <w:t xml:space="preserve"/>
       </w:r>
       <w:r>
         <w:rPr>
           <w:rFonts w:ascii="Arial Narrow" w:hAnsi="Arial Narrow"/>
           <w:color w:val="000000"/>
         </w:rPr>
-        <w:t>para que, dentro del plazo de dos (2) días hábiles siguientes a la fecha en que reciba la notificación en su bandeja</w:t>
+        <w:t/>
       </w:r>
       <w:r>
         <w:rPr>
           <w:rFonts w:ascii="Arial Narrow" w:hAnsi="Arial Narrow"/>
           <w:color w:val="000000"/>
         </w:rPr>
-        <w:t xml:space="preserve"> de </w:t>
+        <w:t xml:space="preserve"/>
       </w:r>
       <w:r>
         <w:rPr>
           <w:rFonts w:ascii="Arial Narrow" w:hAnsi="Arial Narrow"/>
           <w:color w:val="000000"/>
         </w:rPr>
-        <w:t>correo electrónico, efectúe la confirmación de recepción de la notificación remitida por este despacho a su correo electrónico, de conformidad con el segundo párrafo del numeral 4 del artículo 20 del Texto Único Ordenado</w:t>
+        <w:t/>
       </w:r>
       <w:r>
         <w:rPr>
           <w:rFonts w:ascii="Arial Narrow" w:hAnsi="Arial Narrow"/>
           <w:color w:val="000000"/>
         </w:rPr>
-        <w:t xml:space="preserve"> de la Ley del Procedimiento Administrativo General, aprobado </w:t>
+        <w:t xml:space="preserve"/>
       </w:r>
       <w:r>
         <w:rPr>
           <w:rFonts w:ascii="Arial Narrow" w:hAnsi="Arial Narrow"/>
           <w:color w:val="000000"/>
         </w:rPr>
-        <w:t>mediante Decreto Supremo 006-2026-JUS, bajo apercibimiento de rehacer el acto de notificación y notificarle conforme al numeral 1 del artículo 20 del citado cuerpo normativo</w:t>
+        <w:t/>
       </w:r>
       <w:r>
         <w:rPr>
@@ -4415,7 +4415,7 @@
         <w:rPr>
           <w:rFonts w:ascii="Arial Narrow" w:hAnsi="Arial Narrow" w:cs="Arial"/>
         </w:rPr>
-        <w:t>.</w:t>
+        <w:t/>
       </w:r>
     </w:p>
     <w:p>

--- a/plantillas_maestras/17_seguro_no_especificado/materia_general_asegurativa/2_o_mas_ddos_varios/mujer/TPL_2061_2026_SEGURO_NO_ESPECIFICADO_MATERIA_GENERAL_ASEGURATIVA_ASEGURADORA_MUJER_R2.DOCX
+++ b/plantillas_maestras/17_seguro_no_especificado/materia_general_asegurativa/2_o_mas_ddos_varios/mujer/TPL_2061_2026_SEGURO_NO_ESPECIFICADO_MATERIA_GENERAL_ASEGURATIVA_ASEGURADORA_MUJER_R2.DOCX
@@ -616,6 +616,7 @@
       </w:r>
       <w:r>
         <w:rPr>
+          <w:rStyle w:val="Refdenotaalpie"/>
           <w:rFonts w:ascii="Arial Narrow" w:eastAsia="Times New Roman" w:hAnsi="Arial Narrow" w:cs="Times New Roman"/>
           <w:color w:val="000000"/>
           <w:kern w:val="0"/>
@@ -711,6 +712,7 @@
       </w:r>
       <w:r>
         <w:rPr>
+          <w:rStyle w:val="Refdenotaalpie"/>
           <w:rFonts w:ascii="Arial Narrow" w:eastAsia="Times New Roman" w:hAnsi="Arial Narrow" w:cs="Times New Roman"/>
           <w:color w:val="000000"/>
           <w:kern w:val="0"/>
@@ -750,7 +752,6 @@
           <w:rFonts w:ascii="Arial Narrow" w:eastAsia="Times New Roman" w:hAnsi="Arial Narrow" w:cs="Arial"/>
           <w:color w:val="000000"/>
           <w:kern w:val="0"/>
-          <w:highlight w:val="green"/>
           <w:lang w:eastAsia="es-ES"/>
           <w14:ligatures w14:val="none"/>
         </w:rPr>
@@ -1910,6 +1911,7 @@
       <w:bookmarkEnd w:id="5"/>
       <w:r>
         <w:rPr>
+          <w:rStyle w:val="Refdenotaalpie"/>
           <w:rFonts w:ascii="Arial Narrow" w:eastAsia="Arial Narrow" w:hAnsi="Arial Narrow" w:cs="Arial Narrow"/>
           <w:kern w:val="0"/>
           <w:vertAlign w:val="superscript"/>
@@ -1988,6 +1990,7 @@
       <w:bookmarkEnd w:id="8"/>
       <w:r>
         <w:rPr>
+          <w:rStyle w:val="Refdenotaalpie"/>
           <w:rFonts w:ascii="Arial Narrow" w:eastAsia="Arial Narrow" w:hAnsi="Arial Narrow" w:cs="Arial"/>
           <w:kern w:val="0"/>
           <w:vertAlign w:val="superscript"/>
@@ -2132,6 +2135,7 @@
       </w:r>
       <w:r>
         <w:rPr>
+          <w:rStyle w:val="Refdenotaalpie"/>
           <w:vertAlign w:val="superscript"/>
           <w:lang w:eastAsia="es-PE"/>
         </w:rPr>
@@ -2209,6 +2213,7 @@
       <w:bookmarkEnd w:id="14"/>
       <w:r>
         <w:rPr>
+          <w:rStyle w:val="Refdenotaalpie"/>
           <w:rFonts w:ascii="Arial Narrow" w:eastAsia="Arial Narrow" w:hAnsi="Arial Narrow" w:cs="Arial"/>
           <w:bCs/>
           <w:color w:val="000000"/>
@@ -2265,6 +2270,7 @@
       </w:r>
       <w:r>
         <w:rPr>
+          <w:rStyle w:val="Refdenotaalpie"/>
           <w:rFonts w:ascii="Arial Narrow" w:eastAsia="Arial Narrow" w:hAnsi="Arial Narrow" w:cs="Arial Narrow"/>
           <w:kern w:val="0"/>
           <w:vertAlign w:val="superscript"/>
@@ -3549,6 +3555,7 @@
       </w:r>
       <w:r>
         <w:rPr>
+          <w:rStyle w:val="Refdenotaalpie"/>
           <w:rFonts w:ascii="Arial Narrow" w:eastAsia="Calibri" w:hAnsi="Arial Narrow" w:cs="Arial"/>
           <w:kern w:val="0"/>
           <w:vertAlign w:val="superscript"/>
@@ -3575,6 +3582,7 @@
       </w:r>
       <w:r>
         <w:rPr>
+          <w:rStyle w:val="Refdenotaalpie"/>
           <w:rFonts w:ascii="Arial Narrow" w:eastAsia="Calibri" w:hAnsi="Arial Narrow" w:cs="Arial"/>
           <w:spacing w:val="-2"/>
           <w:kern w:val="0"/>
@@ -3977,6 +3985,7 @@
       </w:r>
       <w:r>
         <w:rPr>
+          <w:rStyle w:val="Refdenotaalpie"/>
           <w:rFonts w:ascii="Arial Narrow" w:eastAsia="Arial Narrow" w:hAnsi="Arial Narrow" w:cs="Times New Roman"/>
           <w:color w:val="000000"/>
           <w:kern w:val="0"/>
@@ -3998,6 +4007,7 @@
       </w:r>
       <w:r>
         <w:rPr>
+          <w:rStyle w:val="Refdenotaalpie"/>
           <w:rFonts w:ascii="Arial Narrow" w:eastAsia="Arial Narrow" w:hAnsi="Arial Narrow" w:cs="Times New Roman"/>
           <w:color w:val="000000"/>
           <w:kern w:val="0"/>
@@ -4031,6 +4041,7 @@
       </w:r>
       <w:r>
         <w:rPr>
+          <w:rStyle w:val="Refdenotaalpie"/>
           <w:rFonts w:ascii="Arial Narrow" w:eastAsia="Arial Narrow" w:hAnsi="Arial Narrow" w:cs="Times New Roman"/>
           <w:color w:val="000000"/>
           <w:kern w:val="0"/>
@@ -4170,6 +4181,7 @@
       <w:proofErr w:type="gramEnd"/>
       <w:r>
         <w:rPr>
+          <w:rStyle w:val="Refdenotaalpie"/>
           <w:rFonts w:ascii="Arial Narrow" w:eastAsia="Calibri" w:hAnsi="Arial Narrow" w:cs="Arial"/>
           <w:kern w:val="0"/>
           <w:vertAlign w:val="superscript"/>
@@ -4406,6 +4418,7 @@
       </w:r>
       <w:r>
         <w:rPr>
+          <w:rStyle w:val="Refdenotaalpie"/>
           <w:rFonts w:ascii="Arial Narrow" w:hAnsi="Arial Narrow"/>
           <w:vertAlign w:val="superscript"/>
         </w:rPr>
@@ -4536,7 +4549,6 @@
           <w:b/>
           <w:color w:val="000000"/>
           <w:kern w:val="0"/>
-          <w:highlight w:val="magenta"/>
           <w:lang w:val="es-ES" w:eastAsia="es-PE"/>
           <w14:ligatures w14:val="none"/>
         </w:rPr>
@@ -4713,14 +4725,14 @@
         <w:tab w:val="right" w:pos="8838"/>
       </w:tabs>
       <w:rPr>
-        <w:rFonts w:ascii="Arial" w:eastAsia="Arial" w:hAnsi="Arial" w:cs="Arial"/>
+        <w:rFonts w:ascii="Arial Narrow" w:eastAsia="Arial" w:hAnsi="Arial Narrow" w:cs="Arial"/>
         <w:sz w:val="16"/>
         <w:szCs w:val="16"/>
       </w:rPr>
     </w:pPr>
     <w:r>
       <w:rPr>
-        <w:rFonts w:ascii="Arial" w:eastAsia="Arial" w:hAnsi="Arial" w:cs="Arial"/>
+        <w:rFonts w:ascii="Arial Narrow" w:eastAsia="Arial" w:hAnsi="Arial Narrow" w:cs="Arial"/>
         <w:sz w:val="16"/>
         <w:szCs w:val="16"/>
       </w:rPr>
@@ -4734,7 +4746,7 @@
     </w:pPr>
     <w:r>
       <w:rPr>
-        <w:rFonts w:ascii="Arial" w:eastAsia="Arial" w:hAnsi="Arial" w:cs="Arial"/>
+        <w:rFonts w:ascii="Arial Narrow" w:eastAsia="Arial" w:hAnsi="Arial Narrow" w:cs="Arial"/>
         <w:sz w:val="16"/>
         <w:szCs w:val="16"/>
       </w:rPr>
@@ -4742,7 +4754,7 @@
     </w:r>
     <w:r>
       <w:rPr>
-        <w:rFonts w:ascii="Arial" w:eastAsia="Arial" w:hAnsi="Arial" w:cs="Arial"/>
+        <w:rFonts w:ascii="Arial Narrow" w:eastAsia="Arial" w:hAnsi="Arial Narrow" w:cs="Arial"/>
         <w:sz w:val="16"/>
         <w:szCs w:val="16"/>
       </w:rPr>
@@ -4750,7 +4762,7 @@
     </w:r>
     <w:r>
       <w:rPr>
-        <w:rFonts w:ascii="Arial" w:eastAsia="Arial" w:hAnsi="Arial" w:cs="Arial"/>
+        <w:rFonts w:ascii="Arial Narrow" w:eastAsia="Arial" w:hAnsi="Arial Narrow" w:cs="Arial"/>
         <w:sz w:val="16"/>
         <w:szCs w:val="16"/>
       </w:rPr>
@@ -4758,7 +4770,7 @@
     </w:r>
     <w:r>
       <w:rPr>
-        <w:rFonts w:ascii="Arial" w:eastAsia="Arial" w:hAnsi="Arial" w:cs="Arial"/>
+        <w:rFonts w:ascii="Arial Narrow" w:eastAsia="Arial" w:hAnsi="Arial Narrow" w:cs="Arial"/>
         <w:sz w:val="16"/>
         <w:szCs w:val="16"/>
       </w:rPr>
@@ -4766,7 +4778,7 @@
     </w:r>
     <w:r>
       <w:rPr>
-        <w:rFonts w:ascii="Arial" w:eastAsia="Arial" w:hAnsi="Arial" w:cs="Arial"/>
+        <w:rFonts w:ascii="Arial Narrow" w:eastAsia="Arial" w:hAnsi="Arial Narrow" w:cs="Arial"/>
         <w:sz w:val="16"/>
         <w:szCs w:val="16"/>
       </w:rPr>
@@ -4816,6 +4828,7 @@
           <w:rFonts w:ascii="Arial Narrow" w:hAnsi="Arial Narrow" w:cs="Arial"/>
           <w:sz w:val="16"/>
           <w:szCs w:val="16"/>
+          <w:vertAlign w:val="superscript"/>
         </w:rPr>
         <w:footnoteRef/>
       </w:r>
@@ -4875,6 +4888,7 @@
           <w:rFonts w:ascii="Arial Narrow" w:hAnsi="Arial Narrow" w:cs="Arial"/>
           <w:sz w:val="16"/>
           <w:szCs w:val="16"/>
+          <w:vertAlign w:val="superscript"/>
         </w:rPr>
         <w:footnoteRef/>
       </w:r>
@@ -4949,6 +4963,7 @@
           <w:rFonts w:ascii="Arial Narrow" w:hAnsi="Arial Narrow" w:cs="Arial"/>
           <w:sz w:val="16"/>
           <w:szCs w:val="16"/>
+          <w:vertAlign w:val="superscript"/>
         </w:rPr>
         <w:footnoteRef/>
       </w:r>
@@ -5220,6 +5235,7 @@
           <w:rFonts w:ascii="Arial Narrow" w:hAnsi="Arial Narrow"/>
           <w:sz w:val="16"/>
           <w:szCs w:val="16"/>
+          <w:vertAlign w:val="superscript"/>
         </w:rPr>
         <w:footnoteRef/>
       </w:r>
@@ -5403,6 +5419,7 @@
           <w:rFonts w:ascii="Arial Narrow" w:hAnsi="Arial Narrow"/>
           <w:sz w:val="16"/>
           <w:szCs w:val="16"/>
+          <w:vertAlign w:val="superscript"/>
         </w:rPr>
         <w:footnoteRef/>
       </w:r>
@@ -5554,6 +5571,7 @@
           <w:rFonts w:ascii="Arial Narrow" w:hAnsi="Arial Narrow"/>
           <w:sz w:val="16"/>
           <w:szCs w:val="16"/>
+          <w:vertAlign w:val="superscript"/>
         </w:rPr>
         <w:footnoteRef/>
       </w:r>
@@ -5670,6 +5688,7 @@
           <w:rFonts w:ascii="Arial Narrow" w:hAnsi="Arial Narrow" w:cs="Arial"/>
           <w:sz w:val="16"/>
           <w:szCs w:val="16"/>
+          <w:vertAlign w:val="superscript"/>
         </w:rPr>
         <w:footnoteRef/>
       </w:r>
@@ -5855,6 +5874,7 @@
           <w:rFonts w:ascii="Arial Narrow" w:hAnsi="Arial Narrow" w:cs="Arial"/>
           <w:sz w:val="16"/>
           <w:szCs w:val="16"/>
+          <w:vertAlign w:val="superscript"/>
         </w:rPr>
         <w:footnoteRef/>
       </w:r>
@@ -5925,6 +5945,7 @@
           <w:rFonts w:ascii="Arial Narrow" w:hAnsi="Arial Narrow" w:cs="Arial"/>
           <w:sz w:val="16"/>
           <w:szCs w:val="16"/>
+          <w:vertAlign w:val="superscript"/>
         </w:rPr>
         <w:footnoteRef/>
       </w:r>
@@ -6130,7 +6151,7 @@
       </w:pPr>
       <w:r>
         <w:rPr>
-          <w:rStyle w:val="TextonotapieCar"/>
+          <w:rStyle w:val="Refdenotaalpie"/>
           <w:rFonts w:ascii="Arial Narrow" w:hAnsi="Arial Narrow" w:cs="Arial"/>
           <w:sz w:val="16"/>
           <w:szCs w:val="16"/>
@@ -6365,6 +6386,7 @@
           <w:rFonts w:ascii="Arial Narrow" w:hAnsi="Arial Narrow" w:cs="Arial"/>
           <w:sz w:val="16"/>
           <w:szCs w:val="16"/>
+          <w:vertAlign w:val="superscript"/>
         </w:rPr>
         <w:footnoteRef/>
       </w:r>
@@ -7222,6 +7244,7 @@
           <w:rFonts w:ascii="Arial Narrow" w:hAnsi="Arial Narrow" w:cs="Arial"/>
           <w:sz w:val="16"/>
           <w:szCs w:val="16"/>
+          <w:vertAlign w:val="superscript"/>
         </w:rPr>
         <w:footnoteRef/>
       </w:r>
@@ -7460,6 +7483,7 @@
           <w:bCs/>
           <w:sz w:val="16"/>
           <w:szCs w:val="16"/>
+          <w:vertAlign w:val="superscript"/>
         </w:rPr>
         <w:footnoteRef/>
       </w:r>
@@ -7589,6 +7613,7 @@
           <w:rFonts w:ascii="Arial Narrow" w:hAnsi="Arial Narrow" w:cs="Arial"/>
           <w:sz w:val="16"/>
           <w:szCs w:val="16"/>
+          <w:vertAlign w:val="superscript"/>
         </w:rPr>
         <w:footnoteRef/>
       </w:r>
@@ -10053,6 +10078,17 @@
       <w:szCs w:val="20"/>
     </w:rPr>
   </w:style>
+  <w:style w:type="character" w:styleId="FootnoteReference">
+    <w:name w:val="footnote reference"/>
+    <w:basedOn w:val="Fuentedeprrafopredeter"/>
+    <w:uiPriority w:val="99"/>
+    <w:semiHidden/>
+    <w:unhideWhenUsed/>
+    <w:rPr>
+      <w:rFonts w:ascii="Arial Narrow" w:hAnsi="Arial Narrow"/>
+      <w:vertAlign w:val="superscript"/>
+    </w:rPr>
+  </w:style>
 </w:styles>
 </file>
 

--- a/plantillas_maestras/17_seguro_no_especificado/materia_general_asegurativa/2_o_mas_ddos_varios/mujer/TPL_2061_2026_SEGURO_NO_ESPECIFICADO_MATERIA_GENERAL_ASEGURATIVA_ASEGURADORA_MUJER_R2.DOCX
+++ b/plantillas_maestras/17_seguro_no_especificado/materia_general_asegurativa/2_o_mas_ddos_varios/mujer/TPL_2061_2026_SEGURO_NO_ESPECIFICADO_MATERIA_GENERAL_ASEGURATIVA_ASEGURADORA_MUJER_R2.DOCX
@@ -1,8 +1,8 @@
 
 <file path=word/document.xml><?xml version="1.0" encoding="utf-8"?>
-<w:document xmlns:wpc="http://schemas.microsoft.com/office/word/2010/wordprocessingCanvas" xmlns:cx="http://schemas.microsoft.com/office/drawing/2014/chartex" xmlns:cx1="http://schemas.microsoft.com/office/drawing/2015/9/8/chartex" xmlns:cx2="http://schemas.microsoft.com/office/drawing/2015/10/21/chartex" xmlns:cx3="http://schemas.microsoft.com/office/drawing/2016/5/9/chartex" xmlns:cx4="http://schemas.microsoft.com/office/drawing/2016/5/10/chartex" xmlns:cx5="http://schemas.microsoft.com/office/drawing/2016/5/11/chartex" xmlns:cx6="http://schemas.microsoft.com/office/drawing/2016/5/12/chartex" xmlns:cx7="http://schemas.microsoft.com/office/drawing/2016/5/13/chartex" xmlns:cx8="http://schemas.microsoft.com/office/drawing/2016/5/14/chartex" xmlns:mc="http://schemas.openxmlformats.org/markup-compatibility/2006" xmlns:aink="http://schemas.microsoft.com/office/drawing/2016/ink" xmlns:am3d="http://schemas.microsoft.com/office/drawing/2017/model3d" xmlns:o="urn:schemas-microsoft-com:office:office" xmlns:oel="http://schemas.microsoft.com/office/2019/extlst" xmlns:r="http://schemas.openxmlformats.org/officeDocument/2006/relationships" xmlns:m="http://schemas.openxmlformats.org/officeDocument/2006/math" xmlns:v="urn:schemas-microsoft-com:vml" xmlns:wp14="http://schemas.microsoft.com/office/word/2010/wordprocessingDrawing" xmlns:wp="http://schemas.openxmlformats.org/drawingml/2006/wordprocessingDrawing" xmlns:w10="urn:schemas-microsoft-com:office:word" xmlns:w="http://schemas.openxmlformats.org/wordprocessingml/2006/main" xmlns:w14="http://schemas.microsoft.com/office/word/2010/wordml" xmlns:w15="http://schemas.microsoft.com/office/word/2012/wordml" xmlns:w16cex="http://schemas.microsoft.com/office/word/2018/wordml/cex" xmlns:w16cid="http://schemas.microsoft.com/office/word/2016/wordml/cid" xmlns:w16="http://schemas.microsoft.com/office/word/2018/wordml" xmlns:w16du="http://schemas.microsoft.com/office/word/2023/wordml/word16du" xmlns:w16sdtdh="http://schemas.microsoft.com/office/word/2020/wordml/sdtdatahash" xmlns:w16sdtfl="http://schemas.microsoft.com/office/word/2024/wordml/sdtformatlock" xmlns:w16se="http://schemas.microsoft.com/office/word/2015/wordml/symex" xmlns:wpg="http://schemas.microsoft.com/office/word/2010/wordprocessingGroup" xmlns:wpi="http://schemas.microsoft.com/office/word/2010/wordprocessingInk" xmlns:wne="http://schemas.microsoft.com/office/word/2006/wordml" xmlns:wps="http://schemas.microsoft.com/office/word/2010/wordprocessingShape" mc:Ignorable="w14 w15 w16se w16cid w16 w16cex w16sdtdh w16sdtfl w16du wp14">
+<w:document xmlns:ns1="http://schemas.openxmlformats.org/markup-compatibility/2006" xmlns:ns2="http://schemas.microsoft.com/office/word/2010/wordml" xmlns:ns3="http://schemas.openxmlformats.org/officeDocument/2006/relationships" xmlns:w="http://schemas.openxmlformats.org/wordprocessingml/2006/main" ns1:Ignorable="w14 w15 w16se w16cid w16 w16cex w16sdtdh w16sdtfl w16du wp14">
   <w:body>
-    <w:p>
+    <w:p ns2:paraId="1B509B2D" ns2:textId="5AE9461D">
       <w:pPr>
         <w:tabs>
           <w:tab w:val="left" w:pos="1701"/>
@@ -14,7 +14,7 @@
           <w:color w:val="000000"/>
           <w:kern w:val="0"/>
           <w:lang w:eastAsia="es-PE"/>
-          <w14:ligatures w14:val="none"/>
+          <ns2:ligatures ns2:val="none"/>
         </w:rPr>
       </w:pPr>
       <w:bookmarkStart w:id="0" w:name="_Hlk80343540"/>
@@ -25,7 +25,7 @@
           <w:color w:val="000000"/>
           <w:kern w:val="0"/>
           <w:lang w:eastAsia="es-PE"/>
-          <w14:ligatures w14:val="none"/>
+          <ns2:ligatures ns2:val="none"/>
         </w:rPr>
         <w:t xml:space="preserve">EXPEDIENTE </w:t>
       </w:r>
@@ -36,7 +36,7 @@
           <w:color w:val="000000"/>
           <w:kern w:val="0"/>
           <w:lang w:eastAsia="es-PE"/>
-          <w14:ligatures w14:val="none"/>
+          <ns2:ligatures ns2:val="none"/>
         </w:rPr>
         <w:tab/>
         <w:t>:</w:t>
@@ -48,7 +48,7 @@
           <w:color w:val="000000"/>
           <w:kern w:val="0"/>
           <w:lang w:eastAsia="es-PE"/>
-          <w14:ligatures w14:val="none"/>
+          <ns2:ligatures ns2:val="none"/>
         </w:rPr>
         <w:tab/>
       </w:r>
@@ -61,12 +61,12 @@
           <w:kern w:val="0"/>
           <w:shd w:val="clear" w:color="auto" w:fill="FFFFFF"/>
           <w:lang w:eastAsia="es-PE"/>
-          <w14:ligatures w14:val="none"/>
+          <ns2:ligatures ns2:val="none"/>
         </w:rPr>
         <w:t>2061-2026/CC1</w:t>
       </w:r>
     </w:p>
-    <w:p>
+    <w:p ns2:paraId="7E5DC22B" ns2:textId="1A77E6FD">
       <w:pPr>
         <w:tabs>
           <w:tab w:val="left" w:pos="1701"/>
@@ -81,17 +81,17 @@
           <w:color w:val="000000"/>
           <w:kern w:val="0"/>
           <w:lang w:eastAsia="es-PE"/>
-          <w14:ligatures w14:val="none"/>
-        </w:rPr>
-      </w:pPr>
-      <w:r>
-        <w:rPr>
-          <w:rFonts w:ascii="Arial Narrow" w:eastAsia="Arial Narrow" w:hAnsi="Arial Narrow" w:cs="Arial Narrow"/>
-          <w:b/>
-          <w:color w:val="000000"/>
-          <w:kern w:val="0"/>
-          <w:lang w:eastAsia="es-PE"/>
-          <w14:ligatures w14:val="none"/>
+          <ns2:ligatures ns2:val="none"/>
+        </w:rPr>
+      </w:pPr>
+      <w:r>
+        <w:rPr>
+          <w:rFonts w:ascii="Arial Narrow" w:eastAsia="Arial Narrow" w:hAnsi="Arial Narrow" w:cs="Arial Narrow"/>
+          <w:b/>
+          <w:color w:val="000000"/>
+          <w:kern w:val="0"/>
+          <w:lang w:eastAsia="es-PE"/>
+          <ns2:ligatures ns2:val="none"/>
         </w:rPr>
         <w:t xml:space="preserve">DENUNCIANTE:[DENUNCIANTE] (SEÑORA [APELLIDO])</w:t>
       </w:r>
@@ -102,7 +102,7 @@
           <w:color w:val="000000"/>
           <w:kern w:val="0"/>
           <w:lang w:eastAsia="es-PE"/>
-          <w14:ligatures w14:val="none"/>
+          <ns2:ligatures ns2:val="none"/>
         </w:rPr>
         <w:tab/>
         <w:t/>
@@ -114,7 +114,7 @@
           <w:color w:val="000000"/>
           <w:kern w:val="0"/>
           <w:lang w:eastAsia="es-PE"/>
-          <w14:ligatures w14:val="none"/>
+          <ns2:ligatures ns2:val="none"/>
         </w:rPr>
         <w:tab/>
       </w:r>
@@ -125,7 +125,7 @@
           <w:color w:val="000000"/>
           <w:kern w:val="0"/>
           <w:lang w:eastAsia="es-PE"/>
-          <w14:ligatures w14:val="none"/>
+          <ns2:ligatures ns2:val="none"/>
         </w:rPr>
         <w:t/>
       </w:r>
@@ -136,7 +136,7 @@
           <w:color w:val="000000"/>
           <w:kern w:val="0"/>
           <w:lang w:eastAsia="es-PE"/>
-          <w14:ligatures w14:val="none"/>
+          <ns2:ligatures ns2:val="none"/>
         </w:rPr>
         <w:t xml:space="preserve"/>
       </w:r>
@@ -147,7 +147,7 @@
           <w:color w:val="000000"/>
           <w:kern w:val="0"/>
           <w:lang w:eastAsia="es-PE"/>
-          <w14:ligatures w14:val="none"/>
+          <ns2:ligatures ns2:val="none"/>
         </w:rPr>
         <w:t xml:space="preserve"/>
       </w:r>
@@ -158,7 +158,7 @@
           <w:color w:val="000000"/>
           <w:kern w:val="0"/>
           <w:lang w:eastAsia="es-PE"/>
-          <w14:ligatures w14:val="none"/>
+          <ns2:ligatures ns2:val="none"/>
         </w:rPr>
         <w:t/>
       </w:r>
@@ -169,12 +169,12 @@
           <w:color w:val="000000"/>
           <w:kern w:val="0"/>
           <w:lang w:eastAsia="es-PE"/>
-          <w14:ligatures w14:val="none"/>
+          <ns2:ligatures ns2:val="none"/>
         </w:rPr>
         <w:t/>
       </w:r>
     </w:p>
-    <w:p>
+    <w:p ns2:paraId="6DEEEDFE" ns2:textId="3D8C9AF1">
       <w:pPr>
         <w:tabs>
           <w:tab w:val="left" w:pos="1701"/>
@@ -189,17 +189,17 @@
           <w:color w:val="000000"/>
           <w:kern w:val="0"/>
           <w:lang w:eastAsia="es-PE"/>
-          <w14:ligatures w14:val="none"/>
-        </w:rPr>
-      </w:pPr>
-      <w:r>
-        <w:rPr>
-          <w:rFonts w:ascii="Arial Narrow" w:eastAsia="Arial Narrow" w:hAnsi="Arial Narrow" w:cs="Arial Narrow"/>
-          <w:b/>
-          <w:color w:val="000000"/>
-          <w:kern w:val="0"/>
-          <w:lang w:eastAsia="es-PE"/>
-          <w14:ligatures w14:val="none"/>
+          <ns2:ligatures ns2:val="none"/>
+        </w:rPr>
+      </w:pPr>
+      <w:r>
+        <w:rPr>
+          <w:rFonts w:ascii="Arial Narrow" w:eastAsia="Arial Narrow" w:hAnsi="Arial Narrow" w:cs="Arial Narrow"/>
+          <w:b/>
+          <w:color w:val="000000"/>
+          <w:kern w:val="0"/>
+          <w:lang w:eastAsia="es-PE"/>
+          <ns2:ligatures ns2:val="none"/>
         </w:rPr>
         <w:t>DENUNCIADO</w:t>
       </w:r>
@@ -210,7 +210,7 @@
           <w:color w:val="000000"/>
           <w:kern w:val="0"/>
           <w:lang w:eastAsia="es-PE"/>
-          <w14:ligatures w14:val="none"/>
+          <ns2:ligatures ns2:val="none"/>
         </w:rPr>
         <w:tab/>
         <w:t>:</w:t>
@@ -222,7 +222,7 @@
           <w:color w:val="000000"/>
           <w:kern w:val="0"/>
           <w:lang w:eastAsia="es-PE"/>
-          <w14:ligatures w14:val="none"/>
+          <ns2:ligatures ns2:val="none"/>
         </w:rPr>
         <w:tab/>
       </w:r>
@@ -233,7 +233,7 @@
           <w:color w:val="000000"/>
           <w:kern w:val="0"/>
           <w:lang w:eastAsia="es-PE"/>
-          <w14:ligatures w14:val="none"/>
+          <ns2:ligatures ns2:val="none"/>
         </w:rPr>
         <w:t>PACÍFICO COMPAÑÍA DE SEGUROS Y REASEGUROS S.A.</w:t>
       </w:r>
@@ -244,7 +244,7 @@
           <w:color w:val="000000"/>
           <w:kern w:val="0"/>
           <w:lang w:eastAsia="es-PE"/>
-          <w14:ligatures w14:val="none"/>
+          <ns2:ligatures ns2:val="none"/>
         </w:rPr>
         <w:t xml:space="preserve"> </w:t>
       </w:r>
@@ -255,7 +255,7 @@
           <w:color w:val="000000"/>
           <w:kern w:val="0"/>
           <w:lang w:eastAsia="es-PE"/>
-          <w14:ligatures w14:val="none"/>
+          <ns2:ligatures ns2:val="none"/>
         </w:rPr>
         <w:t>(</w:t>
       </w:r>
@@ -266,7 +266,7 @@
           <w:color w:val="000000"/>
           <w:kern w:val="0"/>
           <w:lang w:eastAsia="es-PE"/>
-          <w14:ligatures w14:val="none"/>
+          <ns2:ligatures ns2:val="none"/>
         </w:rPr>
         <w:t>PACÍFICO</w:t>
       </w:r>
@@ -277,12 +277,12 @@
           <w:color w:val="000000"/>
           <w:kern w:val="0"/>
           <w:lang w:eastAsia="es-PE"/>
-          <w14:ligatures w14:val="none"/>
+          <ns2:ligatures ns2:val="none"/>
         </w:rPr>
         <w:t>)</w:t>
       </w:r>
     </w:p>
-    <w:p>
+    <w:p ns2:paraId="022D2B94" ns2:textId="77777777">
       <w:pPr>
         <w:tabs>
           <w:tab w:val="left" w:pos="1701"/>
@@ -297,17 +297,17 @@
           <w:color w:val="000000"/>
           <w:kern w:val="0"/>
           <w:lang w:eastAsia="es-PE"/>
-          <w14:ligatures w14:val="none"/>
-        </w:rPr>
-      </w:pPr>
-      <w:r>
-        <w:rPr>
-          <w:rFonts w:ascii="Arial Narrow" w:eastAsia="Arial Narrow" w:hAnsi="Arial Narrow" w:cs="Arial Narrow"/>
-          <w:b/>
-          <w:color w:val="000000"/>
-          <w:kern w:val="0"/>
-          <w:lang w:eastAsia="es-PE"/>
-          <w14:ligatures w14:val="none"/>
+          <ns2:ligatures ns2:val="none"/>
+        </w:rPr>
+      </w:pPr>
+      <w:r>
+        <w:rPr>
+          <w:rFonts w:ascii="Arial Narrow" w:eastAsia="Arial Narrow" w:hAnsi="Arial Narrow" w:cs="Arial Narrow"/>
+          <w:b/>
+          <w:color w:val="000000"/>
+          <w:kern w:val="0"/>
+          <w:lang w:eastAsia="es-PE"/>
+          <ns2:ligatures ns2:val="none"/>
         </w:rPr>
         <w:t>MATERIAS</w:t>
       </w:r>
@@ -318,7 +318,7 @@
           <w:color w:val="000000"/>
           <w:kern w:val="0"/>
           <w:lang w:eastAsia="es-PE"/>
-          <w14:ligatures w14:val="none"/>
+          <ns2:ligatures ns2:val="none"/>
         </w:rPr>
         <w:tab/>
         <w:t xml:space="preserve">: </w:t>
@@ -330,13 +330,13 @@
           <w:color w:val="000000"/>
           <w:kern w:val="0"/>
           <w:lang w:eastAsia="es-PE"/>
-          <w14:ligatures w14:val="none"/>
+          <ns2:ligatures ns2:val="none"/>
         </w:rPr>
         <w:tab/>
         <w:t>ADMISIÓN A TRÁMITE</w:t>
       </w:r>
     </w:p>
-    <w:p>
+    <w:p ns2:paraId="19ED7B73" ns2:textId="77777777">
       <w:pPr>
         <w:tabs>
           <w:tab w:val="left" w:pos="1701"/>
@@ -351,17 +351,17 @@
           <w:color w:val="000000"/>
           <w:kern w:val="0"/>
           <w:lang w:eastAsia="es-PE"/>
-          <w14:ligatures w14:val="none"/>
-        </w:rPr>
-      </w:pPr>
-      <w:r>
-        <w:rPr>
-          <w:rFonts w:ascii="Arial Narrow" w:eastAsia="Arial Narrow" w:hAnsi="Arial Narrow" w:cs="Arial Narrow"/>
-          <w:b/>
-          <w:color w:val="000000"/>
-          <w:kern w:val="0"/>
-          <w:lang w:eastAsia="es-PE"/>
-          <w14:ligatures w14:val="none"/>
+          <ns2:ligatures ns2:val="none"/>
+        </w:rPr>
+      </w:pPr>
+      <w:r>
+        <w:rPr>
+          <w:rFonts w:ascii="Arial Narrow" w:eastAsia="Arial Narrow" w:hAnsi="Arial Narrow" w:cs="Arial Narrow"/>
+          <w:b/>
+          <w:color w:val="000000"/>
+          <w:kern w:val="0"/>
+          <w:lang w:eastAsia="es-PE"/>
+          <ns2:ligatures ns2:val="none"/>
         </w:rPr>
         <w:t>REQUERI</w:t>
       </w:r>
@@ -372,12 +372,12 @@
           <w:color w:val="000000"/>
           <w:kern w:val="0"/>
           <w:lang w:eastAsia="es-PE"/>
-          <w14:ligatures w14:val="none"/>
+          <ns2:ligatures ns2:val="none"/>
         </w:rPr>
         <w:t xml:space="preserve">MIENTO DE INFORMACIÓN </w:t>
       </w:r>
     </w:p>
-    <w:p>
+    <w:p ns2:paraId="46A5A479" ns2:textId="77777777">
       <w:pPr>
         <w:tabs>
           <w:tab w:val="left" w:pos="1701"/>
@@ -391,17 +391,17 @@
           <w:color w:val="000000"/>
           <w:kern w:val="0"/>
           <w:lang w:eastAsia="es-PE"/>
-          <w14:ligatures w14:val="none"/>
-        </w:rPr>
-      </w:pPr>
-      <w:r>
-        <w:rPr>
-          <w:rFonts w:ascii="Arial Narrow" w:eastAsia="Arial Narrow" w:hAnsi="Arial Narrow" w:cs="Arial Narrow"/>
-          <w:b/>
-          <w:color w:val="000000"/>
-          <w:kern w:val="0"/>
-          <w:lang w:eastAsia="es-PE"/>
-          <w14:ligatures w14:val="none"/>
+          <ns2:ligatures ns2:val="none"/>
+        </w:rPr>
+      </w:pPr>
+      <w:r>
+        <w:rPr>
+          <w:rFonts w:ascii="Arial Narrow" w:eastAsia="Arial Narrow" w:hAnsi="Arial Narrow" w:cs="Arial Narrow"/>
+          <w:b/>
+          <w:color w:val="000000"/>
+          <w:kern w:val="0"/>
+          <w:lang w:eastAsia="es-PE"/>
+          <ns2:ligatures ns2:val="none"/>
         </w:rPr>
         <w:t xml:space="preserve">RESOLUCIÓN </w:t>
       </w:r>
@@ -412,7 +412,7 @@
           <w:color w:val="000000"/>
           <w:kern w:val="0"/>
           <w:lang w:eastAsia="es-PE"/>
-          <w14:ligatures w14:val="none"/>
+          <ns2:ligatures ns2:val="none"/>
         </w:rPr>
         <w:tab/>
         <w:t>:</w:t>
@@ -424,13 +424,13 @@
           <w:color w:val="000000"/>
           <w:kern w:val="0"/>
           <w:lang w:eastAsia="es-PE"/>
-          <w14:ligatures w14:val="none"/>
+          <ns2:ligatures ns2:val="none"/>
         </w:rPr>
         <w:tab/>
         <w:t>2</w:t>
       </w:r>
     </w:p>
-    <w:p>
+    <w:p ns2:paraId="5BA3A18D" ns2:textId="77777777">
       <w:pPr>
         <w:tabs>
           <w:tab w:val="left" w:pos="1014"/>
@@ -443,11 +443,11 @@
           <w:kern w:val="0"/>
           <w:shd w:val="clear" w:color="auto" w:fill="FFFFFF"/>
           <w:lang w:eastAsia="es-PE"/>
-          <w14:ligatures w14:val="none"/>
-        </w:rPr>
-      </w:pPr>
-    </w:p>
-    <w:p>
+          <ns2:ligatures ns2:val="none"/>
+        </w:rPr>
+      </w:pPr>
+    </w:p>
+    <w:p ns2:paraId="2F799822" ns2:textId="5A7E5B06">
       <w:pPr>
         <w:tabs>
           <w:tab w:val="left" w:pos="1014"/>
@@ -460,7 +460,7 @@
           <w:kern w:val="0"/>
           <w:shd w:val="clear" w:color="auto" w:fill="FFFFFF"/>
           <w:lang w:eastAsia="es-PE"/>
-          <w14:ligatures w14:val="none"/>
+          <ns2:ligatures ns2:val="none"/>
         </w:rPr>
       </w:pPr>
       <w:r>
@@ -470,7 +470,7 @@
           <w:kern w:val="0"/>
           <w:shd w:val="clear" w:color="auto" w:fill="FFFFFF"/>
           <w:lang w:eastAsia="es-PE"/>
-          <w14:ligatures w14:val="none"/>
+          <ns2:ligatures ns2:val="none"/>
         </w:rPr>
         <w:t xml:space="preserve">Lima, </w:t>
       </w:r>
@@ -481,7 +481,7 @@
           <w:kern w:val="0"/>
           <w:shd w:val="clear" w:color="auto" w:fill="FFFFFF"/>
           <w:lang w:eastAsia="es-PE"/>
-          <w14:ligatures w14:val="none"/>
+          <ns2:ligatures ns2:val="none"/>
         </w:rPr>
         <w:t>8</w:t>
       </w:r>
@@ -492,7 +492,7 @@
           <w:kern w:val="0"/>
           <w:shd w:val="clear" w:color="auto" w:fill="FFFFFF"/>
           <w:lang w:eastAsia="es-PE"/>
-          <w14:ligatures w14:val="none"/>
+          <ns2:ligatures ns2:val="none"/>
         </w:rPr>
         <w:t xml:space="preserve"> de </w:t>
       </w:r>
@@ -503,7 +503,7 @@
           <w:kern w:val="0"/>
           <w:shd w:val="clear" w:color="auto" w:fill="FFFFFF"/>
           <w:lang w:eastAsia="es-PE"/>
-          <w14:ligatures w14:val="none"/>
+          <ns2:ligatures ns2:val="none"/>
         </w:rPr>
         <w:t>julio</w:t>
       </w:r>
@@ -514,12 +514,12 @@
           <w:kern w:val="0"/>
           <w:shd w:val="clear" w:color="auto" w:fill="FFFFFF"/>
           <w:lang w:eastAsia="es-PE"/>
-          <w14:ligatures w14:val="none"/>
+          <ns2:ligatures ns2:val="none"/>
         </w:rPr>
         <w:t xml:space="preserve"> de 2026</w:t>
       </w:r>
     </w:p>
-    <w:p>
+    <w:p ns2:paraId="66CE1821" ns2:textId="77777777">
       <w:pPr>
         <w:tabs>
           <w:tab w:val="left" w:pos="1014"/>
@@ -531,11 +531,11 @@
           <w:color w:val="000000"/>
           <w:kern w:val="0"/>
           <w:lang w:eastAsia="es-PE"/>
-          <w14:ligatures w14:val="none"/>
-        </w:rPr>
-      </w:pPr>
-    </w:p>
-    <w:p>
+          <ns2:ligatures ns2:val="none"/>
+        </w:rPr>
+      </w:pPr>
+    </w:p>
+    <w:p ns2:paraId="0B80AAA5" ns2:textId="77777777">
       <w:pPr>
         <w:numPr>
           <w:ilvl w:val="0"/>
@@ -549,22 +549,22 @@
           <w:color w:val="000000"/>
           <w:kern w:val="0"/>
           <w:lang w:eastAsia="es-PE"/>
-          <w14:ligatures w14:val="none"/>
-        </w:rPr>
-      </w:pPr>
-      <w:r>
-        <w:rPr>
-          <w:rFonts w:ascii="Arial Narrow" w:eastAsia="Arial Narrow" w:hAnsi="Arial Narrow" w:cs="Arial Narrow"/>
-          <w:b/>
-          <w:color w:val="000000"/>
-          <w:kern w:val="0"/>
-          <w:lang w:eastAsia="es-PE"/>
-          <w14:ligatures w14:val="none"/>
+          <ns2:ligatures ns2:val="none"/>
+        </w:rPr>
+      </w:pPr>
+      <w:r>
+        <w:rPr>
+          <w:rFonts w:ascii="Arial Narrow" w:eastAsia="Arial Narrow" w:hAnsi="Arial Narrow" w:cs="Arial Narrow"/>
+          <w:b/>
+          <w:color w:val="000000"/>
+          <w:kern w:val="0"/>
+          <w:lang w:eastAsia="es-PE"/>
+          <ns2:ligatures ns2:val="none"/>
         </w:rPr>
         <w:t xml:space="preserve">HECHOS </w:t>
       </w:r>
     </w:p>
-    <w:p>
+    <w:p ns2:paraId="621F2AB2" ns2:textId="77777777">
       <w:pPr>
         <w:spacing w:after="0" w:line="240" w:lineRule="auto"/>
         <w:jc w:val="both"/>
@@ -573,11 +573,11 @@
           <w:color w:val="000000"/>
           <w:kern w:val="0"/>
           <w:lang w:eastAsia="es-PE"/>
-          <w14:ligatures w14:val="none"/>
-        </w:rPr>
-      </w:pPr>
-    </w:p>
-    <w:p>
+          <ns2:ligatures ns2:val="none"/>
+        </w:rPr>
+      </w:pPr>
+    </w:p>
+    <w:p ns2:paraId="60B5D5B0" ns2:textId="0365C346">
       <w:pPr>
         <w:numPr>
           <w:ilvl w:val="1"/>
@@ -591,7 +591,7 @@
           <w:color w:val="000000"/>
           <w:kern w:val="0"/>
           <w:lang w:val="es-ES" w:eastAsia="es-ES"/>
-          <w14:ligatures w14:val="none"/>
+          <ns2:ligatures ns2:val="none"/>
         </w:rPr>
       </w:pPr>
       <w:r>
@@ -600,7 +600,7 @@
           <w:color w:val="000000"/>
           <w:kern w:val="0"/>
           <w:lang w:val="es-ES" w:eastAsia="es-ES"/>
-          <w14:ligatures w14:val="none"/>
+          <ns2:ligatures ns2:val="none"/>
         </w:rPr>
         <w:t xml:space="preserve">Mediante el escrito del 26 de febrero de 2026, subsanado mediante escrito del 19 de junio de 2026, la señora [APELLIDO] denunció a Pacífico por presuntas infracciones a la Ley 29571, Código de Protección y Defensa del Consumidor (en adelante, Código), señalando lo siguiente:</w:t>
       </w:r>
@@ -610,7 +610,7 @@
           <w:color w:val="000000"/>
           <w:kern w:val="0"/>
           <w:lang w:val="es-ES" w:eastAsia="es-ES"/>
-          <w14:ligatures w14:val="none"/>
+          <ns2:ligatures ns2:val="none"/>
         </w:rPr>
         <w:t/>
       </w:r>
@@ -622,7 +622,7 @@
           <w:kern w:val="0"/>
           <w:vertAlign w:val="superscript"/>
           <w:lang w:val="es-ES" w:eastAsia="es-ES"/>
-          <w14:ligatures w14:val="none"/>
+          <ns2:ligatures ns2:val="none"/>
         </w:rPr>
         <w:footnoteReference w:id="1"/>
       </w:r>
@@ -630,7 +630,7 @@
         <w:rPr>
           <w:rFonts w:ascii="Arial Narrow" w:eastAsia="Calibri" w:hAnsi="Arial Narrow" w:cs="Arial"/>
           <w:kern w:val="0"/>
-          <w14:ligatures w14:val="none"/>
+          <ns2:ligatures ns2:val="none"/>
         </w:rPr>
         <w:t/>
       </w:r>
@@ -638,7 +638,7 @@
         <w:rPr>
           <w:rFonts w:ascii="Arial Narrow" w:eastAsia="Calibri" w:hAnsi="Arial Narrow" w:cs="Arial"/>
           <w:kern w:val="0"/>
-          <w14:ligatures w14:val="none"/>
+          <ns2:ligatures ns2:val="none"/>
         </w:rPr>
         <w:t xml:space="preserve"/>
       </w:r>
@@ -646,7 +646,7 @@
         <w:rPr>
           <w:rFonts w:ascii="Arial Narrow" w:eastAsia="Calibri" w:hAnsi="Arial Narrow" w:cs="Arial"/>
           <w:kern w:val="0"/>
-          <w14:ligatures w14:val="none"/>
+          <ns2:ligatures ns2:val="none"/>
         </w:rPr>
         <w:t xml:space="preserve"/>
       </w:r>
@@ -656,7 +656,7 @@
           <w:color w:val="000000"/>
           <w:kern w:val="0"/>
           <w:lang w:val="es-ES" w:eastAsia="es-ES"/>
-          <w14:ligatures w14:val="none"/>
+          <ns2:ligatures ns2:val="none"/>
         </w:rPr>
         <w:t xml:space="preserve"/>
       </w:r>
@@ -666,7 +666,7 @@
           <w:color w:val="000000"/>
           <w:kern w:val="0"/>
           <w:lang w:val="es-ES" w:eastAsia="es-ES"/>
-          <w14:ligatures w14:val="none"/>
+          <ns2:ligatures ns2:val="none"/>
         </w:rPr>
         <w:t xml:space="preserve"/>
       </w:r>
@@ -676,7 +676,7 @@
           <w:color w:val="000000"/>
           <w:kern w:val="0"/>
           <w:lang w:val="es-ES" w:eastAsia="es-ES"/>
-          <w14:ligatures w14:val="none"/>
+          <ns2:ligatures ns2:val="none"/>
         </w:rPr>
         <w:t xml:space="preserve"/>
       </w:r>
@@ -686,7 +686,7 @@
           <w:color w:val="000000"/>
           <w:kern w:val="0"/>
           <w:lang w:val="es-ES" w:eastAsia="es-ES"/>
-          <w14:ligatures w14:val="none"/>
+          <ns2:ligatures ns2:val="none"/>
         </w:rPr>
         <w:t xml:space="preserve"/>
       </w:r>
@@ -696,7 +696,7 @@
           <w:kern w:val="0"/>
           <w:shd w:val="clear" w:color="auto" w:fill="FFFFFF"/>
           <w:lang w:eastAsia="es-PE"/>
-          <w14:ligatures w14:val="none"/>
+          <ns2:ligatures ns2:val="none"/>
         </w:rPr>
         <w:t/>
       </w:r>
@@ -706,7 +706,7 @@
           <w:color w:val="000000"/>
           <w:kern w:val="0"/>
           <w:lang w:val="es-ES" w:eastAsia="es-ES"/>
-          <w14:ligatures w14:val="none"/>
+          <ns2:ligatures ns2:val="none"/>
         </w:rPr>
         <w:t/>
       </w:r>
@@ -718,7 +718,7 @@
           <w:kern w:val="0"/>
           <w:vertAlign w:val="superscript"/>
           <w:lang w:val="es-ES" w:eastAsia="es-ES"/>
-          <w14:ligatures w14:val="none"/>
+          <ns2:ligatures ns2:val="none"/>
         </w:rPr>
         <w:footnoteReference w:id="2"/>
       </w:r>
@@ -728,7 +728,7 @@
           <w:color w:val="000000"/>
           <w:kern w:val="0"/>
           <w:lang w:val="es-ES" w:eastAsia="es-ES"/>
-          <w14:ligatures w14:val="none"/>
+          <ns2:ligatures ns2:val="none"/>
         </w:rPr>
         <w:t xml:space="preserve"/>
       </w:r>
@@ -739,12 +739,12 @@
           <w:color w:val="000000"/>
           <w:kern w:val="0"/>
           <w:lang w:val="es-ES" w:eastAsia="es-ES"/>
-          <w14:ligatures w14:val="none"/>
+          <ns2:ligatures ns2:val="none"/>
         </w:rPr>
         <w:t/>
       </w:r>
     </w:p>
-    <w:p>
+    <w:p ns2:paraId="512911CE" ns2:textId="77777777">
       <w:pPr>
         <w:spacing w:after="0" w:line="240" w:lineRule="auto"/>
         <w:jc w:val="both"/>
@@ -753,11 +753,11 @@
           <w:color w:val="000000"/>
           <w:kern w:val="0"/>
           <w:lang w:eastAsia="es-ES"/>
-          <w14:ligatures w14:val="none"/>
-        </w:rPr>
-      </w:pPr>
-    </w:p>
-    <w:p>
+          <ns2:ligatures ns2:val="none"/>
+        </w:rPr>
+      </w:pPr>
+    </w:p>
+    <w:p ns2:paraId="5819D36E" ns2:textId="539DACF9">
       <w:pPr>
         <w:pStyle w:val="Prrafodelista"/>
         <w:numPr>
@@ -775,7 +775,7 @@
           <w:color w:val="000000"/>
           <w:kern w:val="0"/>
           <w:lang w:eastAsia="es-ES"/>
-          <w14:ligatures w14:val="none"/>
+          <ns2:ligatures ns2:val="none"/>
         </w:rPr>
       </w:pPr>
       <w:r>
@@ -784,7 +784,7 @@
           <w:color w:val="000000"/>
           <w:kern w:val="0"/>
           <w:lang w:eastAsia="es-ES"/>
-          <w14:ligatures w14:val="none"/>
+          <ns2:ligatures ns2:val="none"/>
         </w:rPr>
         <w:t xml:space="preserve">Adquirió la </w:t>
       </w:r>
@@ -794,7 +794,7 @@
           <w:color w:val="000000"/>
           <w:kern w:val="0"/>
           <w:lang w:eastAsia="es-ES"/>
-          <w14:ligatures w14:val="none"/>
+          <ns2:ligatures ns2:val="none"/>
         </w:rPr>
         <w:t>Póliza 1000001429 del Seguro de Protección de Tarjetas</w:t>
       </w:r>
@@ -804,7 +804,7 @@
           <w:color w:val="000000"/>
           <w:kern w:val="0"/>
           <w:lang w:eastAsia="es-ES"/>
-          <w14:ligatures w14:val="none"/>
+          <ns2:ligatures ns2:val="none"/>
         </w:rPr>
         <w:t xml:space="preserve"> emitido por </w:t>
       </w:r>
@@ -814,7 +814,7 @@
           <w:color w:val="000000"/>
           <w:kern w:val="0"/>
           <w:lang w:val="es-ES" w:eastAsia="es-ES"/>
-          <w14:ligatures w14:val="none"/>
+          <ns2:ligatures ns2:val="none"/>
         </w:rPr>
         <w:t>Pacífico</w:t>
       </w:r>
@@ -824,7 +824,7 @@
           <w:color w:val="000000"/>
           <w:kern w:val="0"/>
           <w:lang w:eastAsia="es-ES"/>
-          <w14:ligatures w14:val="none"/>
+          <ns2:ligatures ns2:val="none"/>
         </w:rPr>
         <w:t xml:space="preserve"> </w:t>
       </w:r>
@@ -834,7 +834,7 @@
           <w:color w:val="000000"/>
           <w:kern w:val="0"/>
           <w:lang w:eastAsia="es-ES"/>
-          <w14:ligatures w14:val="none"/>
+          <ns2:ligatures ns2:val="none"/>
         </w:rPr>
         <w:t xml:space="preserve">(en adelante, </w:t>
       </w:r>
@@ -844,7 +844,7 @@
           <w:color w:val="000000"/>
           <w:kern w:val="0"/>
           <w:lang w:eastAsia="es-ES"/>
-          <w14:ligatures w14:val="none"/>
+          <ns2:ligatures ns2:val="none"/>
         </w:rPr>
         <w:t>Seguro de Protección de Tarjetas</w:t>
       </w:r>
@@ -854,12 +854,12 @@
           <w:color w:val="000000"/>
           <w:kern w:val="0"/>
           <w:lang w:eastAsia="es-ES"/>
-          <w14:ligatures w14:val="none"/>
+          <ns2:ligatures ns2:val="none"/>
         </w:rPr>
         <w:t>), destinado a cubrir los riesgos derivados del uso no autorizado de su tarjeta.</w:t>
       </w:r>
     </w:p>
-    <w:p>
+    <w:p ns2:paraId="71D0F860" ns2:textId="77777777">
       <w:pPr>
         <w:spacing w:after="0" w:line="240" w:lineRule="auto"/>
         <w:jc w:val="both"/>
@@ -868,11 +868,11 @@
           <w:color w:val="000000"/>
           <w:kern w:val="0"/>
           <w:lang w:eastAsia="es-ES"/>
-          <w14:ligatures w14:val="none"/>
-        </w:rPr>
-      </w:pPr>
-    </w:p>
-    <w:p>
+          <ns2:ligatures ns2:val="none"/>
+        </w:rPr>
+      </w:pPr>
+    </w:p>
+    <w:p ns2:paraId="78D57DC6" ns2:textId="1BC63F65">
       <w:pPr>
         <w:pStyle w:val="Prrafodelista"/>
         <w:numPr>
@@ -890,7 +890,7 @@
           <w:color w:val="000000"/>
           <w:kern w:val="0"/>
           <w:lang w:eastAsia="es-ES"/>
-          <w14:ligatures w14:val="none"/>
+          <ns2:ligatures ns2:val="none"/>
         </w:rPr>
       </w:pPr>
       <w:r>
@@ -899,7 +899,7 @@
           <w:color w:val="000000"/>
           <w:kern w:val="0"/>
           <w:lang w:eastAsia="es-ES"/>
-          <w14:ligatures w14:val="none"/>
+          <ns2:ligatures ns2:val="none"/>
         </w:rPr>
         <w:t xml:space="preserve">El 10 de enero de 2026, fue víctima de un robo mientras se desplazaba por </w:t>
       </w:r>
@@ -909,7 +909,7 @@
           <w:color w:val="000000"/>
           <w:kern w:val="0"/>
           <w:lang w:eastAsia="es-ES"/>
-          <w14:ligatures w14:val="none"/>
+          <ns2:ligatures ns2:val="none"/>
         </w:rPr>
         <w:t>una</w:t>
       </w:r>
@@ -919,7 +919,7 @@
           <w:color w:val="000000"/>
           <w:kern w:val="0"/>
           <w:lang w:eastAsia="es-ES"/>
-          <w14:ligatures w14:val="none"/>
+          <ns2:ligatures ns2:val="none"/>
         </w:rPr>
         <w:t xml:space="preserve"> carretera </w:t>
       </w:r>
@@ -929,7 +929,7 @@
           <w:color w:val="000000"/>
           <w:kern w:val="0"/>
           <w:lang w:eastAsia="es-ES"/>
-          <w14:ligatures w14:val="none"/>
+          <ns2:ligatures ns2:val="none"/>
         </w:rPr>
         <w:t xml:space="preserve">del </w:t>
       </w:r>
@@ -939,7 +939,7 @@
           <w:color w:val="000000"/>
           <w:kern w:val="0"/>
           <w:lang w:eastAsia="es-ES"/>
-          <w14:ligatures w14:val="none"/>
+          <ns2:ligatures ns2:val="none"/>
         </w:rPr>
         <w:t>distrito de Santa Rosa, provincia de Jaén, departamento de Cajamarca</w:t>
       </w:r>
@@ -949,7 +949,7 @@
           <w:color w:val="000000"/>
           <w:kern w:val="0"/>
           <w:lang w:eastAsia="es-ES"/>
-          <w14:ligatures w14:val="none"/>
+          <ns2:ligatures ns2:val="none"/>
         </w:rPr>
         <w:t>,</w:t>
       </w:r>
@@ -959,7 +959,7 @@
           <w:color w:val="000000"/>
           <w:kern w:val="0"/>
           <w:lang w:eastAsia="es-ES"/>
-          <w14:ligatures w14:val="none"/>
+          <ns2:ligatures ns2:val="none"/>
         </w:rPr>
         <w:t xml:space="preserve"> la despojaron de una mochila de color rosa, que contenía un teléfono celular, una billetera con US$ 800,00 en efectivo y una tarjeta de débito del Banco de Crédito del Perú </w:t>
       </w:r>
@@ -969,7 +969,7 @@
           <w:color w:val="000000"/>
           <w:kern w:val="0"/>
           <w:lang w:eastAsia="es-ES"/>
-          <w14:ligatures w14:val="none"/>
+          <ns2:ligatures ns2:val="none"/>
         </w:rPr>
         <w:t>S.A</w:t>
       </w:r>
@@ -979,7 +979,7 @@
           <w:color w:val="000000"/>
           <w:kern w:val="0"/>
           <w:lang w:eastAsia="es-ES"/>
-          <w14:ligatures w14:val="none"/>
+          <ns2:ligatures ns2:val="none"/>
         </w:rPr>
         <w:t xml:space="preserve"> (en adelante, Banco)</w:t>
       </w:r>
@@ -989,12 +989,12 @@
           <w:color w:val="000000"/>
           <w:kern w:val="0"/>
           <w:lang w:eastAsia="es-ES"/>
-          <w14:ligatures w14:val="none"/>
+          <ns2:ligatures ns2:val="none"/>
         </w:rPr>
         <w:t>. Asimismo, los responsables utilizaron el teléfono celular luego de ocurrido el hecho.</w:t>
       </w:r>
     </w:p>
-    <w:p>
+    <w:p ns2:paraId="3146FB5C" ns2:textId="77777777">
       <w:pPr>
         <w:pStyle w:val="Prrafodelista"/>
         <w:spacing w:after="0" w:line="240" w:lineRule="auto"/>
@@ -1005,11 +1005,11 @@
           <w:color w:val="000000"/>
           <w:kern w:val="0"/>
           <w:lang w:eastAsia="es-ES"/>
-          <w14:ligatures w14:val="none"/>
-        </w:rPr>
-      </w:pPr>
-    </w:p>
-    <w:p>
+          <ns2:ligatures ns2:val="none"/>
+        </w:rPr>
+      </w:pPr>
+    </w:p>
+    <w:p ns2:paraId="0B25B797" ns2:textId="255E1D1A">
       <w:pPr>
         <w:pStyle w:val="Prrafodelista"/>
         <w:numPr>
@@ -1027,7 +1027,7 @@
           <w:color w:val="000000"/>
           <w:kern w:val="0"/>
           <w:lang w:eastAsia="es-ES"/>
-          <w14:ligatures w14:val="none"/>
+          <ns2:ligatures ns2:val="none"/>
         </w:rPr>
       </w:pPr>
       <w:r>
@@ -1036,7 +1036,7 @@
           <w:color w:val="000000"/>
           <w:kern w:val="0"/>
           <w:lang w:eastAsia="es-ES"/>
-          <w14:ligatures w14:val="none"/>
+          <ns2:ligatures ns2:val="none"/>
         </w:rPr>
         <w:t>L</w:t>
       </w:r>
@@ -1046,12 +1046,12 @@
           <w:color w:val="000000"/>
           <w:kern w:val="0"/>
           <w:lang w:eastAsia="es-ES"/>
-          <w14:ligatures w14:val="none"/>
+          <ns2:ligatures ns2:val="none"/>
         </w:rPr>
         <w:t>uego del robo, solicitó el bloqueo de su tarjeta del Banco; sin embargo, tomó conocimiento de que los fondos existentes en su cuenta ya habían sido retirados.</w:t>
       </w:r>
     </w:p>
-    <w:p>
+    <w:p ns2:paraId="4100D40D" ns2:textId="77777777">
       <w:pPr>
         <w:pStyle w:val="Prrafodelista"/>
         <w:spacing w:after="0" w:line="240" w:lineRule="auto"/>
@@ -1062,11 +1062,11 @@
           <w:color w:val="000000"/>
           <w:kern w:val="0"/>
           <w:lang w:eastAsia="es-ES"/>
-          <w14:ligatures w14:val="none"/>
-        </w:rPr>
-      </w:pPr>
-    </w:p>
-    <w:p>
+          <ns2:ligatures ns2:val="none"/>
+        </w:rPr>
+      </w:pPr>
+    </w:p>
+    <w:p ns2:paraId="57D3D967" ns2:textId="78439892">
       <w:pPr>
         <w:pStyle w:val="Prrafodelista"/>
         <w:numPr>
@@ -1084,7 +1084,7 @@
           <w:color w:val="000000"/>
           <w:kern w:val="0"/>
           <w:lang w:eastAsia="es-ES"/>
-          <w14:ligatures w14:val="none"/>
+          <ns2:ligatures ns2:val="none"/>
         </w:rPr>
       </w:pPr>
       <w:r>
@@ -1093,7 +1093,7 @@
           <w:color w:val="000000"/>
           <w:kern w:val="0"/>
           <w:lang w:eastAsia="es-ES"/>
-          <w14:ligatures w14:val="none"/>
+          <ns2:ligatures ns2:val="none"/>
         </w:rPr>
         <w:t xml:space="preserve">El 16 de enero de 2026, presentó la solicitud de activación de cobertura correspondiente al </w:t>
       </w:r>
@@ -1103,7 +1103,7 @@
           <w:color w:val="000000"/>
           <w:kern w:val="0"/>
           <w:lang w:eastAsia="es-ES"/>
-          <w14:ligatures w14:val="none"/>
+          <ns2:ligatures ns2:val="none"/>
         </w:rPr>
         <w:t>Seguro de Protección de Tarjetas</w:t>
       </w:r>
@@ -1113,7 +1113,7 @@
           <w:color w:val="000000"/>
           <w:kern w:val="0"/>
           <w:lang w:eastAsia="es-ES"/>
-          <w14:ligatures w14:val="none"/>
+          <ns2:ligatures ns2:val="none"/>
         </w:rPr>
         <w:t xml:space="preserve"> </w:t>
       </w:r>
@@ -1123,12 +1123,12 @@
           <w:color w:val="000000"/>
           <w:kern w:val="0"/>
           <w:lang w:eastAsia="es-ES"/>
-          <w14:ligatures w14:val="none"/>
+          <ns2:ligatures ns2:val="none"/>
         </w:rPr>
         <w:t>ante el Banco, requiriendo el pago de la cobertura por la suma de S/ 14 978,50 y US$ 800,00.</w:t>
       </w:r>
     </w:p>
-    <w:p>
+    <w:p ns2:paraId="754826B9" ns2:textId="77777777">
       <w:pPr>
         <w:pStyle w:val="Prrafodelista"/>
         <w:spacing w:after="0" w:line="240" w:lineRule="auto"/>
@@ -1139,11 +1139,11 @@
           <w:color w:val="000000"/>
           <w:kern w:val="0"/>
           <w:lang w:eastAsia="es-ES"/>
-          <w14:ligatures w14:val="none"/>
-        </w:rPr>
-      </w:pPr>
-    </w:p>
-    <w:p>
+          <ns2:ligatures ns2:val="none"/>
+        </w:rPr>
+      </w:pPr>
+    </w:p>
+    <w:p ns2:paraId="6C026D08" ns2:textId="1EE69133">
       <w:pPr>
         <w:pStyle w:val="Prrafodelista"/>
         <w:numPr>
@@ -1161,7 +1161,7 @@
           <w:color w:val="000000"/>
           <w:kern w:val="0"/>
           <w:lang w:eastAsia="es-ES"/>
-          <w14:ligatures w14:val="none"/>
+          <ns2:ligatures ns2:val="none"/>
         </w:rPr>
       </w:pPr>
       <w:r>
@@ -1170,7 +1170,7 @@
           <w:color w:val="000000"/>
           <w:kern w:val="0"/>
           <w:lang w:eastAsia="es-ES"/>
-          <w14:ligatures w14:val="none"/>
+          <ns2:ligatures ns2:val="none"/>
         </w:rPr>
         <w:t>El 26 de enero de 2026, mediante Oficio GSIN-1290147/2026, Pacífico le comunicó que debía someterse a una evaluación mediante prueba de polígrafo como parte del procedimiento de atención del siniestro</w:t>
       </w:r>
@@ -1180,7 +1180,7 @@
           <w:color w:val="000000"/>
           <w:kern w:val="0"/>
           <w:lang w:eastAsia="es-ES"/>
-          <w14:ligatures w14:val="none"/>
+          <ns2:ligatures ns2:val="none"/>
         </w:rPr>
         <w:t xml:space="preserve"> del </w:t>
       </w:r>
@@ -1190,7 +1190,7 @@
           <w:color w:val="000000"/>
           <w:kern w:val="0"/>
           <w:lang w:eastAsia="es-ES"/>
-          <w14:ligatures w14:val="none"/>
+          <ns2:ligatures ns2:val="none"/>
         </w:rPr>
         <w:t>10 de enero de 2026</w:t>
       </w:r>
@@ -1200,12 +1200,12 @@
           <w:color w:val="000000"/>
           <w:kern w:val="0"/>
           <w:lang w:eastAsia="es-ES"/>
-          <w14:ligatures w14:val="none"/>
+          <ns2:ligatures ns2:val="none"/>
         </w:rPr>
         <w:t>.</w:t>
       </w:r>
     </w:p>
-    <w:p>
+    <w:p ns2:paraId="341DC66A" ns2:textId="77777777">
       <w:pPr>
         <w:pStyle w:val="Prrafodelista"/>
         <w:spacing w:after="0" w:line="240" w:lineRule="auto"/>
@@ -1216,11 +1216,11 @@
           <w:color w:val="000000"/>
           <w:kern w:val="0"/>
           <w:lang w:eastAsia="es-ES"/>
-          <w14:ligatures w14:val="none"/>
-        </w:rPr>
-      </w:pPr>
-    </w:p>
-    <w:p>
+          <ns2:ligatures ns2:val="none"/>
+        </w:rPr>
+      </w:pPr>
+    </w:p>
+    <w:p ns2:paraId="7551A9BF" ns2:textId="0E5D22E7">
       <w:pPr>
         <w:pStyle w:val="Prrafodelista"/>
         <w:numPr>
@@ -1238,7 +1238,7 @@
           <w:color w:val="000000"/>
           <w:kern w:val="0"/>
           <w:lang w:eastAsia="es-ES"/>
-          <w14:ligatures w14:val="none"/>
+          <ns2:ligatures ns2:val="none"/>
         </w:rPr>
       </w:pPr>
       <w:r>
@@ -1247,7 +1247,7 @@
           <w:color w:val="000000"/>
           <w:kern w:val="0"/>
           <w:lang w:eastAsia="es-ES"/>
-          <w14:ligatures w14:val="none"/>
+          <ns2:ligatures ns2:val="none"/>
         </w:rPr>
         <w:t>El 28 de enero de 2026, remitió, mediante correo electrónico, respuesta al Oficio GSIN-1290147/2026, adjuntando la referencia prenatal y la ficha de gestante, mediante las cuales informó que se encontraba embarazada y que, por indicación médica, no podía someterse a la prueba de polígrafo.</w:t>
       </w:r>
@@ -1257,12 +1257,12 @@
           <w:color w:val="000000"/>
           <w:kern w:val="0"/>
           <w:lang w:eastAsia="es-ES"/>
-          <w14:ligatures w14:val="none"/>
+          <ns2:ligatures ns2:val="none"/>
         </w:rPr>
         <w:t xml:space="preserve"> </w:t>
       </w:r>
     </w:p>
-    <w:p>
+    <w:p ns2:paraId="58E9EB0A" ns2:textId="77777777">
       <w:pPr>
         <w:pStyle w:val="Prrafodelista"/>
         <w:spacing w:after="0" w:line="240" w:lineRule="auto"/>
@@ -1273,11 +1273,11 @@
           <w:color w:val="000000"/>
           <w:kern w:val="0"/>
           <w:lang w:eastAsia="es-ES"/>
-          <w14:ligatures w14:val="none"/>
-        </w:rPr>
-      </w:pPr>
-    </w:p>
-    <w:p>
+          <ns2:ligatures ns2:val="none"/>
+        </w:rPr>
+      </w:pPr>
+    </w:p>
+    <w:p ns2:paraId="20EAB2C8" ns2:textId="3A0565EE">
       <w:pPr>
         <w:pStyle w:val="Prrafodelista"/>
         <w:numPr>
@@ -1295,7 +1295,7 @@
           <w:color w:val="000000"/>
           <w:kern w:val="0"/>
           <w:lang w:eastAsia="es-ES"/>
-          <w14:ligatures w14:val="none"/>
+          <ns2:ligatures ns2:val="none"/>
         </w:rPr>
       </w:pPr>
       <w:r>
@@ -1304,7 +1304,7 @@
           <w:color w:val="000000"/>
           <w:kern w:val="0"/>
           <w:lang w:eastAsia="es-ES"/>
-          <w14:ligatures w14:val="none"/>
+          <ns2:ligatures ns2:val="none"/>
         </w:rPr>
         <w:t xml:space="preserve">El 11 de febrero de 2026, mediante Carta GSIN-1292995/2026, Pacífico le comunicó que el trámite de activación del </w:t>
       </w:r>
@@ -1314,7 +1314,7 @@
           <w:color w:val="000000"/>
           <w:kern w:val="0"/>
           <w:lang w:eastAsia="es-ES"/>
-          <w14:ligatures w14:val="none"/>
+          <ns2:ligatures ns2:val="none"/>
         </w:rPr>
         <w:t>Seguro de Protección de Tarjetas</w:t>
       </w:r>
@@ -1324,7 +1324,7 @@
           <w:color w:val="000000"/>
           <w:kern w:val="0"/>
           <w:lang w:eastAsia="es-ES"/>
-          <w14:ligatures w14:val="none"/>
+          <ns2:ligatures ns2:val="none"/>
         </w:rPr>
         <w:t xml:space="preserve"> </w:t>
       </w:r>
@@ -1334,7 +1334,7 @@
           <w:color w:val="000000"/>
           <w:kern w:val="0"/>
           <w:lang w:eastAsia="es-ES"/>
-          <w14:ligatures w14:val="none"/>
+          <ns2:ligatures ns2:val="none"/>
         </w:rPr>
         <w:t xml:space="preserve">permanecería suspendido hasta </w:t>
       </w:r>
@@ -1344,7 +1344,7 @@
           <w:color w:val="000000"/>
           <w:kern w:val="0"/>
           <w:lang w:eastAsia="es-ES"/>
-          <w14:ligatures w14:val="none"/>
+          <ns2:ligatures ns2:val="none"/>
         </w:rPr>
         <w:lastRenderedPageBreak/>
         <w:t xml:space="preserve">que pudiera someterse a la prueba de polígrafo, indicando que </w:t>
@@ -1355,7 +1355,7 @@
           <w:color w:val="000000"/>
           <w:kern w:val="0"/>
           <w:lang w:eastAsia="es-ES"/>
-          <w14:ligatures w14:val="none"/>
+          <ns2:ligatures ns2:val="none"/>
         </w:rPr>
         <w:t xml:space="preserve">se </w:t>
       </w:r>
@@ -1365,12 +1365,12 @@
           <w:color w:val="000000"/>
           <w:kern w:val="0"/>
           <w:lang w:eastAsia="es-ES"/>
-          <w14:ligatures w14:val="none"/>
+          <ns2:ligatures ns2:val="none"/>
         </w:rPr>
         <w:t>esperaría un mes para la realización de dicha evaluación.</w:t>
       </w:r>
     </w:p>
-    <w:p>
+    <w:p ns2:paraId="66D95575" ns2:textId="77777777">
       <w:pPr>
         <w:pStyle w:val="Prrafodelista"/>
         <w:spacing w:after="0" w:line="240" w:lineRule="auto"/>
@@ -1381,11 +1381,11 @@
           <w:color w:val="000000"/>
           <w:kern w:val="0"/>
           <w:lang w:eastAsia="es-ES"/>
-          <w14:ligatures w14:val="none"/>
-        </w:rPr>
-      </w:pPr>
-    </w:p>
-    <w:p>
+          <ns2:ligatures ns2:val="none"/>
+        </w:rPr>
+      </w:pPr>
+    </w:p>
+    <w:p ns2:paraId="3AB04930" ns2:textId="2994EE48">
       <w:pPr>
         <w:pStyle w:val="Prrafodelista"/>
         <w:numPr>
@@ -1403,7 +1403,7 @@
           <w:color w:val="000000"/>
           <w:kern w:val="0"/>
           <w:lang w:eastAsia="es-ES"/>
-          <w14:ligatures w14:val="none"/>
+          <ns2:ligatures ns2:val="none"/>
         </w:rPr>
       </w:pPr>
       <w:r>
@@ -1412,7 +1412,7 @@
           <w:color w:val="000000"/>
           <w:kern w:val="0"/>
           <w:lang w:eastAsia="es-ES"/>
-          <w14:ligatures w14:val="none"/>
+          <ns2:ligatures ns2:val="none"/>
         </w:rPr>
         <w:t xml:space="preserve">El 12 de febrero de 2026, presentó la Queja/Reclamo 000/0893/2026 ante Pacífico, cuestionando la suspensión del trámite de activación de la cobertura del </w:t>
       </w:r>
@@ -1422,7 +1422,7 @@
           <w:color w:val="000000"/>
           <w:kern w:val="0"/>
           <w:lang w:eastAsia="es-ES"/>
-          <w14:ligatures w14:val="none"/>
+          <ns2:ligatures ns2:val="none"/>
         </w:rPr>
         <w:t>Seguro de Protección de Tarjetas</w:t>
       </w:r>
@@ -1432,12 +1432,12 @@
           <w:color w:val="000000"/>
           <w:kern w:val="0"/>
           <w:lang w:eastAsia="es-ES"/>
-          <w14:ligatures w14:val="none"/>
+          <ns2:ligatures ns2:val="none"/>
         </w:rPr>
         <w:t>.</w:t>
       </w:r>
     </w:p>
-    <w:p>
+    <w:p ns2:paraId="17F48E8E" ns2:textId="77777777">
       <w:pPr>
         <w:pStyle w:val="Prrafodelista"/>
         <w:spacing w:after="0" w:line="240" w:lineRule="auto"/>
@@ -1448,11 +1448,11 @@
           <w:color w:val="000000"/>
           <w:kern w:val="0"/>
           <w:lang w:eastAsia="es-ES"/>
-          <w14:ligatures w14:val="none"/>
-        </w:rPr>
-      </w:pPr>
-    </w:p>
-    <w:p>
+          <ns2:ligatures ns2:val="none"/>
+        </w:rPr>
+      </w:pPr>
+    </w:p>
+    <w:p ns2:paraId="1C0DA871" ns2:textId="193841EF">
       <w:pPr>
         <w:pStyle w:val="Prrafodelista"/>
         <w:numPr>
@@ -1470,7 +1470,7 @@
           <w:color w:val="000000"/>
           <w:kern w:val="0"/>
           <w:lang w:eastAsia="es-ES"/>
-          <w14:ligatures w14:val="none"/>
+          <ns2:ligatures ns2:val="none"/>
         </w:rPr>
       </w:pPr>
       <w:r>
@@ -1479,7 +1479,7 @@
           <w:color w:val="000000"/>
           <w:kern w:val="0"/>
           <w:lang w:eastAsia="es-ES"/>
-          <w14:ligatures w14:val="none"/>
+          <ns2:ligatures ns2:val="none"/>
         </w:rPr>
         <w:t>El 18 de febrero de 2026, mediante Oficio PPS-01613/2026, Pacífico dio respuesta a la Queja/</w:t>
       </w:r>
@@ -1489,12 +1489,12 @@
           <w:color w:val="000000"/>
           <w:kern w:val="0"/>
           <w:lang w:eastAsia="es-ES"/>
-          <w14:ligatures w14:val="none"/>
+          <ns2:ligatures ns2:val="none"/>
         </w:rPr>
         <w:t>Reclamo 000/0893/2026 y se ratificó en lo comunicado mediante la Carta GSIN-1292995/2026, reiterando que era necesario que se sometiera a la prueba de polígrafo para continuar con la atención del siniestro.</w:t>
       </w:r>
     </w:p>
-    <w:p>
+    <w:p ns2:paraId="5303BC22" ns2:textId="77777777">
       <w:pPr>
         <w:pStyle w:val="Prrafodelista"/>
         <w:spacing w:after="0" w:line="240" w:lineRule="auto"/>
@@ -1505,11 +1505,11 @@
           <w:color w:val="000000"/>
           <w:kern w:val="0"/>
           <w:lang w:eastAsia="es-ES"/>
-          <w14:ligatures w14:val="none"/>
-        </w:rPr>
-      </w:pPr>
-    </w:p>
-    <w:p>
+          <ns2:ligatures ns2:val="none"/>
+        </w:rPr>
+      </w:pPr>
+    </w:p>
+    <w:p ns2:paraId="2F9CF7F5" ns2:textId="051925E5">
       <w:pPr>
         <w:pStyle w:val="Prrafodelista"/>
         <w:numPr>
@@ -1528,7 +1528,7 @@
           <w:color w:val="000000"/>
           <w:kern w:val="0"/>
           <w:lang w:eastAsia="es-ES"/>
-          <w14:ligatures w14:val="none"/>
+          <ns2:ligatures ns2:val="none"/>
         </w:rPr>
       </w:pPr>
       <w:r>
@@ -1537,7 +1537,7 @@
           <w:color w:val="000000"/>
           <w:kern w:val="0"/>
           <w:lang w:eastAsia="es-ES"/>
-          <w14:ligatures w14:val="none"/>
+          <ns2:ligatures ns2:val="none"/>
         </w:rPr>
         <w:t>P</w:t>
       </w:r>
@@ -1547,7 +1547,7 @@
           <w:color w:val="000000"/>
           <w:kern w:val="0"/>
           <w:lang w:eastAsia="es-ES"/>
-          <w14:ligatures w14:val="none"/>
+          <ns2:ligatures ns2:val="none"/>
         </w:rPr>
         <w:t>ese a haber presentado la denuncia policial por el robo</w:t>
       </w:r>
@@ -1557,7 +1557,7 @@
           <w:color w:val="000000"/>
           <w:kern w:val="0"/>
           <w:lang w:eastAsia="es-ES"/>
-          <w14:ligatures w14:val="none"/>
+          <ns2:ligatures ns2:val="none"/>
         </w:rPr>
         <w:t xml:space="preserve"> del </w:t>
       </w:r>
@@ -1567,7 +1567,7 @@
           <w:color w:val="000000"/>
           <w:kern w:val="0"/>
           <w:lang w:eastAsia="es-ES"/>
-          <w14:ligatures w14:val="none"/>
+          <ns2:ligatures ns2:val="none"/>
         </w:rPr>
         <w:t>10 de enero de 2026</w:t>
       </w:r>
@@ -1577,7 +1577,7 @@
           <w:color w:val="000000"/>
           <w:kern w:val="0"/>
           <w:lang w:eastAsia="es-ES"/>
-          <w14:ligatures w14:val="none"/>
+          <ns2:ligatures ns2:val="none"/>
         </w:rPr>
         <w:t>, la solicitud de activación de cobertura y la documentación médica relacionada con su estado de gestación, Pacífico no efectuó el pago de la cobertura solicitada por S/ 14 978,50 y US$ 800,00 correspondiente al Seguro de Protección de Tarjeta</w:t>
       </w:r>
@@ -1587,7 +1587,7 @@
           <w:color w:val="000000"/>
           <w:kern w:val="0"/>
           <w:lang w:eastAsia="es-ES"/>
-          <w14:ligatures w14:val="none"/>
+          <ns2:ligatures ns2:val="none"/>
         </w:rPr>
         <w:t>s</w:t>
       </w:r>
@@ -1597,12 +1597,12 @@
           <w:color w:val="000000"/>
           <w:kern w:val="0"/>
           <w:lang w:eastAsia="es-ES"/>
-          <w14:ligatures w14:val="none"/>
+          <ns2:ligatures ns2:val="none"/>
         </w:rPr>
         <w:t>.</w:t>
       </w:r>
     </w:p>
-    <w:p>
+    <w:p ns2:paraId="33E14FF7" ns2:textId="77777777">
       <w:pPr>
         <w:tabs>
           <w:tab w:val="left" w:pos="1134"/>
@@ -1614,11 +1614,11 @@
           <w:color w:val="000000"/>
           <w:kern w:val="0"/>
           <w:lang w:eastAsia="es-ES"/>
-          <w14:ligatures w14:val="none"/>
-        </w:rPr>
-      </w:pPr>
-    </w:p>
-    <w:p>
+          <ns2:ligatures ns2:val="none"/>
+        </w:rPr>
+      </w:pPr>
+    </w:p>
+    <w:p ns2:paraId="65C58807" ns2:textId="12D3C9A1">
       <w:pPr>
         <w:numPr>
           <w:ilvl w:val="1"/>
@@ -1636,7 +1636,7 @@
           <w:color w:val="000000"/>
           <w:kern w:val="0"/>
           <w:lang w:val="es-ES" w:eastAsia="es-ES"/>
-          <w14:ligatures w14:val="none"/>
+          <ns2:ligatures ns2:val="none"/>
         </w:rPr>
       </w:pPr>
       <w:r>
@@ -1645,7 +1645,7 @@
           <w:color w:val="000000"/>
           <w:kern w:val="0"/>
           <w:lang w:val="es-ES" w:eastAsia="es-ES"/>
-          <w14:ligatures w14:val="none"/>
+          <ns2:ligatures ns2:val="none"/>
         </w:rPr>
         <w:t xml:space="preserve">La señora [APELLIDO] solicitó, en calidad de medida correctiva, que Pacífico cumpla con otorgar la cobertura de la Póliza 1000001429 del Seguro de Protección de Tarjetas por el siniestro del 10 de enero de 2026, ascendente a S/ 14 978,50 y US$ 800,00. Asimismo, requirió el reembolso de costos y costas del presente procedimiento.</w:t>
       </w:r>
@@ -1655,7 +1655,7 @@
           <w:color w:val="000000"/>
           <w:kern w:val="0"/>
           <w:lang w:val="es-ES" w:eastAsia="es-ES"/>
-          <w14:ligatures w14:val="none"/>
+          <ns2:ligatures ns2:val="none"/>
         </w:rPr>
         <w:t xml:space="preserve"/>
       </w:r>
@@ -1665,7 +1665,7 @@
           <w:color w:val="000000"/>
           <w:kern w:val="0"/>
           <w:lang w:val="es-ES" w:eastAsia="es-ES"/>
-          <w14:ligatures w14:val="none"/>
+          <ns2:ligatures ns2:val="none"/>
         </w:rPr>
         <w:t xml:space="preserve"/>
       </w:r>
@@ -1675,7 +1675,7 @@
           <w:color w:val="000000"/>
           <w:kern w:val="0"/>
           <w:lang w:val="es-ES" w:eastAsia="es-ES"/>
-          <w14:ligatures w14:val="none"/>
+          <ns2:ligatures ns2:val="none"/>
         </w:rPr>
         <w:t xml:space="preserve"/>
       </w:r>
@@ -1685,7 +1685,7 @@
           <w:color w:val="000000"/>
           <w:kern w:val="0"/>
           <w:lang w:val="es-ES" w:eastAsia="es-ES"/>
-          <w14:ligatures w14:val="none"/>
+          <ns2:ligatures ns2:val="none"/>
         </w:rPr>
         <w:t xml:space="preserve"/>
       </w:r>
@@ -1695,7 +1695,7 @@
           <w:color w:val="000000"/>
           <w:kern w:val="0"/>
           <w:lang w:val="es-ES" w:eastAsia="es-ES"/>
-          <w14:ligatures w14:val="none"/>
+          <ns2:ligatures ns2:val="none"/>
         </w:rPr>
         <w:t/>
       </w:r>
@@ -1705,7 +1705,7 @@
           <w:color w:val="000000"/>
           <w:kern w:val="0"/>
           <w:lang w:val="es-ES" w:eastAsia="es-ES"/>
-          <w14:ligatures w14:val="none"/>
+          <ns2:ligatures ns2:val="none"/>
         </w:rPr>
         <w:t xml:space="preserve"/>
       </w:r>
@@ -1715,7 +1715,7 @@
           <w:color w:val="000000"/>
           <w:kern w:val="0"/>
           <w:lang w:val="es-ES" w:eastAsia="es-ES"/>
-          <w14:ligatures w14:val="none"/>
+          <ns2:ligatures ns2:val="none"/>
         </w:rPr>
         <w:t xml:space="preserve"/>
       </w:r>
@@ -1725,7 +1725,7 @@
           <w:color w:val="000000"/>
           <w:kern w:val="0"/>
           <w:lang w:val="es-ES" w:eastAsia="es-ES"/>
-          <w14:ligatures w14:val="none"/>
+          <ns2:ligatures ns2:val="none"/>
         </w:rPr>
         <w:t/>
       </w:r>
@@ -1735,7 +1735,7 @@
           <w:color w:val="000000"/>
           <w:kern w:val="0"/>
           <w:lang w:val="es-ES" w:eastAsia="es-ES"/>
-          <w14:ligatures w14:val="none"/>
+          <ns2:ligatures ns2:val="none"/>
         </w:rPr>
         <w:t xml:space="preserve"/>
       </w:r>
@@ -1745,7 +1745,7 @@
           <w:color w:val="000000"/>
           <w:kern w:val="0"/>
           <w:lang w:val="es-ES" w:eastAsia="es-ES"/>
-          <w14:ligatures w14:val="none"/>
+          <ns2:ligatures ns2:val="none"/>
         </w:rPr>
         <w:t/>
       </w:r>
@@ -1755,7 +1755,7 @@
           <w:color w:val="000000"/>
           <w:kern w:val="0"/>
           <w:lang w:val="es-ES" w:eastAsia="es-ES"/>
-          <w14:ligatures w14:val="none"/>
+          <ns2:ligatures ns2:val="none"/>
         </w:rPr>
         <w:t xml:space="preserve"/>
       </w:r>
@@ -1765,7 +1765,7 @@
           <w:color w:val="000000"/>
           <w:kern w:val="0"/>
           <w:lang w:val="es-ES" w:eastAsia="es-ES"/>
-          <w14:ligatures w14:val="none"/>
+          <ns2:ligatures ns2:val="none"/>
         </w:rPr>
         <w:t/>
       </w:r>
@@ -1775,7 +1775,7 @@
           <w:color w:val="000000"/>
           <w:kern w:val="0"/>
           <w:lang w:val="es-ES" w:eastAsia="es-ES"/>
-          <w14:ligatures w14:val="none"/>
+          <ns2:ligatures ns2:val="none"/>
         </w:rPr>
         <w:t xml:space="preserve"/>
       </w:r>
@@ -1785,7 +1785,7 @@
           <w:color w:val="000000"/>
           <w:kern w:val="0"/>
           <w:lang w:val="es-ES" w:eastAsia="es-ES"/>
-          <w14:ligatures w14:val="none"/>
+          <ns2:ligatures ns2:val="none"/>
         </w:rPr>
         <w:t/>
       </w:r>
@@ -1795,12 +1795,12 @@
           <w:color w:val="000000"/>
           <w:kern w:val="0"/>
           <w:lang w:val="es-ES" w:eastAsia="es-ES"/>
-          <w14:ligatures w14:val="none"/>
+          <ns2:ligatures ns2:val="none"/>
         </w:rPr>
         <w:t/>
       </w:r>
     </w:p>
-    <w:p>
+    <w:p ns2:paraId="66005174" ns2:textId="77777777">
       <w:pPr>
         <w:spacing w:after="0" w:line="240" w:lineRule="auto"/>
         <w:contextualSpacing/>
@@ -1811,11 +1811,11 @@
           <w:color w:val="000000"/>
           <w:kern w:val="0"/>
           <w:lang w:eastAsia="es-PE"/>
-          <w14:ligatures w14:val="none"/>
-        </w:rPr>
-      </w:pPr>
-    </w:p>
-    <w:p>
+          <ns2:ligatures ns2:val="none"/>
+        </w:rPr>
+      </w:pPr>
+    </w:p>
+    <w:p ns2:paraId="3541B1F9" ns2:textId="77777777">
       <w:pPr>
         <w:pStyle w:val="Prrafodelista"/>
         <w:numPr>
@@ -1835,22 +1835,22 @@
           <w:color w:val="000000"/>
           <w:kern w:val="0"/>
           <w:lang w:eastAsia="es-PE"/>
-          <w14:ligatures w14:val="none"/>
-        </w:rPr>
-      </w:pPr>
-      <w:r>
-        <w:rPr>
-          <w:rFonts w:ascii="Arial Narrow" w:eastAsia="Arial Narrow" w:hAnsi="Arial Narrow" w:cs="Arial Narrow"/>
-          <w:b/>
-          <w:color w:val="000000"/>
-          <w:kern w:val="0"/>
-          <w:lang w:eastAsia="es-PE"/>
-          <w14:ligatures w14:val="none"/>
+          <ns2:ligatures ns2:val="none"/>
+        </w:rPr>
+      </w:pPr>
+      <w:r>
+        <w:rPr>
+          <w:rFonts w:ascii="Arial Narrow" w:eastAsia="Arial Narrow" w:hAnsi="Arial Narrow" w:cs="Arial Narrow"/>
+          <w:b/>
+          <w:color w:val="000000"/>
+          <w:kern w:val="0"/>
+          <w:lang w:eastAsia="es-PE"/>
+          <ns2:ligatures ns2:val="none"/>
         </w:rPr>
         <w:t>DE LA ADMISIÓN A TRÁMITE DE LA DENUNCIA</w:t>
       </w:r>
     </w:p>
-    <w:p>
+    <w:p ns2:paraId="34556756" ns2:textId="77777777">
       <w:pPr>
         <w:spacing w:after="0" w:line="240" w:lineRule="auto"/>
         <w:contextualSpacing/>
@@ -1861,13 +1861,13 @@
           <w:color w:val="000000"/>
           <w:kern w:val="0"/>
           <w:lang w:eastAsia="es-PE"/>
-          <w14:ligatures w14:val="none"/>
+          <ns2:ligatures ns2:val="none"/>
         </w:rPr>
       </w:pPr>
       <w:bookmarkStart w:id="1" w:name="_Hlk212795168"/>
       <w:bookmarkStart w:id="2" w:name="_Hlk218848146"/>
     </w:p>
-    <w:p>
+    <w:p ns2:paraId="116891C0" ns2:textId="25AF9944">
       <w:pPr>
         <w:pStyle w:val="Prrafodelista"/>
         <w:numPr>
@@ -1880,7 +1880,7 @@
         <w:rPr>
           <w:rFonts w:ascii="Arial Narrow" w:eastAsia="Arial Narrow" w:hAnsi="Arial Narrow" w:cs="Arial Narrow"/>
           <w:kern w:val="0"/>
-          <w14:ligatures w14:val="none"/>
+          <ns2:ligatures ns2:val="none"/>
         </w:rPr>
       </w:pPr>
       <w:bookmarkStart w:id="3" w:name="_Hlk140755208"/>
@@ -1892,7 +1892,7 @@
           <w:color w:val="000000"/>
           <w:kern w:val="0"/>
           <w:lang w:eastAsia="es-PE"/>
-          <w14:ligatures w14:val="none"/>
+          <ns2:ligatures ns2:val="none"/>
         </w:rPr>
         <w:t>La Secretaría Técnica de la Comisión de Protección al Consumidor 1 (en adelante, la Secretaría Técnica</w:t>
       </w:r>
@@ -1902,7 +1902,7 @@
           <w:color w:val="000000"/>
           <w:kern w:val="0"/>
           <w:lang w:eastAsia="es-PE"/>
-          <w14:ligatures w14:val="none"/>
+          <ns2:ligatures ns2:val="none"/>
         </w:rPr>
         <w:t>), en ejercicio de sus facultades</w:t>
       </w:r>
@@ -1915,7 +1915,7 @@
           <w:rFonts w:ascii="Arial Narrow" w:eastAsia="Arial Narrow" w:hAnsi="Arial Narrow" w:cs="Arial Narrow"/>
           <w:kern w:val="0"/>
           <w:vertAlign w:val="superscript"/>
-          <w14:ligatures w14:val="none"/>
+          <ns2:ligatures ns2:val="none"/>
         </w:rPr>
         <w:footnoteReference w:id="3"/>
       </w:r>
@@ -1925,7 +1925,7 @@
           <w:color w:val="000000"/>
           <w:kern w:val="0"/>
           <w:lang w:eastAsia="es-PE"/>
-          <w14:ligatures w14:val="none"/>
+          <ns2:ligatures ns2:val="none"/>
         </w:rPr>
         <w:t xml:space="preserve">, </w:t>
       </w:r>
@@ -1935,7 +1935,7 @@
           <w:color w:val="000000"/>
           <w:kern w:val="0"/>
           <w:lang w:eastAsia="es-PE"/>
-          <w14:ligatures w14:val="none"/>
+          <ns2:ligatures ns2:val="none"/>
         </w:rPr>
         <w:t xml:space="preserve">considera </w:t>
       </w:r>
@@ -1943,7 +1943,7 @@
         <w:rPr>
           <w:rFonts w:ascii="Arial Narrow" w:eastAsia="Arial Narrow" w:hAnsi="Arial Narrow" w:cs="Arial Narrow"/>
           <w:kern w:val="0"/>
-          <w14:ligatures w14:val="none"/>
+          <ns2:ligatures ns2:val="none"/>
         </w:rPr>
         <w:t xml:space="preserve">que el hecho denunciado, </w:t>
       </w:r>
@@ -1952,7 +1952,7 @@
         <w:rPr>
           <w:rFonts w:ascii="Arial Narrow" w:eastAsia="Arial Narrow" w:hAnsi="Arial Narrow" w:cs="Arial Narrow"/>
           <w:kern w:val="0"/>
-          <w14:ligatures w14:val="none"/>
+          <ns2:ligatures ns2:val="none"/>
         </w:rPr>
         <w:t xml:space="preserve">consistente en que </w:t>
       </w:r>
@@ -1966,7 +1966,7 @@
           <w:kern w:val="0"/>
           <w:shd w:val="clear" w:color="auto" w:fill="FFFFFF"/>
           <w:lang w:eastAsia="es-PE"/>
-          <w14:ligatures w14:val="none"/>
+          <ns2:ligatures ns2:val="none"/>
         </w:rPr>
         <w:t>la compañía aseguradora no habría cumplido con atender la solicitud de otorgamiento de cobertura de la Póliza 1000001429 del Seguro de Protección de Tarjetas presentada por la denunciante, por el siniestro del 10 de enero de 2026</w:t>
       </w:r>
@@ -1974,7 +1974,7 @@
         <w:rPr>
           <w:rFonts w:ascii="Arial Narrow" w:eastAsia="Arial Narrow" w:hAnsi="Arial Narrow" w:cs="Arial Narrow"/>
           <w:kern w:val="0"/>
-          <w14:ligatures w14:val="none"/>
+          <ns2:ligatures ns2:val="none"/>
         </w:rPr>
         <w:t xml:space="preserve">; involucraría una presunta afectación a sus expectativas, quien no habría encontrado una correspondencia entre lo que esperaba recibir de parte del proveedor y lo que realmente recibió. Por </w:t>
       </w:r>
@@ -1982,7 +1982,7 @@
         <w:rPr>
           <w:rFonts w:ascii="Arial Narrow" w:eastAsia="Arial Narrow" w:hAnsi="Arial Narrow" w:cs="Arial Narrow"/>
           <w:kern w:val="0"/>
-          <w14:ligatures w14:val="none"/>
+          <ns2:ligatures ns2:val="none"/>
         </w:rPr>
         <w:t>consiguiente, corresponde calificar el hecho materia de denuncia como una presunta infracción al deber de idoneidad, tipificado en los artículos 18 y 19 del Código</w:t>
       </w:r>
@@ -1994,7 +1994,7 @@
           <w:rFonts w:ascii="Arial Narrow" w:eastAsia="Arial Narrow" w:hAnsi="Arial Narrow" w:cs="Arial"/>
           <w:kern w:val="0"/>
           <w:vertAlign w:val="superscript"/>
-          <w14:ligatures w14:val="none"/>
+          <ns2:ligatures ns2:val="none"/>
         </w:rPr>
         <w:footnoteReference w:id="4"/>
       </w:r>
@@ -2003,13 +2003,13 @@
         <w:rPr>
           <w:rFonts w:ascii="Arial Narrow" w:eastAsia="Arial Narrow" w:hAnsi="Arial Narrow" w:cs="Arial Narrow"/>
           <w:kern w:val="0"/>
-          <w14:ligatures w14:val="none"/>
+          <ns2:ligatures ns2:val="none"/>
         </w:rPr>
         <w:t>.</w:t>
       </w:r>
       <w:bookmarkEnd w:id="9"/>
     </w:p>
-    <w:p>
+    <w:p ns2:paraId="4266B1E3" ns2:textId="76D95135">
       <w:pPr>
         <w:pStyle w:val="Prrafodelista"/>
         <w:numPr>
@@ -2022,7 +2022,7 @@
         <w:rPr>
           <w:rFonts w:ascii="Arial Narrow" w:eastAsia="Arial Narrow" w:hAnsi="Arial Narrow" w:cs="Arial Narrow"/>
           <w:kern w:val="0"/>
-          <w14:ligatures w14:val="none"/>
+          <ns2:ligatures ns2:val="none"/>
         </w:rPr>
       </w:pPr>
       <w:bookmarkStart w:id="11" w:name="_Hlk213150180"/>
@@ -2030,7 +2030,7 @@
         <w:rPr>
           <w:rFonts w:ascii="Arial Narrow" w:eastAsia="Arial Narrow" w:hAnsi="Arial Narrow" w:cs="Arial Narrow"/>
           <w:kern w:val="0"/>
-          <w14:ligatures w14:val="none"/>
+          <ns2:ligatures ns2:val="none"/>
         </w:rPr>
         <w:lastRenderedPageBreak/>
         <w:t xml:space="preserve">Así también, la Secretaría Técnica, en ejercicio de sus facultades, </w:t>
@@ -2041,7 +2041,7 @@
           <w:color w:val="000000"/>
           <w:kern w:val="0"/>
           <w:lang w:eastAsia="es-PE"/>
-          <w14:ligatures w14:val="none"/>
+          <ns2:ligatures ns2:val="none"/>
         </w:rPr>
         <w:t xml:space="preserve">considera </w:t>
       </w:r>
@@ -2049,7 +2049,7 @@
         <w:rPr>
           <w:rFonts w:ascii="Arial Narrow" w:eastAsia="Arial Narrow" w:hAnsi="Arial Narrow" w:cs="Arial Narrow"/>
           <w:kern w:val="0"/>
-          <w14:ligatures w14:val="none"/>
+          <ns2:ligatures ns2:val="none"/>
         </w:rPr>
         <w:t xml:space="preserve">que el hecho denunciado, consistente en que </w:t>
       </w:r>
@@ -2058,7 +2058,7 @@
         <w:rPr>
           <w:rFonts w:ascii="Arial Narrow" w:eastAsia="Arial Narrow" w:hAnsi="Arial Narrow" w:cs="Arial Narrow"/>
           <w:kern w:val="0"/>
-          <w14:ligatures w14:val="none"/>
+          <ns2:ligatures ns2:val="none"/>
         </w:rPr>
         <w:t>la compañía aseguradora habría condicionado la atención de la solicitud de cobertura de la Póliza 1000001429 del Seguro de Protección de Tarjetas a que la denunciante se sometiera a una prueba poligráfica, pese a que no se encontraba apta para su realización debido a su estado de gestación</w:t>
       </w:r>
@@ -2066,7 +2066,7 @@
         <w:rPr>
           <w:rFonts w:ascii="Arial Narrow" w:eastAsia="Arial Narrow" w:hAnsi="Arial Narrow" w:cs="Arial Narrow"/>
           <w:kern w:val="0"/>
-          <w14:ligatures w14:val="none"/>
+          <ns2:ligatures ns2:val="none"/>
         </w:rPr>
         <w:t>.</w:t>
       </w:r>
@@ -2074,7 +2074,7 @@
         <w:rPr>
           <w:rFonts w:ascii="Arial Narrow" w:eastAsia="Arial Narrow" w:hAnsi="Arial Narrow" w:cs="Arial Narrow"/>
           <w:kern w:val="0"/>
-          <w14:ligatures w14:val="none"/>
+          <ns2:ligatures ns2:val="none"/>
         </w:rPr>
         <w:t xml:space="preserve"> </w:t>
       </w:r>
@@ -2085,7 +2085,7 @@
           <w:color w:val="000000"/>
           <w:kern w:val="0"/>
           <w:lang w:eastAsia="es-PE"/>
-          <w14:ligatures w14:val="none"/>
+          <ns2:ligatures ns2:val="none"/>
         </w:rPr>
         <w:t>Por consiguiente, corresponde calificar el hecho materia de denuncia como una presunta infracción al deber de protección contra los métodos comerciales</w:t>
       </w:r>
@@ -2096,7 +2096,7 @@
           <w:color w:val="000000"/>
           <w:kern w:val="0"/>
           <w:lang w:eastAsia="es-PE"/>
-          <w14:ligatures w14:val="none"/>
+          <ns2:ligatures ns2:val="none"/>
         </w:rPr>
         <w:t xml:space="preserve"> coercitivos</w:t>
       </w:r>
@@ -2107,7 +2107,7 @@
           <w:color w:val="000000"/>
           <w:kern w:val="0"/>
           <w:lang w:eastAsia="es-PE"/>
-          <w14:ligatures w14:val="none"/>
+          <ns2:ligatures ns2:val="none"/>
         </w:rPr>
         <w:t xml:space="preserve">, tipificado en </w:t>
       </w:r>
@@ -2118,7 +2118,7 @@
           <w:kern w:val="0"/>
           <w:shd w:val="clear" w:color="auto" w:fill="FFFFFF"/>
           <w:lang w:eastAsia="es-PE"/>
-          <w14:ligatures w14:val="none"/>
+          <ns2:ligatures ns2:val="none"/>
         </w:rPr>
         <w:t xml:space="preserve">literal g) del artículo 56 </w:t>
       </w:r>
@@ -2129,7 +2129,7 @@
           <w:color w:val="000000"/>
           <w:kern w:val="0"/>
           <w:lang w:eastAsia="es-PE"/>
-          <w14:ligatures w14:val="none"/>
+          <ns2:ligatures ns2:val="none"/>
         </w:rPr>
         <w:t>del Código</w:t>
       </w:r>
@@ -2148,27 +2148,27 @@
           <w:color w:val="000000"/>
           <w:kern w:val="0"/>
           <w:lang w:eastAsia="es-PE"/>
-          <w14:ligatures w14:val="none"/>
+          <ns2:ligatures ns2:val="none"/>
         </w:rPr>
         <w:t xml:space="preserve">. </w:t>
       </w:r>
       <w:bookmarkStart w:id="12" w:name="_Hlk212534267"/>
       <w:bookmarkEnd w:id="1"/>
     </w:p>
-    <w:p>
+    <w:p ns2:paraId="7A2CF596" ns2:textId="77777777">
       <w:pPr>
         <w:pStyle w:val="Prrafodelista"/>
         <w:spacing w:after="0" w:line="240" w:lineRule="auto"/>
         <w:rPr>
           <w:rFonts w:ascii="Arial Narrow" w:eastAsia="Arial Narrow" w:hAnsi="Arial Narrow" w:cs="Arial Narrow"/>
           <w:kern w:val="0"/>
-          <w14:ligatures w14:val="none"/>
+          <ns2:ligatures ns2:val="none"/>
         </w:rPr>
       </w:pPr>
       <w:bookmarkStart w:id="13" w:name="_Hlk215162008"/>
       <w:bookmarkEnd w:id="12"/>
     </w:p>
-    <w:p>
+    <w:p ns2:paraId="432038D6" ns2:textId="5A26FE19">
       <w:pPr>
         <w:pStyle w:val="Prrafodelista"/>
         <w:numPr>
@@ -2181,7 +2181,7 @@
         <w:rPr>
           <w:rFonts w:ascii="Arial Narrow" w:eastAsia="Arial Narrow" w:hAnsi="Arial Narrow" w:cs="Arial Narrow"/>
           <w:kern w:val="0"/>
-          <w14:ligatures w14:val="none"/>
+          <ns2:ligatures ns2:val="none"/>
         </w:rPr>
       </w:pPr>
       <w:bookmarkStart w:id="14" w:name="_Hlk214962902"/>
@@ -2190,7 +2190,7 @@
         <w:rPr>
           <w:rFonts w:ascii="Arial Narrow" w:eastAsia="Arial Narrow" w:hAnsi="Arial Narrow" w:cs="Arial Narrow"/>
           <w:kern w:val="0"/>
-          <w14:ligatures w14:val="none"/>
+          <ns2:ligatures ns2:val="none"/>
         </w:rPr>
         <w:t xml:space="preserve">Asimismo, la Secretaría Técnica, en ejercicio de sus facultades, considera que el hecho denunciado, consistente en que </w:t>
       </w:r>
@@ -2198,7 +2198,7 @@
         <w:rPr>
           <w:rFonts w:ascii="Arial Narrow" w:eastAsia="Arial Narrow" w:hAnsi="Arial Narrow" w:cs="Arial"/>
           <w:kern w:val="0"/>
-          <w14:ligatures w14:val="none"/>
+          <ns2:ligatures ns2:val="none"/>
         </w:rPr>
         <w:t>la compañía aseguradora habría brindado una respuesta inadecuada al reclamo presentado por la denunciante el 12 de febrero de 2026</w:t>
       </w:r>
@@ -2206,7 +2206,7 @@
         <w:rPr>
           <w:rFonts w:ascii="Arial Narrow" w:eastAsia="Arial Narrow" w:hAnsi="Arial Narrow" w:cs="Arial"/>
           <w:kern w:val="0"/>
-          <w14:ligatures w14:val="none"/>
+          <ns2:ligatures ns2:val="none"/>
         </w:rPr>
         <w:t>. Por consiguiente, corresponde calificar el hecho materia de denuncia como una presunta infracción al numeral 88.1 del artículo 88 del Código</w:t>
       </w:r>
@@ -2220,7 +2220,7 @@
           <w:kern w:val="0"/>
           <w:vertAlign w:val="superscript"/>
           <w:lang w:eastAsia="es-PE"/>
-          <w14:ligatures w14:val="none"/>
+          <ns2:ligatures ns2:val="none"/>
         </w:rPr>
         <w:footnoteReference w:id="6"/>
       </w:r>
@@ -2231,7 +2231,7 @@
           <w:color w:val="000000"/>
           <w:kern w:val="0"/>
           <w:lang w:eastAsia="es-PE"/>
-          <w14:ligatures w14:val="none"/>
+          <ns2:ligatures ns2:val="none"/>
         </w:rPr>
         <w:t>.</w:t>
       </w:r>
@@ -2241,7 +2241,7 @@
       <w:bookmarkEnd w:id="15"/>
     </w:p>
     <w:bookmarkEnd w:id="2"/>
-    <w:p>
+    <w:p ns2:paraId="463134E5" ns2:textId="77777777">
       <w:pPr>
         <w:pStyle w:val="Prrafodelista"/>
         <w:numPr>
@@ -2255,7 +2255,7 @@
           <w:rFonts w:ascii="Arial Narrow" w:eastAsia="Calibri" w:hAnsi="Arial Narrow" w:cs="Arial Narrow"/>
           <w:kern w:val="0"/>
           <w:lang w:eastAsia="es-PE"/>
-          <w14:ligatures w14:val="none"/>
+          <ns2:ligatures ns2:val="none"/>
         </w:rPr>
       </w:pPr>
       <w:r>
@@ -2264,7 +2264,7 @@
           <w:color w:val="000000"/>
           <w:kern w:val="0"/>
           <w:lang w:eastAsia="es-PE"/>
-          <w14:ligatures w14:val="none"/>
+          <ns2:ligatures ns2:val="none"/>
         </w:rPr>
         <w:t>En tanto la denuncia reúne los requisitos establecidos por la norma citada, corresponde admitirla a trámite</w:t>
       </w:r>
@@ -2274,7 +2274,7 @@
           <w:rFonts w:ascii="Arial Narrow" w:eastAsia="Arial Narrow" w:hAnsi="Arial Narrow" w:cs="Arial Narrow"/>
           <w:kern w:val="0"/>
           <w:vertAlign w:val="superscript"/>
-          <w14:ligatures w14:val="none"/>
+          <ns2:ligatures ns2:val="none"/>
         </w:rPr>
         <w:footnoteReference w:id="7"/>
       </w:r>
@@ -2284,13 +2284,13 @@
           <w:color w:val="000000"/>
           <w:kern w:val="0"/>
           <w:lang w:eastAsia="es-PE"/>
-          <w14:ligatures w14:val="none"/>
+          <ns2:ligatures ns2:val="none"/>
         </w:rPr>
         <w:t>.</w:t>
       </w:r>
       <w:bookmarkStart w:id="16" w:name="_Hlk214963039"/>
     </w:p>
-    <w:p>
+    <w:p ns2:paraId="68C71625" ns2:textId="77777777">
       <w:pPr>
         <w:spacing w:after="0" w:line="240" w:lineRule="auto"/>
         <w:ind w:left="567"/>
@@ -2301,12 +2301,12 @@
           <w:color w:val="000000"/>
           <w:kern w:val="0"/>
           <w:lang w:eastAsia="es-PE"/>
-          <w14:ligatures w14:val="none"/>
+          <ns2:ligatures ns2:val="none"/>
         </w:rPr>
       </w:pPr>
       <w:bookmarkStart w:id="17" w:name="_Hlk214963071"/>
     </w:p>
-    <w:p>
+    <w:p ns2:paraId="38A98B4B" ns2:textId="77777777">
       <w:pPr>
         <w:pStyle w:val="Prrafodelista"/>
         <w:numPr>
@@ -2326,22 +2326,22 @@
           <w:color w:val="000000"/>
           <w:kern w:val="0"/>
           <w:lang w:eastAsia="es-PE"/>
-          <w14:ligatures w14:val="none"/>
-        </w:rPr>
-      </w:pPr>
-      <w:r>
-        <w:rPr>
-          <w:rFonts w:ascii="Arial Narrow" w:eastAsia="Arial Narrow" w:hAnsi="Arial Narrow" w:cs="Arial Narrow"/>
-          <w:b/>
-          <w:color w:val="000000"/>
-          <w:kern w:val="0"/>
-          <w:lang w:eastAsia="es-PE"/>
-          <w14:ligatures w14:val="none"/>
+          <ns2:ligatures ns2:val="none"/>
+        </w:rPr>
+      </w:pPr>
+      <w:r>
+        <w:rPr>
+          <w:rFonts w:ascii="Arial Narrow" w:eastAsia="Arial Narrow" w:hAnsi="Arial Narrow" w:cs="Arial Narrow"/>
+          <w:b/>
+          <w:color w:val="000000"/>
+          <w:kern w:val="0"/>
+          <w:lang w:eastAsia="es-PE"/>
+          <ns2:ligatures ns2:val="none"/>
         </w:rPr>
         <w:t>REQUERIMIENTO DE INFORMACIÓN</w:t>
       </w:r>
     </w:p>
-    <w:p>
+    <w:p ns2:paraId="5B518DC4" ns2:textId="77777777">
       <w:pPr>
         <w:spacing w:after="0" w:line="240" w:lineRule="auto"/>
         <w:jc w:val="both"/>
@@ -2350,11 +2350,11 @@
           <w:color w:val="000000"/>
           <w:kern w:val="0"/>
           <w:lang w:val="es-ES" w:eastAsia="es-ES"/>
-          <w14:ligatures w14:val="none"/>
-        </w:rPr>
-      </w:pPr>
-    </w:p>
-    <w:p>
+          <ns2:ligatures ns2:val="none"/>
+        </w:rPr>
+      </w:pPr>
+    </w:p>
+    <w:p ns2:paraId="62B88A04" ns2:textId="6E9AD062">
       <w:pPr>
         <w:pStyle w:val="Prrafodelista"/>
         <w:numPr>
@@ -2369,7 +2369,7 @@
           <w:color w:val="000000"/>
           <w:kern w:val="0"/>
           <w:lang w:val="es-ES" w:eastAsia="es-ES"/>
-          <w14:ligatures w14:val="none"/>
+          <ns2:ligatures ns2:val="none"/>
         </w:rPr>
       </w:pPr>
       <w:r>
@@ -2378,7 +2378,7 @@
           <w:color w:val="000000"/>
           <w:kern w:val="0"/>
           <w:lang w:val="es-ES" w:eastAsia="es-ES"/>
-          <w14:ligatures w14:val="none"/>
+          <ns2:ligatures ns2:val="none"/>
         </w:rPr>
         <w:t xml:space="preserve">A efectos de tener mayores elementos </w:t>
       </w:r>
@@ -2389,7 +2389,7 @@
           <w:color w:val="000000"/>
           <w:kern w:val="0"/>
           <w:lang w:val="es-ES" w:eastAsia="es-ES"/>
-          <w14:ligatures w14:val="none"/>
+          <ns2:ligatures ns2:val="none"/>
         </w:rPr>
         <w:t>que sirvan par</w:t>
       </w:r>
@@ -2399,7 +2399,7 @@
           <w:color w:val="000000"/>
           <w:kern w:val="0"/>
           <w:lang w:val="es-ES" w:eastAsia="es-ES"/>
-          <w14:ligatures w14:val="none"/>
+          <ns2:ligatures ns2:val="none"/>
         </w:rPr>
         <w:t xml:space="preserve">a la resolución definitiva del presente caso, la Secretaría Técnica, en ejercicio de las facultades que la ley le confiere, </w:t>
       </w:r>
@@ -2409,7 +2409,7 @@
           <w:color w:val="000000"/>
           <w:kern w:val="0"/>
           <w:lang w:val="es-ES" w:eastAsia="es-ES"/>
-          <w14:ligatures w14:val="none"/>
+          <ns2:ligatures ns2:val="none"/>
         </w:rPr>
         <w:t xml:space="preserve">conviene requerir </w:t>
       </w:r>
@@ -2419,7 +2419,7 @@
           <w:color w:val="000000"/>
           <w:kern w:val="0"/>
           <w:lang w:val="es-ES" w:eastAsia="es-ES"/>
-          <w14:ligatures w14:val="none"/>
+          <ns2:ligatures ns2:val="none"/>
         </w:rPr>
         <w:t>a la</w:t>
       </w:r>
@@ -2429,7 +2429,7 @@
           <w:color w:val="000000"/>
           <w:kern w:val="0"/>
           <w:lang w:val="es-ES" w:eastAsia="es-ES"/>
-          <w14:ligatures w14:val="none"/>
+          <ns2:ligatures ns2:val="none"/>
         </w:rPr>
         <w:t xml:space="preserve"> </w:t>
       </w:r>
@@ -2439,7 +2439,7 @@
           <w:color w:val="000000"/>
           <w:kern w:val="0"/>
           <w:lang w:val="es-ES" w:eastAsia="es-ES"/>
-          <w14:ligatures w14:val="none"/>
+          <ns2:ligatures ns2:val="none"/>
         </w:rPr>
         <w:t>compañía aseguradora</w:t>
       </w:r>
@@ -2449,7 +2449,7 @@
           <w:color w:val="000000"/>
           <w:kern w:val="0"/>
           <w:lang w:val="es-ES" w:eastAsia="es-ES"/>
-          <w14:ligatures w14:val="none"/>
+          <ns2:ligatures ns2:val="none"/>
         </w:rPr>
         <w:t xml:space="preserve"> que,</w:t>
       </w:r>
@@ -2459,7 +2459,7 @@
           <w:color w:val="000000"/>
           <w:kern w:val="0"/>
           <w:lang w:val="es-ES" w:eastAsia="es-ES"/>
-          <w14:ligatures w14:val="none"/>
+          <ns2:ligatures ns2:val="none"/>
         </w:rPr>
         <w:t xml:space="preserve"> en un plazo no mayor de cinco (5) días hábiles contado a partir del día siguiente de la notificación de la presente resolución, cumpla con lo </w:t>
       </w:r>
@@ -2469,7 +2469,7 @@
           <w:color w:val="000000"/>
           <w:kern w:val="0"/>
           <w:lang w:val="es-ES" w:eastAsia="es-ES"/>
-          <w14:ligatures w14:val="none"/>
+          <ns2:ligatures ns2:val="none"/>
         </w:rPr>
         <w:t xml:space="preserve">siguiente: </w:t>
       </w:r>
@@ -2479,7 +2479,7 @@
           <w:color w:val="000000"/>
           <w:kern w:val="0"/>
           <w:lang w:val="es-ES" w:eastAsia="es-ES"/>
-          <w14:ligatures w14:val="none"/>
+          <ns2:ligatures ns2:val="none"/>
         </w:rPr>
         <w:t xml:space="preserve">(i) presentar una copia completa, legible y debidamente suscrita de la Póliza </w:t>
       </w:r>
@@ -2489,7 +2489,7 @@
           <w:color w:val="000000"/>
           <w:kern w:val="0"/>
           <w:lang w:val="es-ES" w:eastAsia="es-ES"/>
-          <w14:ligatures w14:val="none"/>
+          <ns2:ligatures ns2:val="none"/>
         </w:rPr>
         <w:t>1000001429</w:t>
       </w:r>
@@ -2499,7 +2499,7 @@
           <w:color w:val="000000"/>
           <w:kern w:val="0"/>
           <w:lang w:val="es-ES" w:eastAsia="es-ES"/>
-          <w14:ligatures w14:val="none"/>
+          <ns2:ligatures ns2:val="none"/>
         </w:rPr>
         <w:t xml:space="preserve"> </w:t>
       </w:r>
@@ -2509,7 +2509,7 @@
           <w:color w:val="000000"/>
           <w:kern w:val="0"/>
           <w:lang w:val="es-ES" w:eastAsia="es-ES"/>
-          <w14:ligatures w14:val="none"/>
+          <ns2:ligatures ns2:val="none"/>
         </w:rPr>
         <w:t xml:space="preserve">del Seguro de Protección de </w:t>
       </w:r>
@@ -2519,7 +2519,7 @@
           <w:color w:val="000000"/>
           <w:kern w:val="0"/>
           <w:lang w:val="es-ES" w:eastAsia="es-ES"/>
-          <w14:ligatures w14:val="none"/>
+          <ns2:ligatures ns2:val="none"/>
         </w:rPr>
         <w:lastRenderedPageBreak/>
         <w:t>Tarjeta</w:t>
@@ -2530,7 +2530,7 @@
           <w:color w:val="000000"/>
           <w:kern w:val="0"/>
           <w:lang w:val="es-ES" w:eastAsia="es-ES"/>
-          <w14:ligatures w14:val="none"/>
+          <ns2:ligatures ns2:val="none"/>
         </w:rPr>
         <w:t>s</w:t>
       </w:r>
@@ -2540,7 +2540,7 @@
           <w:color w:val="000000"/>
           <w:kern w:val="0"/>
           <w:lang w:val="es-ES" w:eastAsia="es-ES"/>
-          <w14:ligatures w14:val="none"/>
+          <ns2:ligatures ns2:val="none"/>
         </w:rPr>
         <w:t>, así como el cargo de remisión de la póliza; (</w:t>
       </w:r>
@@ -2551,7 +2551,7 @@
           <w:color w:val="000000"/>
           <w:kern w:val="0"/>
           <w:lang w:val="es-ES" w:eastAsia="es-ES"/>
-          <w14:ligatures w14:val="none"/>
+          <ns2:ligatures ns2:val="none"/>
         </w:rPr>
         <w:t>ii</w:t>
       </w:r>
@@ -2562,7 +2562,7 @@
           <w:color w:val="000000"/>
           <w:kern w:val="0"/>
           <w:lang w:val="es-ES" w:eastAsia="es-ES"/>
-          <w14:ligatures w14:val="none"/>
+          <ns2:ligatures ns2:val="none"/>
         </w:rPr>
         <w:t>) presentar los medios probatorios que acrediten que atendió de manera adecuada la solicitud de otorgamiento de cobertura presentada por la parte denunciante; y, (</w:t>
       </w:r>
@@ -2573,7 +2573,7 @@
           <w:color w:val="000000"/>
           <w:kern w:val="0"/>
           <w:lang w:val="es-ES" w:eastAsia="es-ES"/>
-          <w14:ligatures w14:val="none"/>
+          <ns2:ligatures ns2:val="none"/>
         </w:rPr>
         <w:t>iii</w:t>
       </w:r>
@@ -2584,13 +2584,13 @@
           <w:color w:val="000000"/>
           <w:kern w:val="0"/>
           <w:lang w:val="es-ES" w:eastAsia="es-ES"/>
-          <w14:ligatures w14:val="none"/>
+          <ns2:ligatures ns2:val="none"/>
         </w:rPr>
         <w:t>) presentar todas las comunicaciones cursadas con la parte denunciante en virtud de los hechos materia de denuncia.</w:t>
       </w:r>
     </w:p>
     <w:bookmarkEnd w:id="17"/>
-    <w:p>
+    <w:p ns2:paraId="5C93B848" ns2:textId="77777777">
       <w:pPr>
         <w:pStyle w:val="Prrafodelista"/>
         <w:spacing w:after="0" w:line="240" w:lineRule="auto"/>
@@ -2601,11 +2601,11 @@
           <w:color w:val="000000"/>
           <w:kern w:val="0"/>
           <w:lang w:val="es-ES" w:eastAsia="es-ES"/>
-          <w14:ligatures w14:val="none"/>
-        </w:rPr>
-      </w:pPr>
-    </w:p>
-    <w:p>
+          <ns2:ligatures ns2:val="none"/>
+        </w:rPr>
+      </w:pPr>
+    </w:p>
+    <w:p ns2:paraId="2A119386" ns2:textId="77777777">
       <w:pPr>
         <w:pStyle w:val="Prrafodelista"/>
         <w:numPr>
@@ -2625,36 +2625,36 @@
           <w:color w:val="000000"/>
           <w:kern w:val="0"/>
           <w:lang w:eastAsia="es-PE"/>
-          <w14:ligatures w14:val="none"/>
-        </w:rPr>
-      </w:pPr>
-      <w:r>
-        <w:rPr>
-          <w:rFonts w:ascii="Arial Narrow" w:eastAsia="Arial Narrow" w:hAnsi="Arial Narrow" w:cs="Arial Narrow"/>
-          <w:b/>
-          <w:color w:val="000000"/>
-          <w:kern w:val="0"/>
-          <w:lang w:eastAsia="es-PE"/>
-          <w14:ligatures w14:val="none"/>
+          <ns2:ligatures ns2:val="none"/>
+        </w:rPr>
+      </w:pPr>
+      <w:r>
+        <w:rPr>
+          <w:rFonts w:ascii="Arial Narrow" w:eastAsia="Arial Narrow" w:hAnsi="Arial Narrow" w:cs="Arial Narrow"/>
+          <w:b/>
+          <w:color w:val="000000"/>
+          <w:kern w:val="0"/>
+          <w:lang w:eastAsia="es-PE"/>
+          <ns2:ligatures ns2:val="none"/>
         </w:rPr>
         <w:t xml:space="preserve">RESOLUCIÓN DE LA SECRETARÍA TÉCNICA </w:t>
       </w:r>
     </w:p>
-    <w:p>
-      <w:pPr>
-        <w:spacing w:after="0" w:line="240" w:lineRule="auto"/>
-        <w:jc w:val="both"/>
-        <w:rPr>
-          <w:rFonts w:ascii="Arial Narrow" w:eastAsia="Arial Narrow" w:hAnsi="Arial Narrow" w:cs="Arial Narrow"/>
-          <w:b/>
-          <w:color w:val="000000"/>
-          <w:kern w:val="0"/>
-          <w:lang w:eastAsia="es-PE"/>
-          <w14:ligatures w14:val="none"/>
-        </w:rPr>
-      </w:pPr>
-    </w:p>
-    <w:p>
+    <w:p ns2:paraId="7F554EB2" ns2:textId="77777777">
+      <w:pPr>
+        <w:spacing w:after="0" w:line="240" w:lineRule="auto"/>
+        <w:jc w:val="both"/>
+        <w:rPr>
+          <w:rFonts w:ascii="Arial Narrow" w:eastAsia="Arial Narrow" w:hAnsi="Arial Narrow" w:cs="Arial Narrow"/>
+          <w:b/>
+          <w:color w:val="000000"/>
+          <w:kern w:val="0"/>
+          <w:lang w:eastAsia="es-PE"/>
+          <ns2:ligatures ns2:val="none"/>
+        </w:rPr>
+      </w:pPr>
+    </w:p>
+    <w:p ns2:paraId="40BE44E6" ns2:textId="257FF24A">
       <w:pPr>
         <w:spacing w:after="0" w:line="240" w:lineRule="auto"/>
         <w:jc w:val="both"/>
@@ -2663,17 +2663,17 @@
           <w:color w:val="000000"/>
           <w:kern w:val="0"/>
           <w:lang w:eastAsia="es-PE"/>
-          <w14:ligatures w14:val="none"/>
-        </w:rPr>
-      </w:pPr>
-      <w:r>
-        <w:rPr>
-          <w:rFonts w:ascii="Arial Narrow" w:eastAsia="Arial Narrow" w:hAnsi="Arial Narrow" w:cs="Arial Narrow"/>
-          <w:b/>
-          <w:color w:val="000000"/>
-          <w:kern w:val="0"/>
-          <w:lang w:eastAsia="es-PE"/>
-          <w14:ligatures w14:val="none"/>
+          <ns2:ligatures ns2:val="none"/>
+        </w:rPr>
+      </w:pPr>
+      <w:r>
+        <w:rPr>
+          <w:rFonts w:ascii="Arial Narrow" w:eastAsia="Arial Narrow" w:hAnsi="Arial Narrow" w:cs="Arial Narrow"/>
+          <w:b/>
+          <w:color w:val="000000"/>
+          <w:kern w:val="0"/>
+          <w:lang w:eastAsia="es-PE"/>
+          <ns2:ligatures ns2:val="none"/>
         </w:rPr>
         <w:t xml:space="preserve">PRIMERO: admitir a trámite la denuncia del 26 de febrero de 2026, subsanado mediante escrito del 19 de junio de 2026, interpuesta por la señora [DENUNCIANTE] contra Pacífico Compañía de Seguros y Reaseguros S.A., por lo siguiente:</w:t>
       </w:r>
@@ -2684,7 +2684,7 @@
           <w:kern w:val="0"/>
           <w:shd w:val="clear" w:color="auto" w:fill="FFFFFF"/>
           <w:lang w:eastAsia="es-PE"/>
-          <w14:ligatures w14:val="none"/>
+          <ns2:ligatures ns2:val="none"/>
         </w:rPr>
         <w:t xml:space="preserve"/>
       </w:r>
@@ -2695,7 +2695,7 @@
           <w:kern w:val="0"/>
           <w:shd w:val="clear" w:color="auto" w:fill="FFFFFF"/>
           <w:lang w:eastAsia="es-PE"/>
-          <w14:ligatures w14:val="none"/>
+          <ns2:ligatures ns2:val="none"/>
         </w:rPr>
         <w:t/>
       </w:r>
@@ -2706,7 +2706,7 @@
           <w:kern w:val="0"/>
           <w:shd w:val="clear" w:color="auto" w:fill="FFFFFF"/>
           <w:lang w:eastAsia="es-PE"/>
-          <w14:ligatures w14:val="none"/>
+          <ns2:ligatures ns2:val="none"/>
         </w:rPr>
         <w:t xml:space="preserve"/>
       </w:r>
@@ -2717,7 +2717,7 @@
           <w:kern w:val="0"/>
           <w:shd w:val="clear" w:color="auto" w:fill="FFFFFF"/>
           <w:lang w:eastAsia="es-PE"/>
-          <w14:ligatures w14:val="none"/>
+          <ns2:ligatures ns2:val="none"/>
         </w:rPr>
         <w:t xml:space="preserve"/>
       </w:r>
@@ -2728,7 +2728,7 @@
           <w:kern w:val="0"/>
           <w:shd w:val="clear" w:color="auto" w:fill="FFFFFF"/>
           <w:lang w:eastAsia="es-PE"/>
-          <w14:ligatures w14:val="none"/>
+          <ns2:ligatures ns2:val="none"/>
         </w:rPr>
         <w:t/>
       </w:r>
@@ -2739,7 +2739,7 @@
           <w:kern w:val="0"/>
           <w:shd w:val="clear" w:color="auto" w:fill="FFFFFF"/>
           <w:lang w:eastAsia="es-PE"/>
-          <w14:ligatures w14:val="none"/>
+          <ns2:ligatures ns2:val="none"/>
         </w:rPr>
         <w:t xml:space="preserve"/>
       </w:r>
@@ -2750,7 +2750,7 @@
           <w:kern w:val="0"/>
           <w:shd w:val="clear" w:color="auto" w:fill="FFFFFF"/>
           <w:lang w:eastAsia="es-PE"/>
-          <w14:ligatures w14:val="none"/>
+          <ns2:ligatures ns2:val="none"/>
         </w:rPr>
         <w:t xml:space="preserve"/>
       </w:r>
@@ -2761,7 +2761,7 @@
           <w:kern w:val="0"/>
           <w:shd w:val="clear" w:color="auto" w:fill="FFFFFF"/>
           <w:lang w:eastAsia="es-PE"/>
-          <w14:ligatures w14:val="none"/>
+          <ns2:ligatures ns2:val="none"/>
         </w:rPr>
         <w:t xml:space="preserve"/>
       </w:r>
@@ -2773,7 +2773,7 @@
           <w:kern w:val="0"/>
           <w:shd w:val="clear" w:color="auto" w:fill="FFFFFF"/>
           <w:lang w:eastAsia="es-PE"/>
-          <w14:ligatures w14:val="none"/>
+          <ns2:ligatures ns2:val="none"/>
         </w:rPr>
         <w:t/>
       </w:r>
@@ -2785,7 +2785,7 @@
           <w:kern w:val="0"/>
           <w:shd w:val="clear" w:color="auto" w:fill="FFFFFF"/>
           <w:lang w:eastAsia="es-PE"/>
-          <w14:ligatures w14:val="none"/>
+          <ns2:ligatures ns2:val="none"/>
         </w:rPr>
         <w:t xml:space="preserve"/>
       </w:r>
@@ -2796,7 +2796,7 @@
           <w:kern w:val="0"/>
           <w:shd w:val="clear" w:color="auto" w:fill="FFFFFF"/>
           <w:lang w:eastAsia="es-PE"/>
-          <w14:ligatures w14:val="none"/>
+          <ns2:ligatures ns2:val="none"/>
         </w:rPr>
         <w:t xml:space="preserve"/>
       </w:r>
@@ -2807,7 +2807,7 @@
           <w:kern w:val="0"/>
           <w:shd w:val="clear" w:color="auto" w:fill="FFFFFF"/>
           <w:lang w:eastAsia="es-PE"/>
-          <w14:ligatures w14:val="none"/>
+          <ns2:ligatures ns2:val="none"/>
         </w:rPr>
         <w:t/>
       </w:r>
@@ -2818,7 +2818,7 @@
           <w:kern w:val="0"/>
           <w:shd w:val="clear" w:color="auto" w:fill="FFFFFF"/>
           <w:lang w:eastAsia="es-PE"/>
-          <w14:ligatures w14:val="none"/>
+          <ns2:ligatures ns2:val="none"/>
         </w:rPr>
         <w:t xml:space="preserve"/>
       </w:r>
@@ -2830,12 +2830,12 @@
           <w:kern w:val="0"/>
           <w:shd w:val="clear" w:color="auto" w:fill="FFFFFF"/>
           <w:lang w:eastAsia="es-PE"/>
-          <w14:ligatures w14:val="none"/>
+          <ns2:ligatures ns2:val="none"/>
         </w:rPr>
         <w:t/>
       </w:r>
     </w:p>
-    <w:p>
+    <w:p ns2:paraId="5E66126E" ns2:textId="77777777">
       <w:pPr>
         <w:spacing w:after="0" w:line="240" w:lineRule="auto"/>
         <w:jc w:val="both"/>
@@ -2844,11 +2844,11 @@
           <w:color w:val="000000"/>
           <w:kern w:val="0"/>
           <w:lang w:eastAsia="es-PE"/>
-          <w14:ligatures w14:val="none"/>
-        </w:rPr>
-      </w:pPr>
-    </w:p>
-    <w:p>
+          <ns2:ligatures ns2:val="none"/>
+        </w:rPr>
+      </w:pPr>
+    </w:p>
+    <w:p ns2:paraId="0CDDEEDD" ns2:textId="1903D637">
       <w:pPr>
         <w:pStyle w:val="Prrafodelista"/>
         <w:numPr>
@@ -2866,7 +2866,7 @@
           <w:rFonts w:ascii="Arial Narrow" w:eastAsia="Calibri" w:hAnsi="Arial Narrow" w:cs="Arial Narrow"/>
           <w:kern w:val="0"/>
           <w:lang w:eastAsia="es-PE"/>
-          <w14:ligatures w14:val="none"/>
+          <ns2:ligatures ns2:val="none"/>
         </w:rPr>
       </w:pPr>
       <w:r>
@@ -2875,7 +2875,7 @@
           <w:color w:val="000000"/>
           <w:kern w:val="0"/>
           <w:lang w:eastAsia="es-PE"/>
-          <w14:ligatures w14:val="none"/>
+          <ns2:ligatures ns2:val="none"/>
         </w:rPr>
         <w:t>Presunta</w:t>
       </w:r>
@@ -2885,7 +2885,7 @@
           <w:kern w:val="0"/>
           <w:shd w:val="clear" w:color="auto" w:fill="FFFFFF"/>
           <w:lang w:eastAsia="es-PE"/>
-          <w14:ligatures w14:val="none"/>
+          <ns2:ligatures ns2:val="none"/>
         </w:rPr>
         <w:t xml:space="preserve"> infracción a los artículos 18 y 19</w:t>
       </w:r>
@@ -2894,7 +2894,7 @@
           <w:rFonts w:ascii="Arial Narrow" w:eastAsia="Calibri" w:hAnsi="Arial Narrow" w:cs="Arial Narrow"/>
           <w:kern w:val="0"/>
           <w:lang w:eastAsia="es-PE"/>
-          <w14:ligatures w14:val="none"/>
+          <ns2:ligatures ns2:val="none"/>
         </w:rPr>
         <w:t xml:space="preserve"> de </w:t>
       </w:r>
@@ -2904,7 +2904,7 @@
           <w:kern w:val="0"/>
           <w:shd w:val="clear" w:color="auto" w:fill="FFFFFF"/>
           <w:lang w:eastAsia="es-PE"/>
-          <w14:ligatures w14:val="none"/>
+          <ns2:ligatures ns2:val="none"/>
         </w:rPr>
         <w:t xml:space="preserve">la Ley </w:t>
       </w:r>
@@ -2914,7 +2914,7 @@
           <w:kern w:val="0"/>
           <w:shd w:val="clear" w:color="auto" w:fill="FFFFFF"/>
           <w:lang w:eastAsia="es-PE"/>
-          <w14:ligatures w14:val="none"/>
+          <ns2:ligatures ns2:val="none"/>
         </w:rPr>
         <w:t>29571</w:t>
       </w:r>
@@ -2924,7 +2924,7 @@
           <w:kern w:val="0"/>
           <w:shd w:val="clear" w:color="auto" w:fill="FFFFFF"/>
           <w:lang w:eastAsia="es-PE"/>
-          <w14:ligatures w14:val="none"/>
+          <ns2:ligatures ns2:val="none"/>
         </w:rPr>
         <w:t xml:space="preserve">, Código de Protección y Defensa del Consumidor, en tanto </w:t>
       </w:r>
@@ -2934,7 +2934,7 @@
           <w:kern w:val="0"/>
           <w:shd w:val="clear" w:color="auto" w:fill="FFFFFF"/>
           <w:lang w:eastAsia="es-PE"/>
-          <w14:ligatures w14:val="none"/>
+          <ns2:ligatures ns2:val="none"/>
         </w:rPr>
         <w:t xml:space="preserve">la compañía aseguradora no habría cumplido con atender la solicitud de </w:t>
       </w:r>
@@ -2944,7 +2944,7 @@
           <w:kern w:val="0"/>
           <w:shd w:val="clear" w:color="auto" w:fill="FFFFFF"/>
           <w:lang w:eastAsia="es-PE"/>
-          <w14:ligatures w14:val="none"/>
+          <ns2:ligatures ns2:val="none"/>
         </w:rPr>
         <w:t>otorgamiento</w:t>
       </w:r>
@@ -2954,7 +2954,7 @@
           <w:kern w:val="0"/>
           <w:shd w:val="clear" w:color="auto" w:fill="FFFFFF"/>
           <w:lang w:eastAsia="es-PE"/>
-          <w14:ligatures w14:val="none"/>
+          <ns2:ligatures ns2:val="none"/>
         </w:rPr>
         <w:t xml:space="preserve"> de cobertura de la </w:t>
       </w:r>
@@ -2964,7 +2964,7 @@
           <w:kern w:val="0"/>
           <w:shd w:val="clear" w:color="auto" w:fill="FFFFFF"/>
           <w:lang w:eastAsia="es-PE"/>
-          <w14:ligatures w14:val="none"/>
+          <ns2:ligatures ns2:val="none"/>
         </w:rPr>
         <w:t>Póliza 1000001429 del Seguro de Protección de Tarjetas</w:t>
       </w:r>
@@ -2974,7 +2974,7 @@
           <w:kern w:val="0"/>
           <w:shd w:val="clear" w:color="auto" w:fill="FFFFFF"/>
           <w:lang w:eastAsia="es-PE"/>
-          <w14:ligatures w14:val="none"/>
+          <ns2:ligatures ns2:val="none"/>
         </w:rPr>
         <w:t xml:space="preserve"> presentada por la denunciante</w:t>
       </w:r>
@@ -2984,7 +2984,7 @@
           <w:kern w:val="0"/>
           <w:shd w:val="clear" w:color="auto" w:fill="FFFFFF"/>
           <w:lang w:eastAsia="es-PE"/>
-          <w14:ligatures w14:val="none"/>
+          <ns2:ligatures ns2:val="none"/>
         </w:rPr>
         <w:t xml:space="preserve">, por el siniestro del </w:t>
       </w:r>
@@ -2994,7 +2994,7 @@
           <w:kern w:val="0"/>
           <w:shd w:val="clear" w:color="auto" w:fill="FFFFFF"/>
           <w:lang w:eastAsia="es-PE"/>
-          <w14:ligatures w14:val="none"/>
+          <ns2:ligatures ns2:val="none"/>
         </w:rPr>
         <w:t>10 de enero de 2026</w:t>
       </w:r>
@@ -3002,12 +3002,12 @@
         <w:rPr>
           <w:rFonts w:ascii="Arial Narrow" w:eastAsia="Arial Narrow" w:hAnsi="Arial Narrow" w:cs="Arial Narrow"/>
           <w:kern w:val="0"/>
-          <w14:ligatures w14:val="none"/>
+          <ns2:ligatures ns2:val="none"/>
         </w:rPr>
         <w:t>.</w:t>
       </w:r>
     </w:p>
-    <w:p>
+    <w:p ns2:paraId="39215327" ns2:textId="77777777">
       <w:pPr>
         <w:pStyle w:val="Prrafodelista"/>
         <w:spacing w:after="0" w:line="240" w:lineRule="auto"/>
@@ -3017,11 +3017,11 @@
           <w:rFonts w:ascii="Arial Narrow" w:eastAsia="Calibri" w:hAnsi="Arial Narrow" w:cs="Arial Narrow"/>
           <w:kern w:val="0"/>
           <w:lang w:eastAsia="es-PE"/>
-          <w14:ligatures w14:val="none"/>
-        </w:rPr>
-      </w:pPr>
-    </w:p>
-    <w:p>
+          <ns2:ligatures ns2:val="none"/>
+        </w:rPr>
+      </w:pPr>
+    </w:p>
+    <w:p ns2:paraId="4E7FC1DB" ns2:textId="31A821B2">
       <w:pPr>
         <w:pStyle w:val="Prrafodelista"/>
         <w:numPr>
@@ -3039,7 +3039,7 @@
           <w:rFonts w:ascii="Arial Narrow" w:eastAsia="Calibri" w:hAnsi="Arial Narrow" w:cs="Arial Narrow"/>
           <w:kern w:val="0"/>
           <w:lang w:eastAsia="es-PE"/>
-          <w14:ligatures w14:val="none"/>
+          <ns2:ligatures ns2:val="none"/>
         </w:rPr>
       </w:pPr>
       <w:r>
@@ -3048,7 +3048,7 @@
           <w:color w:val="000000"/>
           <w:kern w:val="0"/>
           <w:lang w:eastAsia="es-PE"/>
-          <w14:ligatures w14:val="none"/>
+          <ns2:ligatures ns2:val="none"/>
         </w:rPr>
         <w:t xml:space="preserve">Presunta infracción al literal g) del artículo 56 de la Ley </w:t>
       </w:r>
@@ -3058,7 +3058,7 @@
           <w:kern w:val="0"/>
           <w:shd w:val="clear" w:color="auto" w:fill="FFFFFF"/>
           <w:lang w:eastAsia="es-PE"/>
-          <w14:ligatures w14:val="none"/>
+          <ns2:ligatures ns2:val="none"/>
         </w:rPr>
         <w:t>29571</w:t>
       </w:r>
@@ -3068,7 +3068,7 @@
           <w:color w:val="000000"/>
           <w:kern w:val="0"/>
           <w:lang w:eastAsia="es-PE"/>
-          <w14:ligatures w14:val="none"/>
+          <ns2:ligatures ns2:val="none"/>
         </w:rPr>
         <w:t>, Código de Protección y Defensa del Consumidor</w:t>
       </w:r>
@@ -3078,7 +3078,7 @@
           <w:kern w:val="0"/>
           <w:shd w:val="clear" w:color="auto" w:fill="FFFFFF"/>
           <w:lang w:eastAsia="es-PE"/>
-          <w14:ligatures w14:val="none"/>
+          <ns2:ligatures ns2:val="none"/>
         </w:rPr>
         <w:t xml:space="preserve">, en tanto </w:t>
       </w:r>
@@ -3088,7 +3088,7 @@
           <w:kern w:val="0"/>
           <w:shd w:val="clear" w:color="auto" w:fill="FFFFFF"/>
           <w:lang w:eastAsia="es-PE"/>
-          <w14:ligatures w14:val="none"/>
+          <ns2:ligatures ns2:val="none"/>
         </w:rPr>
         <w:t xml:space="preserve">la compañía aseguradora habría condicionado la atención de la solicitud de cobertura de la </w:t>
       </w:r>
@@ -3098,7 +3098,7 @@
           <w:kern w:val="0"/>
           <w:shd w:val="clear" w:color="auto" w:fill="FFFFFF"/>
           <w:lang w:eastAsia="es-PE"/>
-          <w14:ligatures w14:val="none"/>
+          <ns2:ligatures ns2:val="none"/>
         </w:rPr>
         <w:t>Póliza 1000001429 del Seguro de Protección de Tarjetas</w:t>
       </w:r>
@@ -3108,7 +3108,7 @@
           <w:kern w:val="0"/>
           <w:shd w:val="clear" w:color="auto" w:fill="FFFFFF"/>
           <w:lang w:eastAsia="es-PE"/>
-          <w14:ligatures w14:val="none"/>
+          <ns2:ligatures ns2:val="none"/>
         </w:rPr>
         <w:t xml:space="preserve"> </w:t>
       </w:r>
@@ -3118,23 +3118,23 @@
           <w:kern w:val="0"/>
           <w:shd w:val="clear" w:color="auto" w:fill="FFFFFF"/>
           <w:lang w:eastAsia="es-PE"/>
-          <w14:ligatures w14:val="none"/>
+          <ns2:ligatures ns2:val="none"/>
         </w:rPr>
         <w:t>a que la denunciante se sometiera a una prueba poligráfica, pese a que no se encontraba apta para su realización debido a su estado de gestación.</w:t>
       </w:r>
     </w:p>
-    <w:p>
-      <w:pPr>
-        <w:spacing w:after="0" w:line="240" w:lineRule="auto"/>
-        <w:rPr>
-          <w:rFonts w:ascii="Arial Narrow" w:eastAsia="Arial Narrow" w:hAnsi="Arial Narrow" w:cs="Arial Narrow"/>
-          <w:kern w:val="0"/>
-          <w14:ligatures w14:val="none"/>
+    <w:p ns2:paraId="0B0291C5" ns2:textId="77777777">
+      <w:pPr>
+        <w:spacing w:after="0" w:line="240" w:lineRule="auto"/>
+        <w:rPr>
+          <w:rFonts w:ascii="Arial Narrow" w:eastAsia="Arial Narrow" w:hAnsi="Arial Narrow" w:cs="Arial Narrow"/>
+          <w:kern w:val="0"/>
+          <ns2:ligatures ns2:val="none"/>
         </w:rPr>
       </w:pPr>
       <w:bookmarkStart w:id="19" w:name="_Hlk215162047"/>
     </w:p>
-    <w:p>
+    <w:p ns2:paraId="7C9EE9C9" ns2:textId="40F44921">
       <w:pPr>
         <w:pStyle w:val="Prrafodelista"/>
         <w:numPr>
@@ -3151,7 +3151,7 @@
         <w:rPr>
           <w:rFonts w:ascii="Arial Narrow" w:eastAsia="Arial Narrow" w:hAnsi="Arial Narrow" w:cs="Arial Narrow"/>
           <w:kern w:val="0"/>
-          <w14:ligatures w14:val="none"/>
+          <ns2:ligatures ns2:val="none"/>
         </w:rPr>
       </w:pPr>
       <w:bookmarkStart w:id="20" w:name="_Hlk213688106"/>
@@ -3167,7 +3167,7 @@
           <w:kern w:val="0"/>
           <w:shd w:val="clear" w:color="auto" w:fill="FFFFFF"/>
           <w:lang w:eastAsia="es-PE"/>
-          <w14:ligatures w14:val="none"/>
+          <ns2:ligatures ns2:val="none"/>
         </w:rPr>
         <w:t>29571</w:t>
       </w:r>
@@ -3181,7 +3181,7 @@
         <w:rPr>
           <w:rFonts w:ascii="Arial Narrow" w:eastAsia="Arial Narrow" w:hAnsi="Arial Narrow" w:cs="Arial Narrow"/>
           <w:kern w:val="0"/>
-          <w14:ligatures w14:val="none"/>
+          <ns2:ligatures ns2:val="none"/>
         </w:rPr>
         <w:t xml:space="preserve">en tanto </w:t>
       </w:r>
@@ -3190,7 +3190,7 @@
         <w:rPr>
           <w:rFonts w:ascii="Arial Narrow" w:eastAsia="Arial Narrow" w:hAnsi="Arial Narrow" w:cs="Arial Narrow"/>
           <w:kern w:val="0"/>
-          <w14:ligatures w14:val="none"/>
+          <ns2:ligatures ns2:val="none"/>
         </w:rPr>
         <w:t xml:space="preserve">la compañía aseguradora habría brindado una respuesta inadecuada al reclamo presentado por la denunciante el </w:t>
       </w:r>
@@ -3198,7 +3198,7 @@
         <w:rPr>
           <w:rFonts w:ascii="Arial Narrow" w:eastAsia="Arial Narrow" w:hAnsi="Arial Narrow" w:cs="Arial Narrow"/>
           <w:kern w:val="0"/>
-          <w14:ligatures w14:val="none"/>
+          <ns2:ligatures ns2:val="none"/>
         </w:rPr>
         <w:t>12 de febrero de 2026</w:t>
       </w:r>
@@ -3206,25 +3206,25 @@
         <w:rPr>
           <w:rFonts w:ascii="Arial Narrow" w:eastAsia="Arial Narrow" w:hAnsi="Arial Narrow" w:cs="Arial Narrow"/>
           <w:kern w:val="0"/>
-          <w14:ligatures w14:val="none"/>
+          <ns2:ligatures ns2:val="none"/>
         </w:rPr>
         <w:t>.</w:t>
       </w:r>
     </w:p>
     <w:bookmarkEnd w:id="18"/>
     <w:bookmarkEnd w:id="19"/>
-    <w:p>
-      <w:pPr>
-        <w:spacing w:after="0" w:line="240" w:lineRule="auto"/>
-        <w:jc w:val="both"/>
-        <w:rPr>
-          <w:rFonts w:ascii="Arial Narrow" w:eastAsia="Arial Narrow" w:hAnsi="Arial Narrow" w:cs="Arial Narrow"/>
-          <w:kern w:val="0"/>
-          <w14:ligatures w14:val="none"/>
-        </w:rPr>
-      </w:pPr>
-    </w:p>
-    <w:p>
+    <w:p ns2:paraId="042B3F54" ns2:textId="777BBF33">
+      <w:pPr>
+        <w:spacing w:after="0" w:line="240" w:lineRule="auto"/>
+        <w:jc w:val="both"/>
+        <w:rPr>
+          <w:rFonts w:ascii="Arial Narrow" w:eastAsia="Arial Narrow" w:hAnsi="Arial Narrow" w:cs="Arial Narrow"/>
+          <w:kern w:val="0"/>
+          <ns2:ligatures ns2:val="none"/>
+        </w:rPr>
+      </w:pPr>
+    </w:p>
+    <w:p ns2:paraId="0A292C9F" ns2:textId="6D0E4524">
       <w:pPr>
         <w:spacing w:after="0" w:line="240" w:lineRule="auto"/>
         <w:contextualSpacing/>
@@ -3232,17 +3232,17 @@
         <w:rPr>
           <w:rFonts w:ascii="Arial Narrow" w:eastAsia="Calibri" w:hAnsi="Arial Narrow" w:cs="Arial"/>
           <w:kern w:val="0"/>
-          <w14:ligatures w14:val="none"/>
-        </w:rPr>
-      </w:pPr>
-      <w:r>
-        <w:rPr>
-          <w:rFonts w:ascii="Arial Narrow" w:eastAsia="Arial Narrow" w:hAnsi="Arial Narrow" w:cs="Arial Narrow"/>
-          <w:b/>
-          <w:color w:val="000000"/>
-          <w:kern w:val="0"/>
-          <w:lang w:eastAsia="es-PE"/>
-          <w14:ligatures w14:val="none"/>
+          <ns2:ligatures ns2:val="none"/>
+        </w:rPr>
+      </w:pPr>
+      <w:r>
+        <w:rPr>
+          <w:rFonts w:ascii="Arial Narrow" w:eastAsia="Arial Narrow" w:hAnsi="Arial Narrow" w:cs="Arial Narrow"/>
+          <w:b/>
+          <w:color w:val="000000"/>
+          <w:kern w:val="0"/>
+          <w:lang w:eastAsia="es-PE"/>
+          <ns2:ligatures ns2:val="none"/>
         </w:rPr>
         <w:t>SEGUNDO:</w:t>
       </w:r>
@@ -3252,7 +3252,7 @@
           <w:color w:val="000000"/>
           <w:kern w:val="0"/>
           <w:lang w:eastAsia="es-PE"/>
-          <w14:ligatures w14:val="none"/>
+          <ns2:ligatures ns2:val="none"/>
         </w:rPr>
         <w:t xml:space="preserve"> tener por ofrecidos los medios probatorios presentados en el escrito de denuncia </w:t>
       </w:r>
@@ -3262,7 +3262,7 @@
           <w:color w:val="000000"/>
           <w:kern w:val="0"/>
           <w:lang w:val="es-ES" w:eastAsia="es-ES"/>
-          <w14:ligatures w14:val="none"/>
+          <ns2:ligatures ns2:val="none"/>
         </w:rPr>
         <w:t xml:space="preserve">del </w:t>
       </w:r>
@@ -3272,7 +3272,7 @@
           <w:color w:val="000000"/>
           <w:kern w:val="0"/>
           <w:lang w:val="es-ES" w:eastAsia="es-ES"/>
-          <w14:ligatures w14:val="none"/>
+          <ns2:ligatures ns2:val="none"/>
         </w:rPr>
         <w:t>26 de febrero de 2026, subsanado mediante escrito del</w:t>
       </w:r>
@@ -3282,7 +3282,7 @@
           <w:color w:val="000000"/>
           <w:kern w:val="0"/>
           <w:lang w:val="es-ES" w:eastAsia="es-ES"/>
-          <w14:ligatures w14:val="none"/>
+          <ns2:ligatures ns2:val="none"/>
         </w:rPr>
         <w:t xml:space="preserve"> 19 de junio de 2026</w:t>
       </w:r>
@@ -3290,12 +3290,12 @@
         <w:rPr>
           <w:rFonts w:ascii="Arial Narrow" w:eastAsia="Calibri" w:hAnsi="Arial Narrow" w:cs="Arial"/>
           <w:kern w:val="0"/>
-          <w14:ligatures w14:val="none"/>
+          <ns2:ligatures ns2:val="none"/>
         </w:rPr>
         <w:t>.</w:t>
       </w:r>
     </w:p>
-    <w:p>
+    <w:p ns2:paraId="68A17E97" ns2:textId="77777777">
       <w:pPr>
         <w:spacing w:after="0" w:line="240" w:lineRule="auto"/>
         <w:contextualSpacing/>
@@ -3305,30 +3305,30 @@
           <w:color w:val="000000"/>
           <w:kern w:val="0"/>
           <w:lang w:eastAsia="es-PE"/>
-          <w14:ligatures w14:val="none"/>
-        </w:rPr>
-      </w:pPr>
-    </w:p>
-    <w:p>
-      <w:pPr>
-        <w:spacing w:after="0" w:line="240" w:lineRule="auto"/>
-        <w:jc w:val="both"/>
-        <w:rPr>
-          <w:rFonts w:ascii="Arial Narrow" w:eastAsia="Arial Narrow" w:hAnsi="Arial Narrow" w:cs="Arial Narrow"/>
-          <w:color w:val="000000"/>
-          <w:kern w:val="0"/>
-          <w:lang w:eastAsia="es-PE"/>
-          <w14:ligatures w14:val="none"/>
-        </w:rPr>
-      </w:pPr>
-      <w:r>
-        <w:rPr>
-          <w:rFonts w:ascii="Arial Narrow" w:eastAsia="Arial Narrow" w:hAnsi="Arial Narrow" w:cs="Arial Narrow"/>
-          <w:b/>
-          <w:color w:val="000000"/>
-          <w:kern w:val="0"/>
-          <w:lang w:eastAsia="es-PE"/>
-          <w14:ligatures w14:val="none"/>
+          <ns2:ligatures ns2:val="none"/>
+        </w:rPr>
+      </w:pPr>
+    </w:p>
+    <w:p ns2:paraId="168254DA" ns2:textId="49F5AB0D">
+      <w:pPr>
+        <w:spacing w:after="0" w:line="240" w:lineRule="auto"/>
+        <w:jc w:val="both"/>
+        <w:rPr>
+          <w:rFonts w:ascii="Arial Narrow" w:eastAsia="Arial Narrow" w:hAnsi="Arial Narrow" w:cs="Arial Narrow"/>
+          <w:color w:val="000000"/>
+          <w:kern w:val="0"/>
+          <w:lang w:eastAsia="es-PE"/>
+          <ns2:ligatures ns2:val="none"/>
+        </w:rPr>
+      </w:pPr>
+      <w:r>
+        <w:rPr>
+          <w:rFonts w:ascii="Arial Narrow" w:eastAsia="Arial Narrow" w:hAnsi="Arial Narrow" w:cs="Arial Narrow"/>
+          <w:b/>
+          <w:color w:val="000000"/>
+          <w:kern w:val="0"/>
+          <w:lang w:eastAsia="es-PE"/>
+          <ns2:ligatures ns2:val="none"/>
         </w:rPr>
         <w:t xml:space="preserve">TERCERO: </w:t>
       </w:r>
@@ -3338,7 +3338,7 @@
           <w:color w:val="000000"/>
           <w:kern w:val="0"/>
           <w:lang w:eastAsia="es-PE"/>
-          <w14:ligatures w14:val="none"/>
+          <ns2:ligatures ns2:val="none"/>
         </w:rPr>
         <w:t xml:space="preserve">requerir a </w:t>
       </w:r>
@@ -3348,7 +3348,7 @@
           <w:color w:val="000000"/>
           <w:kern w:val="0"/>
           <w:lang w:eastAsia="es-PE"/>
-          <w14:ligatures w14:val="none"/>
+          <ns2:ligatures ns2:val="none"/>
         </w:rPr>
         <w:t xml:space="preserve">Pacífico Compañía de Seguros y Reaseguros S.A. </w:t>
       </w:r>
@@ -3358,12 +3358,12 @@
           <w:color w:val="000000"/>
           <w:kern w:val="0"/>
           <w:lang w:eastAsia="es-PE"/>
-          <w14:ligatures w14:val="none"/>
+          <ns2:ligatures ns2:val="none"/>
         </w:rPr>
         <w:t>que cumpla con lo siguiente:</w:t>
       </w:r>
     </w:p>
-    <w:p>
+    <w:p ns2:paraId="20FDFB8D" ns2:textId="77777777">
       <w:pPr>
         <w:spacing w:after="0" w:line="240" w:lineRule="auto"/>
         <w:jc w:val="both"/>
@@ -3372,11 +3372,11 @@
           <w:color w:val="000000"/>
           <w:kern w:val="0"/>
           <w:lang w:eastAsia="es-PE"/>
-          <w14:ligatures w14:val="none"/>
-        </w:rPr>
-      </w:pPr>
-    </w:p>
-    <w:p>
+          <ns2:ligatures ns2:val="none"/>
+        </w:rPr>
+      </w:pPr>
+    </w:p>
+    <w:p ns2:paraId="4AA80738" ns2:textId="77777777">
       <w:pPr>
         <w:numPr>
           <w:ilvl w:val="0"/>
@@ -3390,21 +3390,21 @@
           <w:color w:val="000000"/>
           <w:kern w:val="0"/>
           <w:lang w:eastAsia="es-PE"/>
-          <w14:ligatures w14:val="none"/>
-        </w:rPr>
-      </w:pPr>
-      <w:r>
-        <w:rPr>
-          <w:rFonts w:ascii="Arial Narrow" w:eastAsia="Arial Narrow" w:hAnsi="Arial Narrow" w:cs="Arial Narrow"/>
-          <w:color w:val="000000"/>
-          <w:kern w:val="0"/>
-          <w:lang w:eastAsia="es-PE"/>
-          <w14:ligatures w14:val="none"/>
+          <ns2:ligatures ns2:val="none"/>
+        </w:rPr>
+      </w:pPr>
+      <w:r>
+        <w:rPr>
+          <w:rFonts w:ascii="Arial Narrow" w:eastAsia="Arial Narrow" w:hAnsi="Arial Narrow" w:cs="Arial Narrow"/>
+          <w:color w:val="000000"/>
+          <w:kern w:val="0"/>
+          <w:lang w:eastAsia="es-PE"/>
+          <ns2:ligatures ns2:val="none"/>
         </w:rPr>
         <w:t>presentar documentos que acrediten su inscripción en los Registros Públicos o una declaración jurada que indique que cuenta con dicha inscripción;</w:t>
       </w:r>
     </w:p>
-    <w:p>
+    <w:p ns2:paraId="2B29D59F" ns2:textId="77777777">
       <w:pPr>
         <w:numPr>
           <w:ilvl w:val="0"/>
@@ -3418,21 +3418,21 @@
           <w:color w:val="000000"/>
           <w:kern w:val="0"/>
           <w:lang w:eastAsia="es-PE"/>
-          <w14:ligatures w14:val="none"/>
-        </w:rPr>
-      </w:pPr>
-      <w:r>
-        <w:rPr>
-          <w:rFonts w:ascii="Arial Narrow" w:eastAsia="Arial Narrow" w:hAnsi="Arial Narrow" w:cs="Arial Narrow"/>
-          <w:color w:val="000000"/>
-          <w:kern w:val="0"/>
-          <w:lang w:eastAsia="es-PE"/>
-          <w14:ligatures w14:val="none"/>
+          <ns2:ligatures ns2:val="none"/>
+        </w:rPr>
+      </w:pPr>
+      <w:r>
+        <w:rPr>
+          <w:rFonts w:ascii="Arial Narrow" w:eastAsia="Arial Narrow" w:hAnsi="Arial Narrow" w:cs="Arial Narrow"/>
+          <w:color w:val="000000"/>
+          <w:kern w:val="0"/>
+          <w:lang w:eastAsia="es-PE"/>
+          <ns2:ligatures ns2:val="none"/>
         </w:rPr>
         <w:t>presentar copia simple de las facultades de representación de su representante legal en el presente procedimiento o la declaración jurada que indique que cuenta con dichas facultades y que estas se encuentran vigentes;</w:t>
       </w:r>
     </w:p>
-    <w:p>
+    <w:p ns2:paraId="7EF50C46" ns2:textId="77777777">
       <w:pPr>
         <w:numPr>
           <w:ilvl w:val="0"/>
@@ -3446,21 +3446,21 @@
           <w:color w:val="000000"/>
           <w:kern w:val="0"/>
           <w:lang w:eastAsia="es-PE"/>
-          <w14:ligatures w14:val="none"/>
-        </w:rPr>
-      </w:pPr>
-      <w:r>
-        <w:rPr>
-          <w:rFonts w:ascii="Arial Narrow" w:eastAsia="Arial Narrow" w:hAnsi="Arial Narrow" w:cs="Arial Narrow"/>
-          <w:color w:val="000000"/>
-          <w:kern w:val="0"/>
-          <w:lang w:eastAsia="es-PE"/>
-          <w14:ligatures w14:val="none"/>
+          <ns2:ligatures ns2:val="none"/>
+        </w:rPr>
+      </w:pPr>
+      <w:r>
+        <w:rPr>
+          <w:rFonts w:ascii="Arial Narrow" w:eastAsia="Arial Narrow" w:hAnsi="Arial Narrow" w:cs="Arial Narrow"/>
+          <w:color w:val="000000"/>
+          <w:kern w:val="0"/>
+          <w:lang w:eastAsia="es-PE"/>
+          <ns2:ligatures ns2:val="none"/>
         </w:rPr>
         <w:t>consignar el Número de Registro Único de Contribuyentes (RUC); y,</w:t>
       </w:r>
     </w:p>
-    <w:p>
+    <w:p ns2:paraId="19E4DFA1" ns2:textId="2D033D4A">
       <w:pPr>
         <w:numPr>
           <w:ilvl w:val="0"/>
@@ -3472,16 +3472,16 @@
         <w:rPr>
           <w:rFonts w:ascii="Arial Narrow" w:eastAsia="Calibri" w:hAnsi="Arial Narrow" w:cs="Arial"/>
           <w:kern w:val="0"/>
-          <w14:ligatures w14:val="none"/>
-        </w:rPr>
-      </w:pPr>
-      <w:r>
-        <w:rPr>
-          <w:rFonts w:ascii="Arial Narrow" w:eastAsia="Arial Narrow" w:hAnsi="Arial Narrow" w:cs="Arial Narrow"/>
-          <w:color w:val="000000"/>
-          <w:kern w:val="0"/>
-          <w:lang w:eastAsia="es-PE"/>
-          <w14:ligatures w14:val="none"/>
+          <ns2:ligatures ns2:val="none"/>
+        </w:rPr>
+      </w:pPr>
+      <w:r>
+        <w:rPr>
+          <w:rFonts w:ascii="Arial Narrow" w:eastAsia="Arial Narrow" w:hAnsi="Arial Narrow" w:cs="Arial Narrow"/>
+          <w:color w:val="000000"/>
+          <w:kern w:val="0"/>
+          <w:lang w:eastAsia="es-PE"/>
+          <ns2:ligatures ns2:val="none"/>
         </w:rPr>
         <w:t xml:space="preserve">fijar domicilio procesal para el procedimiento, de conformidad con el numeral 1 del artículo 442 del Código Procesal Civil. </w:t>
       </w:r>
@@ -3489,7 +3489,7 @@
         <w:rPr>
           <w:rFonts w:ascii="Arial Narrow" w:eastAsia="Calibri" w:hAnsi="Arial Narrow" w:cs="Arial"/>
           <w:kern w:val="0"/>
-          <w14:ligatures w14:val="none"/>
+          <ns2:ligatures ns2:val="none"/>
         </w:rPr>
         <w:t>Para ello podrá señalar domicilio físico o una dirección electrónica a la que pueda remitirse las notificaciones</w:t>
       </w:r>
@@ -3498,12 +3498,12 @@
           <w:rFonts w:ascii="Arial Narrow" w:eastAsia="Arial" w:hAnsi="Arial Narrow" w:cs="Arial"/>
           <w:kern w:val="0"/>
           <w:lang w:val="es"/>
-          <w14:ligatures w14:val="none"/>
+          <ns2:ligatures ns2:val="none"/>
         </w:rPr>
         <w:t>;</w:t>
       </w:r>
     </w:p>
-    <w:p>
+    <w:p ns2:paraId="7C63E340" ns2:textId="70531021">
       <w:pPr>
         <w:numPr>
           <w:ilvl w:val="0"/>
@@ -3515,14 +3515,14 @@
         <w:rPr>
           <w:rFonts w:ascii="Arial Narrow" w:eastAsia="Calibri" w:hAnsi="Arial Narrow" w:cs="Arial"/>
           <w:kern w:val="0"/>
-          <w14:ligatures w14:val="none"/>
+          <ns2:ligatures ns2:val="none"/>
         </w:rPr>
       </w:pPr>
       <w:r>
         <w:rPr>
           <w:rFonts w:ascii="Arial Narrow" w:eastAsia="Calibri" w:hAnsi="Arial Narrow" w:cs="Arial"/>
           <w:kern w:val="0"/>
-          <w14:ligatures w14:val="none"/>
+          <ns2:ligatures ns2:val="none"/>
         </w:rPr>
         <w:t xml:space="preserve">en caso califique como </w:t>
       </w:r>
@@ -3531,7 +3531,7 @@
         <w:rPr>
           <w:rFonts w:ascii="Arial Narrow" w:eastAsia="Calibri" w:hAnsi="Arial Narrow" w:cs="Arial"/>
           <w:kern w:val="0"/>
-          <w14:ligatures w14:val="none"/>
+          <ns2:ligatures ns2:val="none"/>
         </w:rPr>
         <w:t>micro empresa</w:t>
       </w:r>
@@ -3540,7 +3540,7 @@
         <w:rPr>
           <w:rFonts w:ascii="Arial Narrow" w:eastAsia="Calibri" w:hAnsi="Arial Narrow" w:cs="Arial"/>
           <w:kern w:val="0"/>
-          <w14:ligatures w14:val="none"/>
+          <ns2:ligatures ns2:val="none"/>
         </w:rPr>
         <w:t xml:space="preserve"> o pequeña empresa, presentar los documentos que acrediten su volumen de ventas o ingresos brutos percibidos el año anterior relativo a todas sus actividades </w:t>
       </w:r>
@@ -3548,7 +3548,7 @@
         <w:rPr>
           <w:rFonts w:ascii="Arial Narrow" w:eastAsia="Calibri" w:hAnsi="Arial Narrow" w:cs="Arial"/>
           <w:kern w:val="0"/>
-          <w14:ligatures w14:val="none"/>
+          <ns2:ligatures ns2:val="none"/>
         </w:rPr>
         <w:lastRenderedPageBreak/>
         <w:t>económicas y el número de trabajadores con el que cuenta</w:t>
@@ -3559,7 +3559,7 @@
           <w:rFonts w:ascii="Arial Narrow" w:eastAsia="Calibri" w:hAnsi="Arial Narrow" w:cs="Arial"/>
           <w:kern w:val="0"/>
           <w:vertAlign w:val="superscript"/>
-          <w14:ligatures w14:val="none"/>
+          <ns2:ligatures ns2:val="none"/>
         </w:rPr>
         <w:footnoteReference w:id="8"/>
       </w:r>
@@ -3567,7 +3567,7 @@
         <w:rPr>
           <w:rFonts w:ascii="Arial Narrow" w:eastAsia="Calibri" w:hAnsi="Arial Narrow" w:cs="Arial"/>
           <w:kern w:val="0"/>
-          <w14:ligatures w14:val="none"/>
+          <ns2:ligatures ns2:val="none"/>
         </w:rPr>
         <w:t xml:space="preserve">. Ello, a fin de que la Comisión pueda meritar dicha documentación, conforme lo establece el artículo 110 del </w:t>
       </w:r>
@@ -3576,7 +3576,7 @@
           <w:rFonts w:ascii="Arial Narrow" w:eastAsia="Calibri" w:hAnsi="Arial Narrow" w:cs="Arial"/>
           <w:spacing w:val="-2"/>
           <w:kern w:val="0"/>
-          <w14:ligatures w14:val="none"/>
+          <ns2:ligatures ns2:val="none"/>
         </w:rPr>
         <w:t>Código</w:t>
       </w:r>
@@ -3587,7 +3587,7 @@
           <w:spacing w:val="-2"/>
           <w:kern w:val="0"/>
           <w:vertAlign w:val="superscript"/>
-          <w14:ligatures w14:val="none"/>
+          <ns2:ligatures ns2:val="none"/>
         </w:rPr>
         <w:footnoteReference w:id="9"/>
       </w:r>
@@ -3596,12 +3596,12 @@
           <w:rFonts w:ascii="Arial Narrow" w:eastAsia="Calibri" w:hAnsi="Arial Narrow" w:cs="Arial"/>
           <w:spacing w:val="-2"/>
           <w:kern w:val="0"/>
-          <w14:ligatures w14:val="none"/>
+          <ns2:ligatures ns2:val="none"/>
         </w:rPr>
         <w:t>.</w:t>
       </w:r>
     </w:p>
-    <w:p>
+    <w:p ns2:paraId="1F11FE32" ns2:textId="77777777">
       <w:pPr>
         <w:spacing w:after="0" w:line="240" w:lineRule="auto"/>
         <w:ind w:left="567"/>
@@ -3611,52 +3611,87 @@
           <w:color w:val="000000"/>
           <w:kern w:val="0"/>
           <w:lang w:eastAsia="es-PE"/>
-          <w14:ligatures w14:val="none"/>
-        </w:rPr>
-      </w:pPr>
-    </w:p>
-    <w:p>
-      <w:pPr>
-        <w:spacing w:after="0" w:line="240" w:lineRule="auto"/>
-        <w:jc w:val="both"/>
-        <w:rPr>
-          <w:rFonts w:ascii="Arial Narrow" w:eastAsia="Arial Narrow" w:hAnsi="Arial Narrow" w:cs="Arial Narrow"/>
-          <w:color w:val="000000"/>
-          <w:kern w:val="0"/>
-          <w:lang w:eastAsia="es-PE"/>
-          <w14:ligatures w14:val="none"/>
-        </w:rPr>
-      </w:pPr>
-      <w:r>
-        <w:rPr>
-          <w:rFonts w:ascii="Arial Narrow" w:eastAsia="Arial Narrow" w:hAnsi="Arial Narrow" w:cs="Arial Narrow"/>
-          <w:b/>
-          <w:color w:val="000000"/>
-          <w:kern w:val="0"/>
-          <w:lang w:eastAsia="es-PE"/>
-          <w14:ligatures w14:val="none"/>
+          <ns2:ligatures ns2:val="none"/>
+        </w:rPr>
+      </w:pPr>
+    </w:p>
+    <w:p>
+      <w:pPr>
+        <w:spacing w:after="0" w:line="240" w:lineRule="auto"/>
+        <w:jc w:val="both"/>
+        <w:rPr>
+          <w:rFonts w:ascii="Arial Narrow" w:eastAsia="Arial Narrow" w:hAnsi="Arial Narrow" w:cs="Arial Narrow"/>
+          <w:color w:val="000000"/>
+          <w:kern w:val="0"/>
+          <w:lang w:eastAsia="es-PE"/>
+          <ns2:ligatures ns2:val="none"/>
+        </w:rPr>
+      </w:pPr>
+      <w:r>
+        <w:rPr>
+          <w:rFonts w:ascii="Arial Narrow" w:hAnsi="Arial Narrow" w:cs="Arial Narrow"/>
+          <w:b w:val="1"/>
+          <w:bCs w:val="1"/>
+          <w:sz w:val="20"/>
+          <w:szCs w:val="20"/>
         </w:rPr>
         <w:t xml:space="preserve">CUARTO: </w:t>
       </w:r>
       <w:r>
         <w:rPr>
-          <w:rFonts w:ascii="Arial Narrow" w:eastAsia="Arial Narrow" w:hAnsi="Arial Narrow" w:cs="Arial Narrow"/>
-          <w:color w:val="000000"/>
-          <w:kern w:val="0"/>
-          <w:lang w:eastAsia="es-PE"/>
-          <w14:ligatures w14:val="none"/>
-        </w:rPr>
-        <w:t xml:space="preserve">correr traslado de la denuncia interpuesta </w:t>
-      </w:r>
-      <w:r>
+          <w:rFonts w:ascii="Arial Narrow" w:hAnsi="Arial Narrow" w:cs="Arial Narrow"/>
+          <w:sz w:val="20"/>
+          <w:szCs w:val="20"/>
+        </w:rPr>
+        <w:t xml:space="preserve">correr traslado de la presente resolución a Pacífico Compañía de Seguros y Reaseguros S.A para que, de conformidad con lo dispuesto por el artículo 26° de la Ley sobre Facultades, Normas y Organización del Indecopi, aprobado por Decreto Legislativo N° 8079, presenten sus descargos sobre la imputación de cargos realizada en un plazo no mayor a cinco (5) días hábiles contado a partir del día siguiente de la notificación de la presente resolución, vencido el cual, el Secretario Técnico declarará en rebeldía a los denunciados que no lo hubieran presentado. Debe precisarse que de conformidad con lo establecido por el artículo 223° del Texto Único Ordenado de la Ley N° 27444, Ley del Procedimiento Administrativo General, las alegaciones y los hechos relevantes de la reclamación, salvo que hayan sido específicamente negadas en la contestación, se tendrán por aceptadas o meritadas como ciertas.</w:t>
+      </w:r>
+    </w:p>
+    <w:p ns2:paraId="228F876C" ns2:textId="77777777">
+      <w:pPr>
+        <w:spacing w:after="0" w:line="240" w:lineRule="auto"/>
+        <w:jc w:val="both"/>
+        <w:rPr>
+          <w:rFonts w:ascii="Arial Narrow" w:eastAsia="Arial Narrow" w:hAnsi="Arial Narrow" w:cs="Arial Narrow"/>
+          <w:color w:val="000000"/>
+          <w:kern w:val="0"/>
+          <w:lang w:eastAsia="es-PE"/>
+          <ns2:ligatures ns2:val="none"/>
+        </w:rPr>
+      </w:pPr>
+    </w:p>
+    <w:p ns2:paraId="774AFBA5" ns2:textId="0CF4220A">
+      <w:pPr>
+        <w:spacing w:after="0" w:line="240" w:lineRule="auto"/>
+        <w:jc w:val="both"/>
         <w:rPr>
           <w:rFonts w:ascii="Arial Narrow" w:eastAsia="Times New Roman" w:hAnsi="Arial Narrow" w:cs="Arial"/>
           <w:color w:val="000000"/>
           <w:kern w:val="0"/>
           <w:lang w:val="es-ES" w:eastAsia="es-ES"/>
-          <w14:ligatures w14:val="none"/>
-        </w:rPr>
-        <w:t xml:space="preserve">el </w:t>
+          <ns2:ligatures ns2:val="none"/>
+        </w:rPr>
+      </w:pPr>
+      <w:r>
+        <w:rPr>
+          <w:rFonts w:ascii="Arial Narrow" w:eastAsia="Arial Narrow" w:hAnsi="Arial Narrow" w:cs="Arial Narrow"/>
+          <w:b/>
+          <w:color w:val="000000"/>
+          <w:kern w:val="0"/>
+          <w:lang w:eastAsia="es-PE"/>
+          <ns2:ligatures ns2:val="none"/>
+        </w:rPr>
+        <w:t xml:space="preserve">QUINTO: </w:t>
+      </w:r>
+      <w:bookmarkStart w:id="21" w:name="_Hlk188286813"/>
+      <w:r>
+        <w:rPr>
+          <w:rFonts w:ascii="Arial Narrow" w:eastAsia="Times New Roman" w:hAnsi="Arial Narrow" w:cs="Arial"/>
+          <w:color w:val="000000"/>
+          <w:kern w:val="0"/>
+          <w:lang w:eastAsia="es-ES"/>
+          <ns2:ligatures ns2:val="none"/>
+        </w:rPr>
+        <w:t xml:space="preserve">requerir </w:t>
       </w:r>
       <w:r>
         <w:rPr>
@@ -3664,28 +3699,32 @@
           <w:color w:val="000000"/>
           <w:kern w:val="0"/>
           <w:lang w:val="es-ES" w:eastAsia="es-ES"/>
-          <w14:ligatures w14:val="none"/>
-        </w:rPr>
-        <w:t>26 de febrero de 2026, subsanado mediante escrito del 19 de junio de 2026</w:t>
-      </w:r>
-      <w:r>
-        <w:rPr>
-          <w:rFonts w:ascii="Arial Narrow" w:eastAsia="Calibri" w:hAnsi="Arial Narrow" w:cs="Arial"/>
-          <w:kern w:val="0"/>
-          <w14:ligatures w14:val="none"/>
+          <ns2:ligatures ns2:val="none"/>
+        </w:rPr>
+        <w:t xml:space="preserve">que, en un </w:t>
+      </w:r>
+      <w:r>
+        <w:rPr>
+          <w:rFonts w:ascii="Arial Narrow" w:eastAsia="Times New Roman" w:hAnsi="Arial Narrow" w:cs="Arial"/>
+          <w:color w:val="000000"/>
+          <w:kern w:val="0"/>
+          <w:lang w:eastAsia="es-ES"/>
+          <ns2:ligatures ns2:val="none"/>
+        </w:rPr>
+        <w:t>plazo no mayor de cinco (5) días hábiles contado a partir del día siguiente de la notificación de la presente resolución</w:t>
+      </w:r>
+      <w:bookmarkEnd w:id="21"/>
+      <w:r>
+        <w:rPr>
+          <w:rFonts w:ascii="Arial Narrow" w:eastAsia="Times New Roman" w:hAnsi="Arial Narrow" w:cs="Arial"/>
+          <w:color w:val="000000"/>
+          <w:kern w:val="0"/>
+          <w:lang w:eastAsia="es-ES"/>
+          <ns2:ligatures ns2:val="none"/>
         </w:rPr>
         <w:t xml:space="preserve">, </w:t>
       </w:r>
-      <w:r>
-        <w:rPr>
-          <w:rFonts w:ascii="Arial Narrow" w:eastAsia="Arial Narrow" w:hAnsi="Arial Narrow" w:cs="Arial Narrow"/>
-          <w:color w:val="000000"/>
-          <w:kern w:val="0"/>
-          <w:lang w:eastAsia="es-PE"/>
-          <w14:ligatures w14:val="none"/>
-        </w:rPr>
-        <w:t>a</w:t>
-      </w:r>
+      <w:bookmarkStart w:id="22" w:name="_Hlk188286828"/>
       <w:r>
         <w:rPr>
           <w:rFonts w:ascii="Arial Narrow" w:eastAsia="Times New Roman" w:hAnsi="Arial Narrow" w:cs="Times New Roman"/>
@@ -3693,283 +3732,161 @@
           <w:kern w:val="0"/>
           <w:shd w:val="clear" w:color="auto" w:fill="FFFFFF"/>
           <w:lang w:eastAsia="es-PE"/>
-          <w14:ligatures w14:val="none"/>
+          <ns2:ligatures ns2:val="none"/>
+        </w:rPr>
+        <w:t>el proveedor denunciado</w:t>
+      </w:r>
+      <w:r>
+        <w:rPr>
+          <w:rFonts w:ascii="Arial Narrow" w:eastAsia="Times New Roman" w:hAnsi="Arial Narrow" w:cs="Arial"/>
+          <w:color w:val="000000"/>
+          <w:kern w:val="0"/>
+          <w:lang w:eastAsia="es-ES"/>
+          <ns2:ligatures ns2:val="none"/>
         </w:rPr>
         <w:t xml:space="preserve"> </w:t>
       </w:r>
+      <w:bookmarkEnd w:id="22"/>
+      <w:r>
+        <w:rPr>
+          <w:rFonts w:ascii="Arial Narrow" w:eastAsia="Times New Roman" w:hAnsi="Arial Narrow" w:cs="Arial"/>
+          <w:color w:val="000000"/>
+          <w:kern w:val="0"/>
+          <w:lang w:val="es-ES" w:eastAsia="es-ES"/>
+          <ns2:ligatures ns2:val="none"/>
+        </w:rPr>
+        <w:t xml:space="preserve">cumpla con: </w:t>
+      </w:r>
+      <w:r>
+        <w:rPr>
+          <w:rFonts w:ascii="Arial Narrow" w:eastAsia="Times New Roman" w:hAnsi="Arial Narrow" w:cs="Arial"/>
+          <w:color w:val="000000"/>
+          <w:kern w:val="0"/>
+          <w:lang w:val="es-ES" w:eastAsia="es-ES"/>
+          <ns2:ligatures ns2:val="none"/>
+        </w:rPr>
+        <w:t>(i) presentar una copia completa, legible y debidamente suscrita de la Póliza 1000001429 del Seguro de Protección de Tarjetas, así como el cargo de remisión de la póliza; (</w:t>
+      </w:r>
+      <w:proofErr w:type="spellStart"/>
+      <w:r>
+        <w:rPr>
+          <w:rFonts w:ascii="Arial Narrow" w:eastAsia="Times New Roman" w:hAnsi="Arial Narrow" w:cs="Arial"/>
+          <w:color w:val="000000"/>
+          <w:kern w:val="0"/>
+          <w:lang w:val="es-ES" w:eastAsia="es-ES"/>
+          <ns2:ligatures ns2:val="none"/>
+        </w:rPr>
+        <w:t>ii</w:t>
+      </w:r>
+      <w:proofErr w:type="spellEnd"/>
+      <w:r>
+        <w:rPr>
+          <w:rFonts w:ascii="Arial Narrow" w:eastAsia="Times New Roman" w:hAnsi="Arial Narrow" w:cs="Arial"/>
+          <w:color w:val="000000"/>
+          <w:kern w:val="0"/>
+          <w:lang w:val="es-ES" w:eastAsia="es-ES"/>
+          <ns2:ligatures ns2:val="none"/>
+        </w:rPr>
+        <w:t>) presentar los medios probatorios que acrediten que atendió de manera adecuada la solicitud de otorgamiento de cobertura presentada por la parte denunciante; y, (</w:t>
+      </w:r>
+      <w:proofErr w:type="spellStart"/>
+      <w:r>
+        <w:rPr>
+          <w:rFonts w:ascii="Arial Narrow" w:eastAsia="Times New Roman" w:hAnsi="Arial Narrow" w:cs="Arial"/>
+          <w:color w:val="000000"/>
+          <w:kern w:val="0"/>
+          <w:lang w:val="es-ES" w:eastAsia="es-ES"/>
+          <ns2:ligatures ns2:val="none"/>
+        </w:rPr>
+        <w:t>iii</w:t>
+      </w:r>
+      <w:proofErr w:type="spellEnd"/>
+      <w:r>
+        <w:rPr>
+          <w:rFonts w:ascii="Arial Narrow" w:eastAsia="Times New Roman" w:hAnsi="Arial Narrow" w:cs="Arial"/>
+          <w:color w:val="000000"/>
+          <w:kern w:val="0"/>
+          <w:lang w:val="es-ES" w:eastAsia="es-ES"/>
+          <ns2:ligatures ns2:val="none"/>
+        </w:rPr>
+        <w:t>) presentar todas las comunicaciones cursadas con la parte denunciante en virtud de los hechos materia de denuncia</w:t>
+      </w:r>
+      <w:r>
+        <w:rPr>
+          <w:rFonts w:ascii="Arial Narrow" w:eastAsia="Times New Roman" w:hAnsi="Arial Narrow" w:cs="Arial"/>
+          <w:color w:val="000000"/>
+          <w:kern w:val="0"/>
+          <w:lang w:val="es-ES" w:eastAsia="es-ES"/>
+          <ns2:ligatures ns2:val="none"/>
+        </w:rPr>
+        <w:t>.</w:t>
+      </w:r>
+    </w:p>
+    <w:p ns2:paraId="12A4D8BD" ns2:textId="77777777">
+      <w:pPr>
+        <w:spacing w:after="0" w:line="240" w:lineRule="auto"/>
+        <w:jc w:val="both"/>
+        <w:rPr>
+          <w:rFonts w:ascii="Arial Narrow" w:eastAsia="Arial Narrow" w:hAnsi="Arial Narrow" w:cs="Arial Narrow"/>
+          <w:b/>
+          <w:color w:val="000000"/>
+          <w:kern w:val="0"/>
+          <w:lang w:val="es-ES" w:eastAsia="es-PE"/>
+          <ns2:ligatures ns2:val="none"/>
+        </w:rPr>
+      </w:pPr>
+    </w:p>
+    <w:p ns2:paraId="0ECE55DF" ns2:textId="5C9796C6">
+      <w:pPr>
+        <w:spacing w:after="0" w:line="240" w:lineRule="auto"/>
+        <w:jc w:val="both"/>
+        <w:rPr>
+          <w:rFonts w:ascii="Arial Narrow" w:eastAsia="Arial Narrow" w:hAnsi="Arial Narrow" w:cs="Arial Narrow"/>
+          <w:color w:val="000000"/>
+          <w:kern w:val="0"/>
+          <w:lang w:eastAsia="es-PE"/>
+          <ns2:ligatures ns2:val="none"/>
+        </w:rPr>
+      </w:pPr>
+      <w:r>
+        <w:rPr>
+          <w:rFonts w:ascii="Arial Narrow" w:eastAsia="Arial Narrow" w:hAnsi="Arial Narrow" w:cs="Arial Narrow"/>
+          <w:b/>
+          <w:color w:val="000000"/>
+          <w:kern w:val="0"/>
+          <w:lang w:eastAsia="es-PE"/>
+          <ns2:ligatures ns2:val="none"/>
+        </w:rPr>
+        <w:t>SEXTO:</w:t>
+      </w:r>
+      <w:r>
+        <w:rPr>
+          <w:rFonts w:ascii="Arial Narrow" w:eastAsia="Arial Narrow" w:hAnsi="Arial Narrow" w:cs="Arial Narrow"/>
+          <w:color w:val="000000"/>
+          <w:kern w:val="0"/>
+          <w:lang w:eastAsia="es-PE"/>
+          <ns2:ligatures ns2:val="none"/>
+        </w:rPr>
+        <w:t xml:space="preserve"> </w:t>
+      </w:r>
+      <w:bookmarkStart w:id="23" w:name="_Hlk188286915"/>
+      <w:r>
+        <w:rPr>
+          <w:rFonts w:ascii="Arial Narrow" w:eastAsia="Arial Narrow" w:hAnsi="Arial Narrow" w:cs="Arial Narrow"/>
+          <w:color w:val="000000"/>
+          <w:kern w:val="0"/>
+          <w:lang w:eastAsia="es-PE"/>
+          <ns2:ligatures ns2:val="none"/>
+        </w:rPr>
+        <w:t xml:space="preserve">informar a las partes que el artículo 110 de la Ley </w:t>
+      </w:r>
       <w:r>
         <w:rPr>
           <w:rFonts w:ascii="Arial Narrow" w:eastAsia="Times New Roman" w:hAnsi="Arial Narrow" w:cs="Times New Roman"/>
-          <w:color w:val="000000"/>
           <w:kern w:val="0"/>
           <w:shd w:val="clear" w:color="auto" w:fill="FFFFFF"/>
           <w:lang w:eastAsia="es-PE"/>
-          <w14:ligatures w14:val="none"/>
-        </w:rPr>
-        <w:t>Pacífico Compañía de Seguros y Reaseguros S.A.</w:t>
-      </w:r>
-      <w:r>
-        <w:rPr>
-          <w:rFonts w:ascii="Arial Narrow" w:eastAsia="Arial Narrow" w:hAnsi="Arial Narrow" w:cs="Arial Narrow"/>
-          <w:color w:val="000000"/>
-          <w:kern w:val="0"/>
-          <w:lang w:eastAsia="es-PE"/>
-          <w14:ligatures w14:val="none"/>
-        </w:rPr>
-        <w:t>,</w:t>
-      </w:r>
-      <w:r>
-        <w:rPr>
-          <w:rFonts w:ascii="Arial Narrow" w:eastAsia="Arial Narrow" w:hAnsi="Arial Narrow" w:cs="Arial Narrow"/>
-          <w:color w:val="000000"/>
-          <w:kern w:val="0"/>
-          <w:lang w:eastAsia="es-PE"/>
-          <w14:ligatures w14:val="none"/>
-        </w:rPr>
-        <w:t xml:space="preserve"> para que, de conformidad con lo dispuesto por el artículo 26 de la Ley sobre Facultades, Normas y Organización del Indecopi, aprobada por Decreto Legislativo 807, presente sus descargos en un plazo no mayor de cinco (5) días hábiles contados desde la notificación. </w:t>
-      </w:r>
-    </w:p>
-    <w:p>
-      <w:pPr>
-        <w:spacing w:after="0" w:line="240" w:lineRule="auto"/>
-        <w:jc w:val="both"/>
-        <w:rPr>
-          <w:rFonts w:ascii="Arial Narrow" w:eastAsia="Arial Narrow" w:hAnsi="Arial Narrow" w:cs="Arial Narrow"/>
-          <w:color w:val="000000"/>
-          <w:kern w:val="0"/>
-          <w:lang w:eastAsia="es-PE"/>
-          <w14:ligatures w14:val="none"/>
-        </w:rPr>
-      </w:pPr>
-    </w:p>
-    <w:p>
-      <w:pPr>
-        <w:spacing w:after="0" w:line="240" w:lineRule="auto"/>
-        <w:jc w:val="both"/>
-        <w:rPr>
-          <w:rFonts w:ascii="Arial Narrow" w:eastAsia="Times New Roman" w:hAnsi="Arial Narrow" w:cs="Arial"/>
-          <w:color w:val="000000"/>
-          <w:kern w:val="0"/>
-          <w:lang w:val="es-ES" w:eastAsia="es-ES"/>
-          <w14:ligatures w14:val="none"/>
-        </w:rPr>
-      </w:pPr>
-      <w:r>
-        <w:rPr>
-          <w:rFonts w:ascii="Arial Narrow" w:eastAsia="Arial Narrow" w:hAnsi="Arial Narrow" w:cs="Arial Narrow"/>
-          <w:b/>
-          <w:color w:val="000000"/>
-          <w:kern w:val="0"/>
-          <w:lang w:eastAsia="es-PE"/>
-          <w14:ligatures w14:val="none"/>
-        </w:rPr>
-        <w:t xml:space="preserve">QUINTO: </w:t>
-      </w:r>
-      <w:bookmarkStart w:id="21" w:name="_Hlk188286813"/>
-      <w:r>
-        <w:rPr>
-          <w:rFonts w:ascii="Arial Narrow" w:eastAsia="Times New Roman" w:hAnsi="Arial Narrow" w:cs="Arial"/>
-          <w:color w:val="000000"/>
-          <w:kern w:val="0"/>
-          <w:lang w:eastAsia="es-ES"/>
-          <w14:ligatures w14:val="none"/>
-        </w:rPr>
-        <w:t xml:space="preserve">requerir </w:t>
-      </w:r>
-      <w:r>
-        <w:rPr>
-          <w:rFonts w:ascii="Arial Narrow" w:eastAsia="Times New Roman" w:hAnsi="Arial Narrow" w:cs="Arial"/>
-          <w:color w:val="000000"/>
-          <w:kern w:val="0"/>
-          <w:lang w:val="es-ES" w:eastAsia="es-ES"/>
-          <w14:ligatures w14:val="none"/>
-        </w:rPr>
-        <w:t xml:space="preserve">que, en un </w:t>
-      </w:r>
-      <w:r>
-        <w:rPr>
-          <w:rFonts w:ascii="Arial Narrow" w:eastAsia="Times New Roman" w:hAnsi="Arial Narrow" w:cs="Arial"/>
-          <w:color w:val="000000"/>
-          <w:kern w:val="0"/>
-          <w:lang w:eastAsia="es-ES"/>
-          <w14:ligatures w14:val="none"/>
-        </w:rPr>
-        <w:t>plazo no mayor de cinco (5) días hábiles contado a partir del día siguiente de la notificación de la presente resolución</w:t>
-      </w:r>
-      <w:bookmarkEnd w:id="21"/>
-      <w:r>
-        <w:rPr>
-          <w:rFonts w:ascii="Arial Narrow" w:eastAsia="Times New Roman" w:hAnsi="Arial Narrow" w:cs="Arial"/>
-          <w:color w:val="000000"/>
-          <w:kern w:val="0"/>
-          <w:lang w:eastAsia="es-ES"/>
-          <w14:ligatures w14:val="none"/>
-        </w:rPr>
-        <w:t xml:space="preserve">, </w:t>
-      </w:r>
-      <w:bookmarkStart w:id="22" w:name="_Hlk188286828"/>
-      <w:r>
-        <w:rPr>
-          <w:rFonts w:ascii="Arial Narrow" w:eastAsia="Times New Roman" w:hAnsi="Arial Narrow" w:cs="Times New Roman"/>
-          <w:color w:val="000000"/>
-          <w:kern w:val="0"/>
-          <w:shd w:val="clear" w:color="auto" w:fill="FFFFFF"/>
-          <w:lang w:eastAsia="es-PE"/>
-          <w14:ligatures w14:val="none"/>
-        </w:rPr>
-        <w:t>el proveedor denunciado</w:t>
-      </w:r>
-      <w:r>
-        <w:rPr>
-          <w:rFonts w:ascii="Arial Narrow" w:eastAsia="Times New Roman" w:hAnsi="Arial Narrow" w:cs="Arial"/>
-          <w:color w:val="000000"/>
-          <w:kern w:val="0"/>
-          <w:lang w:eastAsia="es-ES"/>
-          <w14:ligatures w14:val="none"/>
-        </w:rPr>
-        <w:t xml:space="preserve"> </w:t>
-      </w:r>
-      <w:bookmarkEnd w:id="22"/>
-      <w:r>
-        <w:rPr>
-          <w:rFonts w:ascii="Arial Narrow" w:eastAsia="Times New Roman" w:hAnsi="Arial Narrow" w:cs="Arial"/>
-          <w:color w:val="000000"/>
-          <w:kern w:val="0"/>
-          <w:lang w:val="es-ES" w:eastAsia="es-ES"/>
-          <w14:ligatures w14:val="none"/>
-        </w:rPr>
-        <w:t xml:space="preserve">cumpla con: </w:t>
-      </w:r>
-      <w:r>
-        <w:rPr>
-          <w:rFonts w:ascii="Arial Narrow" w:eastAsia="Times New Roman" w:hAnsi="Arial Narrow" w:cs="Arial"/>
-          <w:color w:val="000000"/>
-          <w:kern w:val="0"/>
-          <w:lang w:val="es-ES" w:eastAsia="es-ES"/>
-          <w14:ligatures w14:val="none"/>
-        </w:rPr>
-        <w:t>(i) presentar una copia completa, legible y debidamente suscrita de la Póliza 1000001429 del Seguro de Protección de Tarjetas, así como el cargo de remisión de la póliza; (</w:t>
-      </w:r>
-      <w:proofErr w:type="spellStart"/>
-      <w:r>
-        <w:rPr>
-          <w:rFonts w:ascii="Arial Narrow" w:eastAsia="Times New Roman" w:hAnsi="Arial Narrow" w:cs="Arial"/>
-          <w:color w:val="000000"/>
-          <w:kern w:val="0"/>
-          <w:lang w:val="es-ES" w:eastAsia="es-ES"/>
-          <w14:ligatures w14:val="none"/>
-        </w:rPr>
-        <w:t>ii</w:t>
-      </w:r>
-      <w:proofErr w:type="spellEnd"/>
-      <w:r>
-        <w:rPr>
-          <w:rFonts w:ascii="Arial Narrow" w:eastAsia="Times New Roman" w:hAnsi="Arial Narrow" w:cs="Arial"/>
-          <w:color w:val="000000"/>
-          <w:kern w:val="0"/>
-          <w:lang w:val="es-ES" w:eastAsia="es-ES"/>
-          <w14:ligatures w14:val="none"/>
-        </w:rPr>
-        <w:t>) presentar los medios probatorios que acrediten que atendió de manera adecuada la solicitud de otorgamiento de cobertura presentada por la parte denunciante; y, (</w:t>
-      </w:r>
-      <w:proofErr w:type="spellStart"/>
-      <w:r>
-        <w:rPr>
-          <w:rFonts w:ascii="Arial Narrow" w:eastAsia="Times New Roman" w:hAnsi="Arial Narrow" w:cs="Arial"/>
-          <w:color w:val="000000"/>
-          <w:kern w:val="0"/>
-          <w:lang w:val="es-ES" w:eastAsia="es-ES"/>
-          <w14:ligatures w14:val="none"/>
-        </w:rPr>
-        <w:t>iii</w:t>
-      </w:r>
-      <w:proofErr w:type="spellEnd"/>
-      <w:r>
-        <w:rPr>
-          <w:rFonts w:ascii="Arial Narrow" w:eastAsia="Times New Roman" w:hAnsi="Arial Narrow" w:cs="Arial"/>
-          <w:color w:val="000000"/>
-          <w:kern w:val="0"/>
-          <w:lang w:val="es-ES" w:eastAsia="es-ES"/>
-          <w14:ligatures w14:val="none"/>
-        </w:rPr>
-        <w:t>) presentar todas las comunicaciones cursadas con la parte denunciante en virtud de los hechos materia de denuncia</w:t>
-      </w:r>
-      <w:r>
-        <w:rPr>
-          <w:rFonts w:ascii="Arial Narrow" w:eastAsia="Times New Roman" w:hAnsi="Arial Narrow" w:cs="Arial"/>
-          <w:color w:val="000000"/>
-          <w:kern w:val="0"/>
-          <w:lang w:val="es-ES" w:eastAsia="es-ES"/>
-          <w14:ligatures w14:val="none"/>
-        </w:rPr>
-        <w:t>.</w:t>
-      </w:r>
-    </w:p>
-    <w:p>
-      <w:pPr>
-        <w:spacing w:after="0" w:line="240" w:lineRule="auto"/>
-        <w:jc w:val="both"/>
-        <w:rPr>
-          <w:rFonts w:ascii="Arial Narrow" w:eastAsia="Arial Narrow" w:hAnsi="Arial Narrow" w:cs="Arial Narrow"/>
-          <w:b/>
-          <w:color w:val="000000"/>
-          <w:kern w:val="0"/>
-          <w:lang w:val="es-ES" w:eastAsia="es-PE"/>
-          <w14:ligatures w14:val="none"/>
-        </w:rPr>
-      </w:pPr>
-    </w:p>
-    <w:p>
-      <w:pPr>
-        <w:spacing w:after="0" w:line="240" w:lineRule="auto"/>
-        <w:jc w:val="both"/>
-        <w:rPr>
-          <w:rFonts w:ascii="Arial Narrow" w:eastAsia="Arial Narrow" w:hAnsi="Arial Narrow" w:cs="Arial Narrow"/>
-          <w:color w:val="000000"/>
-          <w:kern w:val="0"/>
-          <w:lang w:eastAsia="es-PE"/>
-          <w14:ligatures w14:val="none"/>
-        </w:rPr>
-      </w:pPr>
-      <w:r>
-        <w:rPr>
-          <w:rFonts w:ascii="Arial Narrow" w:eastAsia="Arial Narrow" w:hAnsi="Arial Narrow" w:cs="Arial Narrow"/>
-          <w:b/>
-          <w:color w:val="000000"/>
-          <w:kern w:val="0"/>
-          <w:lang w:eastAsia="es-PE"/>
-          <w14:ligatures w14:val="none"/>
-        </w:rPr>
-        <w:t>SEXTO:</w:t>
-      </w:r>
-      <w:r>
-        <w:rPr>
-          <w:rFonts w:ascii="Arial Narrow" w:eastAsia="Arial Narrow" w:hAnsi="Arial Narrow" w:cs="Arial Narrow"/>
-          <w:color w:val="000000"/>
-          <w:kern w:val="0"/>
-          <w:lang w:eastAsia="es-PE"/>
-          <w14:ligatures w14:val="none"/>
-        </w:rPr>
-        <w:t xml:space="preserve"> </w:t>
-      </w:r>
-      <w:bookmarkStart w:id="23" w:name="_Hlk188286915"/>
-      <w:r>
-        <w:rPr>
-          <w:rFonts w:ascii="Arial Narrow" w:eastAsia="Arial Narrow" w:hAnsi="Arial Narrow" w:cs="Arial Narrow"/>
-          <w:color w:val="000000"/>
-          <w:kern w:val="0"/>
-          <w:lang w:eastAsia="es-PE"/>
-          <w14:ligatures w14:val="none"/>
-        </w:rPr>
-        <w:t xml:space="preserve">informar a las partes que el artículo 110 de la Ley </w:t>
-      </w:r>
-      <w:r>
-        <w:rPr>
-          <w:rFonts w:ascii="Arial Narrow" w:eastAsia="Times New Roman" w:hAnsi="Arial Narrow" w:cs="Times New Roman"/>
-          <w:kern w:val="0"/>
-          <w:shd w:val="clear" w:color="auto" w:fill="FFFFFF"/>
-          <w:lang w:eastAsia="es-PE"/>
-          <w14:ligatures w14:val="none"/>
+          <ns2:ligatures ns2:val="none"/>
         </w:rPr>
         <w:t>29571</w:t>
       </w:r>
@@ -3979,7 +3896,7 @@
           <w:color w:val="000000"/>
           <w:kern w:val="0"/>
           <w:lang w:eastAsia="es-PE"/>
-          <w14:ligatures w14:val="none"/>
+          <ns2:ligatures ns2:val="none"/>
         </w:rPr>
         <w:t>, Código de Protección y Defensa del Consumidor</w:t>
       </w:r>
@@ -3991,7 +3908,7 @@
           <w:kern w:val="0"/>
           <w:vertAlign w:val="superscript"/>
           <w:lang w:eastAsia="es-PE"/>
-          <w14:ligatures w14:val="none"/>
+          <ns2:ligatures ns2:val="none"/>
         </w:rPr>
         <w:footnoteReference w:id="10"/>
       </w:r>
@@ -4001,7 +3918,7 @@
           <w:color w:val="000000"/>
           <w:kern w:val="0"/>
           <w:lang w:eastAsia="es-PE"/>
-          <w14:ligatures w14:val="none"/>
+          <ns2:ligatures ns2:val="none"/>
         </w:rPr>
         <w:t>, faculta a la Comisión a calificar las infracciones de la referida norma como leves, graves o muy graves e imponer sanciones que van desde una amonestación hasta una multa por un máximo de 450 Unidades Impositivas Tributarias, sin perjuicio de las medidas correctivas, reparadoras y complementarias, que puedan ordenarse de acuerdo a lo estipulado en los artículos 114, 115 y 116 de la referida norma</w:t>
       </w:r>
@@ -4013,7 +3930,7 @@
           <w:kern w:val="0"/>
           <w:vertAlign w:val="superscript"/>
           <w:lang w:eastAsia="es-PE"/>
-          <w14:ligatures w14:val="none"/>
+          <ns2:ligatures ns2:val="none"/>
         </w:rPr>
         <w:footnoteReference w:id="11"/>
       </w:r>
@@ -4023,7 +3940,7 @@
           <w:color w:val="000000"/>
           <w:kern w:val="0"/>
           <w:lang w:eastAsia="es-PE"/>
-          <w14:ligatures w14:val="none"/>
+          <ns2:ligatures ns2:val="none"/>
         </w:rPr>
         <w:t xml:space="preserve">. </w:t>
       </w:r>
@@ -4034,7 +3951,7 @@
           <w:color w:val="000000"/>
           <w:kern w:val="0"/>
           <w:lang w:eastAsia="es-PE"/>
-          <w14:ligatures w14:val="none"/>
+          <ns2:ligatures ns2:val="none"/>
         </w:rPr>
         <w:lastRenderedPageBreak/>
         <w:t>Asimismo, se consideran circunstancias atenuantes para la graduación de la sanción, el allanamiento de la denuncia o el reconocimiento de las pretensiones en ella contenidas, de acuerdo con el artículo 112 del Código</w:t>
@@ -4047,7 +3964,7 @@
           <w:kern w:val="0"/>
           <w:vertAlign w:val="superscript"/>
           <w:lang w:eastAsia="es-PE"/>
-          <w14:ligatures w14:val="none"/>
+          <ns2:ligatures ns2:val="none"/>
         </w:rPr>
         <w:footnoteReference w:id="12"/>
       </w:r>
@@ -4057,12 +3974,12 @@
           <w:color w:val="000000"/>
           <w:kern w:val="0"/>
           <w:lang w:eastAsia="es-PE"/>
-          <w14:ligatures w14:val="none"/>
+          <ns2:ligatures ns2:val="none"/>
         </w:rPr>
         <w:t>.</w:t>
       </w:r>
     </w:p>
-    <w:p>
+    <w:p ns2:paraId="1CC114EB" ns2:textId="27EE39A5">
       <w:pPr>
         <w:shd w:val="clear" w:color="auto" w:fill="FFFFFF"/>
         <w:spacing w:after="0" w:line="240" w:lineRule="auto"/>
@@ -4072,17 +3989,17 @@
           <w:color w:val="000000"/>
           <w:kern w:val="0"/>
           <w:lang w:eastAsia="es-PE"/>
-          <w14:ligatures w14:val="none"/>
-        </w:rPr>
-      </w:pPr>
-      <w:r>
-        <w:rPr>
-          <w:rFonts w:ascii="Arial Narrow" w:eastAsia="Arial Narrow" w:hAnsi="Arial Narrow" w:cs="Arial Narrow"/>
-          <w:b/>
-          <w:color w:val="000000"/>
-          <w:kern w:val="0"/>
-          <w:lang w:eastAsia="es-PE"/>
-          <w14:ligatures w14:val="none"/>
+          <ns2:ligatures ns2:val="none"/>
+        </w:rPr>
+      </w:pPr>
+      <w:r>
+        <w:rPr>
+          <w:rFonts w:ascii="Arial Narrow" w:eastAsia="Arial Narrow" w:hAnsi="Arial Narrow" w:cs="Arial Narrow"/>
+          <w:b/>
+          <w:color w:val="000000"/>
+          <w:kern w:val="0"/>
+          <w:lang w:eastAsia="es-PE"/>
+          <ns2:ligatures ns2:val="none"/>
         </w:rPr>
         <w:lastRenderedPageBreak/>
         <w:t>SÉTIMO:</w:t>
@@ -4093,12 +4010,12 @@
           <w:color w:val="000000"/>
           <w:kern w:val="0"/>
           <w:lang w:eastAsia="es-PE"/>
-          <w14:ligatures w14:val="none"/>
+          <ns2:ligatures ns2:val="none"/>
         </w:rPr>
         <w:t xml:space="preserve"> informar a las partes que conforme a lo establecido en el artículo 39 de la Ley sobre Facultades, Normas y Organización del Indecopi, aprobada por Decreto Legislativo 807, los gastos por los peritajes realizados, actuación de pruebas, inspecciones y otros derivados de la tramitación del proceso serán de cargo de la parte que solicita la prueba, salvo pacto en contrario. En todos los casos, la resolución final determinará si los gastos deben ser asumidos por alguna de las partes, o reembolsados a la otra parte o al Indecopi, según sea el caso, de manera adicional a la sanción que haya podido imponerse. </w:t>
       </w:r>
     </w:p>
-    <w:p>
+    <w:p ns2:paraId="364C4B19" ns2:textId="77777777">
       <w:pPr>
         <w:shd w:val="clear" w:color="auto" w:fill="FFFFFF"/>
         <w:spacing w:after="0" w:line="240" w:lineRule="auto"/>
@@ -4108,11 +4025,11 @@
           <w:color w:val="000000"/>
           <w:kern w:val="0"/>
           <w:lang w:eastAsia="es-PE"/>
-          <w14:ligatures w14:val="none"/>
-        </w:rPr>
-      </w:pPr>
-    </w:p>
-    <w:p>
+          <ns2:ligatures ns2:val="none"/>
+        </w:rPr>
+      </w:pPr>
+    </w:p>
+    <w:p ns2:paraId="27E9BBC0" ns2:textId="79262C3B">
       <w:pPr>
         <w:suppressAutoHyphens/>
         <w:spacing w:after="0" w:line="240" w:lineRule="auto"/>
@@ -4121,7 +4038,7 @@
           <w:rFonts w:ascii="Arial Narrow" w:eastAsia="Calibri" w:hAnsi="Arial Narrow" w:cs="Arial"/>
           <w:kern w:val="0"/>
           <w:u w:val="single"/>
-          <w14:ligatures w14:val="none"/>
+          <ns2:ligatures ns2:val="none"/>
         </w:rPr>
       </w:pPr>
       <w:r>
@@ -4130,7 +4047,7 @@
           <w:b/>
           <w:bCs/>
           <w:kern w:val="0"/>
-          <w14:ligatures w14:val="none"/>
+          <ns2:ligatures ns2:val="none"/>
         </w:rPr>
         <w:t>OCTAVO</w:t>
       </w:r>
@@ -4139,7 +4056,7 @@
           <w:rFonts w:ascii="Arial Narrow" w:eastAsia="Calibri" w:hAnsi="Arial Narrow" w:cs="Arial"/>
           <w:b/>
           <w:kern w:val="0"/>
-          <w14:ligatures w14:val="none"/>
+          <ns2:ligatures ns2:val="none"/>
         </w:rPr>
         <w:t>:</w:t>
       </w:r>
@@ -4147,7 +4064,7 @@
         <w:rPr>
           <w:rFonts w:ascii="Arial Narrow" w:eastAsia="Calibri" w:hAnsi="Arial Narrow" w:cs="Arial"/>
           <w:kern w:val="0"/>
-          <w14:ligatures w14:val="none"/>
+          <ns2:ligatures ns2:val="none"/>
         </w:rPr>
         <w:t xml:space="preserve"> comunicar a las partes que, </w:t>
       </w:r>
@@ -4156,7 +4073,7 @@
         <w:rPr>
           <w:rFonts w:ascii="Arial Narrow" w:eastAsia="Calibri" w:hAnsi="Arial Narrow" w:cs="Arial"/>
           <w:kern w:val="0"/>
-          <w14:ligatures w14:val="none"/>
+          <ns2:ligatures ns2:val="none"/>
         </w:rPr>
         <w:t>de acuerdo a</w:t>
       </w:r>
@@ -4165,7 +4082,7 @@
         <w:rPr>
           <w:rFonts w:ascii="Arial Narrow" w:eastAsia="Calibri" w:hAnsi="Arial Narrow" w:cs="Arial"/>
           <w:kern w:val="0"/>
-          <w14:ligatures w14:val="none"/>
+          <ns2:ligatures ns2:val="none"/>
         </w:rPr>
         <w:t xml:space="preserve"> lo señalado por el artículo 29 del Decreto </w:t>
       </w:r>
@@ -4174,7 +4091,7 @@
         <w:rPr>
           <w:rFonts w:ascii="Arial Narrow" w:eastAsia="Calibri" w:hAnsi="Arial Narrow" w:cs="Arial"/>
           <w:kern w:val="0"/>
-          <w14:ligatures w14:val="none"/>
+          <ns2:ligatures ns2:val="none"/>
         </w:rPr>
         <w:t>Legislativo 807</w:t>
       </w:r>
@@ -4185,7 +4102,7 @@
           <w:rFonts w:ascii="Arial Narrow" w:eastAsia="Calibri" w:hAnsi="Arial Narrow" w:cs="Arial"/>
           <w:kern w:val="0"/>
           <w:vertAlign w:val="superscript"/>
-          <w14:ligatures w14:val="none"/>
+          <ns2:ligatures ns2:val="none"/>
         </w:rPr>
         <w:footnoteReference w:id="13"/>
       </w:r>
@@ -4193,7 +4110,7 @@
         <w:rPr>
           <w:rFonts w:ascii="Arial Narrow" w:eastAsia="Calibri" w:hAnsi="Arial Narrow" w:cs="Arial"/>
           <w:kern w:val="0"/>
-          <w14:ligatures w14:val="none"/>
+          <ns2:ligatures ns2:val="none"/>
         </w:rPr>
         <w:t xml:space="preserve">, hasta antes de la emisión de la Resolución Final tienen la posibilidad de solicitar una audiencia de conciliación. En caso deleguen a favor de una tercera persona su actuación en la diligencia programada, esta deberá presentar un poder especial con firma legalizada ante Notario Público, donde conste </w:t>
       </w:r>
@@ -4202,7 +4119,7 @@
           <w:rFonts w:ascii="Arial Narrow" w:eastAsia="Calibri" w:hAnsi="Arial Narrow" w:cs="Arial"/>
           <w:kern w:val="0"/>
           <w:u w:val="single"/>
-          <w14:ligatures w14:val="none"/>
+          <ns2:ligatures ns2:val="none"/>
         </w:rPr>
         <w:t>expresamente su facultad para asistir y conciliar en su representación</w:t>
       </w:r>
@@ -4211,7 +4128,7 @@
           <w:rFonts w:ascii="Arial Narrow" w:eastAsia="Calibri" w:hAnsi="Arial Narrow" w:cs="Arial"/>
           <w:bCs/>
           <w:kern w:val="0"/>
-          <w14:ligatures w14:val="none"/>
+          <ns2:ligatures ns2:val="none"/>
         </w:rPr>
         <w:t>.</w:t>
       </w:r>
@@ -4221,7 +4138,7 @@
           <w:b/>
           <w:bCs/>
           <w:kern w:val="0"/>
-          <w14:ligatures w14:val="none"/>
+          <ns2:ligatures ns2:val="none"/>
         </w:rPr>
         <w:t xml:space="preserve"> </w:t>
       </w:r>
@@ -4230,12 +4147,12 @@
           <w:rFonts w:ascii="Arial Narrow" w:eastAsia="Calibri" w:hAnsi="Arial Narrow" w:cs="Arial"/>
           <w:kern w:val="0"/>
           <w:u w:val="single"/>
-          <w14:ligatures w14:val="none"/>
+          <ns2:ligatures ns2:val="none"/>
         </w:rPr>
         <w:t xml:space="preserve">Ello bajo apercibimiento de no realizar la audiencia de conciliación y levantar el acta de inasistencia correspondiente. </w:t>
       </w:r>
     </w:p>
-    <w:p>
+    <w:p ns2:paraId="4CD47B08" ns2:textId="77777777">
       <w:pPr>
         <w:suppressAutoHyphens/>
         <w:spacing w:after="0" w:line="240" w:lineRule="auto"/>
@@ -4244,11 +4161,11 @@
           <w:rFonts w:ascii="Arial Narrow" w:eastAsia="Calibri" w:hAnsi="Arial Narrow" w:cs="Arial"/>
           <w:kern w:val="0"/>
           <w:u w:val="single"/>
-          <w14:ligatures w14:val="none"/>
-        </w:rPr>
-      </w:pPr>
-    </w:p>
-    <w:p>
+          <ns2:ligatures ns2:val="none"/>
+        </w:rPr>
+      </w:pPr>
+    </w:p>
+    <w:p ns2:paraId="0E80CA49" ns2:textId="77777777">
       <w:pPr>
         <w:suppressAutoHyphens/>
         <w:spacing w:after="0" w:line="240" w:lineRule="auto"/>
@@ -4258,7 +4175,7 @@
           <w:color w:val="000000"/>
           <w:kern w:val="0"/>
           <w:lang w:eastAsia="es-PE"/>
-          <w14:ligatures w14:val="none"/>
+          <ns2:ligatures ns2:val="none"/>
         </w:rPr>
       </w:pPr>
       <w:r>
@@ -4268,7 +4185,7 @@
           <w:color w:val="000000"/>
           <w:kern w:val="0"/>
           <w:lang w:eastAsia="es-PE"/>
-          <w14:ligatures w14:val="none"/>
+          <ns2:ligatures ns2:val="none"/>
         </w:rPr>
         <w:t>NOVENO:</w:t>
       </w:r>
@@ -4278,14 +4195,14 @@
           <w:color w:val="000000"/>
           <w:kern w:val="0"/>
           <w:lang w:eastAsia="es-PE"/>
-          <w14:ligatures w14:val="none"/>
+          <ns2:ligatures ns2:val="none"/>
         </w:rPr>
         <w:t xml:space="preserve"> poner en conocimiento de las partes que, antes de la emisión de la Resolución Final, tienen la posibilidad de formular su desistimiento o presentar el acuerdo arribado mediante la conciliación, mediación, transacción o cualquier otro que, de forma indubitable, deje constancia que se ha solucionado la controversia materia de denuncia.</w:t>
       </w:r>
       <w:bookmarkStart w:id="24" w:name="h.gjdgxs" w:colFirst="0" w:colLast="0"/>
       <w:bookmarkEnd w:id="24"/>
     </w:p>
-    <w:p>
+    <w:p ns2:paraId="7DDD06F7" ns2:textId="77777777">
       <w:pPr>
         <w:suppressAutoHyphens/>
         <w:spacing w:after="0" w:line="240" w:lineRule="auto"/>
@@ -4295,11 +4212,11 @@
           <w:color w:val="000000"/>
           <w:kern w:val="0"/>
           <w:lang w:eastAsia="es-PE"/>
-          <w14:ligatures w14:val="none"/>
-        </w:rPr>
-      </w:pPr>
-    </w:p>
-    <w:p>
+          <ns2:ligatures ns2:val="none"/>
+        </w:rPr>
+      </w:pPr>
+    </w:p>
+    <w:p ns2:paraId="61F34625" ns2:textId="3E80184D">
       <w:pPr>
         <w:suppressAutoHyphens/>
         <w:spacing w:after="0" w:line="240" w:lineRule="auto"/>
@@ -4322,7 +4239,7 @@
           <w:b/>
           <w:spacing w:val="-3"/>
           <w:kern w:val="0"/>
-          <w14:ligatures w14:val="none"/>
+          <ns2:ligatures ns2:val="none"/>
         </w:rPr>
         <w:t/>
       </w:r>
@@ -4332,7 +4249,7 @@
           <w:bCs/>
           <w:spacing w:val="-3"/>
           <w:kern w:val="0"/>
-          <w14:ligatures w14:val="none"/>
+          <ns2:ligatures ns2:val="none"/>
         </w:rPr>
         <w:t xml:space="preserve"/>
       </w:r>
@@ -4342,7 +4259,7 @@
           <w:bCs/>
           <w:spacing w:val="-3"/>
           <w:kern w:val="0"/>
-          <w14:ligatures w14:val="none"/>
+          <ns2:ligatures ns2:val="none"/>
         </w:rPr>
         <w:t xml:space="preserve"/>
       </w:r>
@@ -4353,7 +4270,7 @@
           <w:kern w:val="0"/>
           <w:shd w:val="clear" w:color="auto" w:fill="FFFFFF"/>
           <w:lang w:eastAsia="es-PE"/>
-          <w14:ligatures w14:val="none"/>
+          <ns2:ligatures ns2:val="none"/>
         </w:rPr>
         <w:t xml:space="preserve"/>
       </w:r>
@@ -4365,7 +4282,7 @@
           <w:kern w:val="0"/>
           <w:shd w:val="clear" w:color="auto" w:fill="FFFFFF"/>
           <w:lang w:eastAsia="es-PE"/>
-          <w14:ligatures w14:val="none"/>
+          <ns2:ligatures ns2:val="none"/>
         </w:rPr>
         <w:t/>
       </w:r>
@@ -4377,7 +4294,7 @@
           <w:kern w:val="0"/>
           <w:shd w:val="clear" w:color="auto" w:fill="FFFFFF"/>
           <w:lang w:eastAsia="es-PE"/>
-          <w14:ligatures w14:val="none"/>
+          <ns2:ligatures ns2:val="none"/>
         </w:rPr>
         <w:t xml:space="preserve"/>
       </w:r>
@@ -4431,7 +4348,7 @@
         <w:t/>
       </w:r>
     </w:p>
-    <w:p>
+    <w:p ns2:paraId="083D8417" ns2:textId="75430DFF">
       <w:pPr>
         <w:suppressAutoHyphens/>
         <w:spacing w:after="0" w:line="240" w:lineRule="auto"/>
@@ -4511,36 +4428,36 @@
       <w:bookmarkStart w:id="25" w:name="_Hlk198890962"/>
     </w:p>
     <w:bookmarkEnd w:id="25"/>
-    <w:p>
-      <w:pPr>
-        <w:spacing w:after="0" w:line="240" w:lineRule="auto"/>
-        <w:jc w:val="both"/>
-        <w:rPr>
-          <w:rFonts w:ascii="Arial Narrow" w:eastAsia="Arial Narrow" w:hAnsi="Arial Narrow" w:cs="Arial Narrow"/>
-          <w:b/>
-          <w:color w:val="000000"/>
-          <w:kern w:val="0"/>
-          <w:lang w:eastAsia="es-PE"/>
-          <w14:ligatures w14:val="none"/>
-        </w:rPr>
-      </w:pPr>
-    </w:p>
-    <w:p>
-      <w:pPr>
-        <w:spacing w:after="0" w:line="240" w:lineRule="auto"/>
-        <w:jc w:val="both"/>
-        <w:rPr>
-          <w:rFonts w:ascii="Arial Narrow" w:eastAsia="Arial Narrow" w:hAnsi="Arial Narrow" w:cs="Arial Narrow"/>
-          <w:b/>
-          <w:color w:val="000000"/>
-          <w:kern w:val="0"/>
-          <w:lang w:eastAsia="es-PE"/>
-          <w14:ligatures w14:val="none"/>
+    <w:p ns2:paraId="509D673B" ns2:textId="77777777">
+      <w:pPr>
+        <w:spacing w:after="0" w:line="240" w:lineRule="auto"/>
+        <w:jc w:val="both"/>
+        <w:rPr>
+          <w:rFonts w:ascii="Arial Narrow" w:eastAsia="Arial Narrow" w:hAnsi="Arial Narrow" w:cs="Arial Narrow"/>
+          <w:b/>
+          <w:color w:val="000000"/>
+          <w:kern w:val="0"/>
+          <w:lang w:eastAsia="es-PE"/>
+          <ns2:ligatures ns2:val="none"/>
+        </w:rPr>
+      </w:pPr>
+    </w:p>
+    <w:p ns2:paraId="418E1D52" ns2:textId="77777777">
+      <w:pPr>
+        <w:spacing w:after="0" w:line="240" w:lineRule="auto"/>
+        <w:jc w:val="both"/>
+        <w:rPr>
+          <w:rFonts w:ascii="Arial Narrow" w:eastAsia="Arial Narrow" w:hAnsi="Arial Narrow" w:cs="Arial Narrow"/>
+          <w:b/>
+          <w:color w:val="000000"/>
+          <w:kern w:val="0"/>
+          <w:lang w:eastAsia="es-PE"/>
+          <ns2:ligatures ns2:val="none"/>
         </w:rPr>
       </w:pPr>
     </w:p>
     <w:bookmarkEnd w:id="0"/>
-    <w:p>
+    <w:p ns2:paraId="2E71D930" ns2:textId="77777777">
       <w:pPr>
         <w:spacing w:after="0" w:line="240" w:lineRule="auto"/>
         <w:jc w:val="both"/>
@@ -4550,11 +4467,11 @@
           <w:color w:val="000000"/>
           <w:kern w:val="0"/>
           <w:lang w:val="es-ES" w:eastAsia="es-PE"/>
-          <w14:ligatures w14:val="none"/>
-        </w:rPr>
-      </w:pPr>
-    </w:p>
-    <w:p>
+          <ns2:ligatures ns2:val="none"/>
+        </w:rPr>
+      </w:pPr>
+    </w:p>
+    <w:p ns2:paraId="03CAC917" ns2:textId="77777777">
       <w:pPr>
         <w:shd w:val="clear" w:color="auto" w:fill="FFFFFF"/>
         <w:spacing w:after="0" w:line="240" w:lineRule="auto"/>
@@ -4576,7 +4493,7 @@
         <w:t xml:space="preserve">Firmado digitalmente por </w:t>
       </w:r>
     </w:p>
-    <w:p>
+    <w:p ns2:paraId="77B75AD1" ns2:textId="77777777">
       <w:pPr>
         <w:shd w:val="clear" w:color="auto" w:fill="FFFFFF"/>
         <w:spacing w:after="0" w:line="240" w:lineRule="auto"/>
@@ -4598,7 +4515,7 @@
         <w:t>EVELING ROA QUISPE</w:t>
       </w:r>
     </w:p>
-    <w:p>
+    <w:p ns2:paraId="679F0DF1" ns2:textId="77777777">
       <w:pPr>
         <w:shd w:val="clear" w:color="auto" w:fill="FFFFFF"/>
         <w:spacing w:after="0" w:line="240" w:lineRule="auto"/>
@@ -4620,7 +4537,7 @@
         <w:t>Secretaria Técnica</w:t>
       </w:r>
     </w:p>
-    <w:p>
+    <w:p ns2:paraId="13657175" ns2:textId="7B445C9A">
       <w:pPr>
         <w:shd w:val="clear" w:color="auto" w:fill="FFFFFF"/>
         <w:spacing w:after="0" w:line="240" w:lineRule="auto"/>
@@ -4642,7 +4559,7 @@
         <w:t>Comisión de Protección al Consumidor 1</w:t>
       </w:r>
     </w:p>
-    <w:p>
+    <w:p ns2:paraId="35BE4E13" ns2:textId="77777777">
       <w:pPr>
         <w:spacing w:after="0" w:line="240" w:lineRule="auto"/>
         <w:rPr>
@@ -4659,7 +4576,7 @@
         <w:t>LGP/JCQ</w:t>
       </w:r>
     </w:p>
-    <w:p>
+    <w:p ns2:paraId="4423ADE9" ns2:textId="77777777">
       <w:pPr>
         <w:spacing w:after="0" w:line="240" w:lineRule="auto"/>
         <w:rPr>
@@ -4667,14 +4584,14 @@
         </w:rPr>
       </w:pPr>
     </w:p>
-    <w:p>
+    <w:p ns2:paraId="74AAB5F4" ns2:textId="77777777">
       <w:pPr>
         <w:spacing w:after="0" w:line="240" w:lineRule="auto"/>
       </w:pPr>
     </w:p>
     <w:sectPr>
-      <w:headerReference w:type="default" r:id="rId8"/>
-      <w:footerReference w:type="default" r:id="rId9"/>
+      <w:headerReference w:type="default" ns3:id="rId8"/>
+      <w:footerReference w:type="default" ns3:id="rId9"/>
       <w:pgSz w:w="11906" w:h="16838"/>
       <w:pgMar w:top="1417" w:right="1701" w:bottom="1417" w:left="1701" w:header="708" w:footer="708" w:gutter="0"/>
       <w:cols w:space="708"/>
